--- a/通信ETF报告/通信ETFv2_0.7.docx
+++ b/通信ETF报告/通信ETFv2_0.7.docx
@@ -39,39 +39,7 @@
           <w:rFonts w:ascii="楷体" w:eastAsia="楷体" w:hAnsi="楷体" w:hint="eastAsia"/>
           <w:szCs w:val="22"/>
         </w:rPr>
-        <w:t>作为AI</w:t>
-      </w:r>
-      <w:proofErr w:type="gramStart"/>
-      <w:r>
-        <w:rPr>
-          <w:rFonts w:ascii="楷体" w:eastAsia="楷体" w:hAnsi="楷体" w:hint="eastAsia"/>
-          <w:szCs w:val="22"/>
-        </w:rPr>
-        <w:t>算力的</w:t>
-      </w:r>
-      <w:proofErr w:type="gramEnd"/>
-      <w:r>
-        <w:rPr>
-          <w:rFonts w:ascii="楷体" w:eastAsia="楷体" w:hAnsi="楷体" w:hint="eastAsia"/>
-          <w:szCs w:val="22"/>
-        </w:rPr>
-        <w:t>血管和神经，正逐渐</w:t>
-      </w:r>
-      <w:proofErr w:type="gramStart"/>
-      <w:r>
-        <w:rPr>
-          <w:rFonts w:ascii="楷体" w:eastAsia="楷体" w:hAnsi="楷体" w:hint="eastAsia"/>
-          <w:szCs w:val="22"/>
-        </w:rPr>
-        <w:t>成为算力基建</w:t>
-      </w:r>
-      <w:proofErr w:type="gramEnd"/>
-      <w:r>
-        <w:rPr>
-          <w:rFonts w:ascii="楷体" w:eastAsia="楷体" w:hAnsi="楷体" w:hint="eastAsia"/>
-          <w:szCs w:val="22"/>
-        </w:rPr>
-        <w:t>业务中高确定性，强爆发力的环节。可由于市场上暂无专门聚焦光</w:t>
+        <w:t>作为AI算力的血管和神经，正逐渐成为算力基建业务中高确定性，强爆发力的环节。可由于市场上暂无专门聚焦光</w:t>
       </w:r>
       <w:r>
         <w:rPr>
@@ -99,39 +67,7 @@
           <w:rFonts w:ascii="楷体" w:eastAsia="楷体" w:hAnsi="楷体" w:hint="eastAsia"/>
           <w:szCs w:val="22"/>
         </w:rPr>
-        <w:t>紧密</w:t>
-      </w:r>
-      <w:proofErr w:type="gramStart"/>
-      <w:r>
-        <w:rPr>
-          <w:rFonts w:ascii="楷体" w:eastAsia="楷体" w:hAnsi="楷体" w:hint="eastAsia"/>
-          <w:szCs w:val="22"/>
-        </w:rPr>
-        <w:t>贴合光</w:t>
-      </w:r>
-      <w:proofErr w:type="gramEnd"/>
-      <w:r>
-        <w:rPr>
-          <w:rFonts w:ascii="楷体" w:eastAsia="楷体" w:hAnsi="楷体" w:hint="eastAsia"/>
-          <w:szCs w:val="22"/>
-        </w:rPr>
-        <w:t>模块产业链。因此我们选择通信ETF作为跟踪光通信产业景气和</w:t>
-      </w:r>
-      <w:proofErr w:type="gramStart"/>
-      <w:r>
-        <w:rPr>
-          <w:rFonts w:ascii="楷体" w:eastAsia="楷体" w:hAnsi="楷体" w:hint="eastAsia"/>
-          <w:szCs w:val="22"/>
-        </w:rPr>
-        <w:t>波卓AI算力</w:t>
-      </w:r>
-      <w:proofErr w:type="gramEnd"/>
-      <w:r>
-        <w:rPr>
-          <w:rFonts w:ascii="楷体" w:eastAsia="楷体" w:hAnsi="楷体" w:hint="eastAsia"/>
-          <w:szCs w:val="22"/>
-        </w:rPr>
-        <w:t>硬件β的</w:t>
+        <w:t>紧密贴合光模块产业链。因此我们选择通信ETF作为跟踪光通信产业景气和波卓AI算力硬件β的</w:t>
       </w:r>
       <w:r>
         <w:rPr>
@@ -390,35 +326,7 @@
         <w:rPr>
           <w:rFonts w:hint="eastAsia"/>
         </w:rPr>
-        <w:t>自25Q1</w:t>
-      </w:r>
-      <w:proofErr w:type="gramStart"/>
-      <w:r>
-        <w:rPr>
-          <w:rFonts w:hint="eastAsia"/>
-        </w:rPr>
-        <w:t>国产算力崛起</w:t>
-      </w:r>
-      <w:proofErr w:type="gramEnd"/>
-      <w:r>
-        <w:rPr>
-          <w:rFonts w:hint="eastAsia"/>
-        </w:rPr>
-        <w:t>以来，</w:t>
-      </w:r>
-      <w:proofErr w:type="gramStart"/>
-      <w:r>
-        <w:rPr>
-          <w:rFonts w:hint="eastAsia"/>
-        </w:rPr>
-        <w:t>扣非归</w:t>
-      </w:r>
-      <w:proofErr w:type="gramEnd"/>
-      <w:r>
-        <w:rPr>
-          <w:rFonts w:hint="eastAsia"/>
-        </w:rPr>
-        <w:t>母增速常态化</w:t>
+        <w:t>自25Q1国产算力崛起以来，扣非归母增速常态化</w:t>
       </w:r>
       <w:r>
         <w:rPr>
@@ -449,16 +357,8 @@
         <w:rPr>
           <w:rFonts w:hint="eastAsia"/>
         </w:rPr>
-        <w:t>，25Q2为季度净</w:t>
+        <w:t>，25Q2为季度净利润扣非峰值</w:t>
       </w:r>
-      <w:proofErr w:type="gramStart"/>
-      <w:r>
-        <w:rPr>
-          <w:rFonts w:hint="eastAsia"/>
-        </w:rPr>
-        <w:t>利润扣非峰值</w:t>
-      </w:r>
-      <w:proofErr w:type="gramEnd"/>
       <w:r>
         <w:rPr>
           <w:rFonts w:hint="eastAsia"/>
@@ -472,47 +372,11 @@
           <w:rFonts w:hint="eastAsia"/>
         </w:rPr>
       </w:pPr>
-      <w:proofErr w:type="gramStart"/>
       <w:r>
         <w:rPr>
           <w:rFonts w:hint="eastAsia"/>
         </w:rPr>
-        <w:t>分板块</w:t>
-      </w:r>
-      <w:proofErr w:type="gramEnd"/>
-      <w:r>
-        <w:rPr>
-          <w:rFonts w:hint="eastAsia"/>
-        </w:rPr>
-        <w:t xml:space="preserve">来看，2025 </w:t>
-      </w:r>
-      <w:proofErr w:type="gramStart"/>
-      <w:r>
-        <w:rPr>
-          <w:rFonts w:hint="eastAsia"/>
-        </w:rPr>
-        <w:t>年营收</w:t>
-      </w:r>
-      <w:proofErr w:type="gramEnd"/>
-      <w:r>
-        <w:rPr>
-          <w:rFonts w:hint="eastAsia"/>
-        </w:rPr>
-        <w:t>同比增速前五的板块为光模块、通信 PCB、网络设备商、激光行业以及物联网模组及方案，</w:t>
-      </w:r>
-      <w:proofErr w:type="gramStart"/>
-      <w:r>
-        <w:rPr>
-          <w:rFonts w:hint="eastAsia"/>
-        </w:rPr>
-        <w:t>归母净利润</w:t>
-      </w:r>
-      <w:proofErr w:type="gramEnd"/>
-      <w:r>
-        <w:rPr>
-          <w:rFonts w:hint="eastAsia"/>
-        </w:rPr>
-        <w:t>增速前五的板块为光模块、通信 PCB、网络设备商、IDC、物联网模组及方案。</w:t>
+        <w:t>分板块来看，2025 年营收同比增速前五的板块为光模块、通信 PCB、网络设备商、激光行业以及物联网模组及方案，归母净利润增速前五的板块为光模块、通信 PCB、网络设备商、IDC、物联网模组及方案。</w:t>
       </w:r>
     </w:p>
     <w:p>
@@ -525,35 +389,7 @@
         <w:rPr>
           <w:rFonts w:hint="eastAsia"/>
         </w:rPr>
-        <w:t>2026Q1，光模块、通信 PCB、激光行业、光纤光缆、网络设备</w:t>
-      </w:r>
-      <w:proofErr w:type="gramStart"/>
-      <w:r>
-        <w:rPr>
-          <w:rFonts w:hint="eastAsia"/>
-        </w:rPr>
-        <w:t>商板块</w:t>
-      </w:r>
-      <w:proofErr w:type="gramEnd"/>
-      <w:r>
-        <w:rPr>
-          <w:rFonts w:hint="eastAsia"/>
-        </w:rPr>
-        <w:t>业绩高增，营收、</w:t>
-      </w:r>
-      <w:proofErr w:type="gramStart"/>
-      <w:r>
-        <w:rPr>
-          <w:rFonts w:hint="eastAsia"/>
-        </w:rPr>
-        <w:t>归母净利润</w:t>
-      </w:r>
-      <w:proofErr w:type="gramEnd"/>
-      <w:r>
-        <w:rPr>
-          <w:rFonts w:hint="eastAsia"/>
-        </w:rPr>
-        <w:t>同比增速均位列前五。板块主要受益于AI发展</w:t>
+        <w:t>2026Q1，光模块、通信 PCB、激光行业、光纤光缆、网络设备商板块业绩高增，营收、归母净利润同比增速均位列前五。板块主要受益于AI发展</w:t>
       </w:r>
     </w:p>
     <w:p>
@@ -1628,15 +1464,7 @@
               </w:rPr>
             </w:pPr>
             <w:r>
-              <w:t>2025</w:t>
-            </w:r>
-            <w:proofErr w:type="gramStart"/>
-            <w:r>
-              <w:t>扣非归</w:t>
-            </w:r>
-            <w:proofErr w:type="gramEnd"/>
-            <w:r>
-              <w:t>母(亿元)</w:t>
+              <w:t>2025扣非归母(亿元)</w:t>
             </w:r>
           </w:p>
         </w:tc>
@@ -1812,15 +1640,7 @@
               </w:rPr>
             </w:pPr>
             <w:r>
-              <w:t>2025</w:t>
-            </w:r>
-            <w:proofErr w:type="gramStart"/>
-            <w:r>
-              <w:t>扣非归</w:t>
-            </w:r>
-            <w:proofErr w:type="gramEnd"/>
-            <w:r>
-              <w:t>母YoY(%)</w:t>
+              <w:t>2025扣非归母YoY(%)</w:t>
             </w:r>
           </w:p>
         </w:tc>
@@ -2540,15 +2360,7 @@
               </w:rPr>
             </w:pPr>
             <w:r>
-              <w:t>2026Q1营收</w:t>
-            </w:r>
-            <w:proofErr w:type="spellStart"/>
-            <w:r>
-              <w:t>MoY</w:t>
-            </w:r>
-            <w:proofErr w:type="spellEnd"/>
-            <w:r>
-              <w:t>(%)</w:t>
+              <w:t>2026Q1营收MoY(%)</w:t>
             </w:r>
           </w:p>
         </w:tc>
@@ -2908,15 +2720,7 @@
               </w:rPr>
             </w:pPr>
             <w:r>
-              <w:t>2026Q1归母</w:t>
-            </w:r>
-            <w:proofErr w:type="spellStart"/>
-            <w:r>
-              <w:t>MoY</w:t>
-            </w:r>
-            <w:proofErr w:type="spellEnd"/>
-            <w:r>
-              <w:t>(%)</w:t>
+              <w:t>2026Q1归母MoY(%)</w:t>
             </w:r>
           </w:p>
         </w:tc>
@@ -3100,15 +2904,7 @@
               </w:rPr>
             </w:pPr>
             <w:r>
-              <w:t>2026Q1</w:t>
-            </w:r>
-            <w:proofErr w:type="gramStart"/>
-            <w:r>
-              <w:t>扣非归</w:t>
-            </w:r>
-            <w:proofErr w:type="gramEnd"/>
-            <w:r>
-              <w:t>母(亿元)</w:t>
+              <w:t>2026Q1扣非归母(亿元)</w:t>
             </w:r>
           </w:p>
         </w:tc>
@@ -3284,24 +3080,11 @@
               </w:rPr>
             </w:pPr>
             <w:r>
-              <w:t>2026Q1</w:t>
-            </w:r>
-            <w:proofErr w:type="gramStart"/>
-            <w:r>
-              <w:t>扣非归</w:t>
-            </w:r>
-            <w:proofErr w:type="gramEnd"/>
+              <w:t>2026Q1扣非归</w:t>
+            </w:r>
             <w:r>
               <w:lastRenderedPageBreak/>
-              <w:t>母</w:t>
-            </w:r>
-            <w:proofErr w:type="spellStart"/>
-            <w:r>
-              <w:t>MoY</w:t>
-            </w:r>
-            <w:proofErr w:type="spellEnd"/>
-            <w:r>
-              <w:t>(%)</w:t>
+              <w:t>母MoY(%)</w:t>
             </w:r>
           </w:p>
         </w:tc>
@@ -3667,15 +3450,7 @@
               </w:rPr>
             </w:pPr>
             <w:r>
-              <w:t>2026Q1毛利率</w:t>
-            </w:r>
-            <w:proofErr w:type="spellStart"/>
-            <w:r>
-              <w:t>MoY</w:t>
-            </w:r>
-            <w:proofErr w:type="spellEnd"/>
-            <w:r>
-              <w:t>(%)</w:t>
+              <w:t>2026Q1毛利率MoY(%)</w:t>
             </w:r>
           </w:p>
         </w:tc>
@@ -3853,21 +3628,7 @@
         <w:rPr>
           <w:rFonts w:hint="eastAsia"/>
         </w:rPr>
-        <w:t>数据来源：</w:t>
-      </w:r>
-      <w:proofErr w:type="gramStart"/>
-      <w:r>
-        <w:rPr>
-          <w:rFonts w:hint="eastAsia"/>
-        </w:rPr>
-        <w:t>国泰海通</w:t>
-      </w:r>
-      <w:proofErr w:type="gramEnd"/>
-      <w:r>
-        <w:rPr>
-          <w:rFonts w:hint="eastAsia"/>
-        </w:rPr>
-        <w:t>研究</w:t>
+        <w:t>数据来源：国泰海通研究</w:t>
       </w:r>
     </w:p>
     <w:p>
@@ -4042,21 +3803,7 @@
         <w:rPr>
           <w:rFonts w:hint="eastAsia"/>
         </w:rPr>
-        <w:t>。此处应以环比为重。23Q4为全球AI</w:t>
-      </w:r>
-      <w:proofErr w:type="gramStart"/>
-      <w:r>
-        <w:rPr>
-          <w:rFonts w:hint="eastAsia"/>
-        </w:rPr>
-        <w:t>算力投资</w:t>
-      </w:r>
-      <w:proofErr w:type="gramEnd"/>
-      <w:r>
-        <w:rPr>
-          <w:rFonts w:hint="eastAsia"/>
-        </w:rPr>
-        <w:t>质变点。海外四云于当时形成一致预期，</w:t>
+        <w:t>。此处应以环比为重。23Q4为全球AI算力投资质变点。海外四云于当时形成一致预期，</w:t>
       </w:r>
       <w:r>
         <w:rPr>
@@ -4071,19 +3818,6 @@
           <w:rFonts w:hint="eastAsia"/>
         </w:rPr>
       </w:pPr>
-      <w:r>
-        <w:rPr>
-          <w:rFonts w:hint="eastAsia"/>
-        </w:rPr>
-        <w:t>CAPEX里多少投入基建？基建里多少投入光？</w:t>
-      </w:r>
-    </w:p>
-    <w:p>
-      <w:pPr>
-        <w:rPr>
-          <w:rFonts w:hint="eastAsia"/>
-        </w:rPr>
-      </w:pPr>
     </w:p>
     <w:p>
       <w:pPr>
@@ -4098,24 +3832,7 @@
           <w:rFonts w:ascii="楷体" w:eastAsia="楷体" w:hAnsi="楷体" w:hint="eastAsia"/>
           <w:szCs w:val="22"/>
         </w:rPr>
-        <w:lastRenderedPageBreak/>
-        <w:t>表：四</w:t>
-      </w:r>
-      <w:proofErr w:type="gramStart"/>
-      <w:r>
-        <w:rPr>
-          <w:rFonts w:ascii="楷体" w:eastAsia="楷体" w:hAnsi="楷体" w:hint="eastAsia"/>
-          <w:szCs w:val="22"/>
-        </w:rPr>
-        <w:t>大云厂</w:t>
-      </w:r>
-      <w:proofErr w:type="gramEnd"/>
-      <w:r>
-        <w:rPr>
-          <w:rFonts w:ascii="楷体" w:eastAsia="楷体" w:hAnsi="楷体" w:hint="eastAsia"/>
-          <w:szCs w:val="22"/>
-        </w:rPr>
-        <w:t>25-26开支及增长率</w:t>
+        <w:t>表：四大云厂25-26开支及增长率</w:t>
       </w:r>
     </w:p>
     <w:tbl>
@@ -4150,17 +3867,9 @@
                 <w:rFonts w:ascii="楷体" w:eastAsia="楷体" w:hAnsi="楷体" w:hint="eastAsia"/>
                 <w:szCs w:val="22"/>
               </w:rPr>
-              <w:t>四</w:t>
-            </w:r>
-            <w:proofErr w:type="gramStart"/>
-            <w:r>
-              <w:rPr>
-                <w:rFonts w:ascii="楷体" w:eastAsia="楷体" w:hAnsi="楷体" w:hint="eastAsia"/>
-                <w:szCs w:val="22"/>
-              </w:rPr>
-              <w:t>大云商</w:t>
-            </w:r>
-            <w:proofErr w:type="gramEnd"/>
+              <w:lastRenderedPageBreak/>
+              <w:t>四大云商</w:t>
+            </w:r>
           </w:p>
         </w:tc>
         <w:tc>
@@ -4950,7 +4659,7 @@
       <w:pPr>
         <w:ind w:firstLineChars="200" w:firstLine="440"/>
         <w:rPr>
-          <w:rFonts w:ascii="楷体" w:eastAsia="楷体" w:hAnsi="楷体"/>
+          <w:rFonts w:ascii="楷体" w:eastAsia="楷体" w:hAnsi="楷体" w:hint="eastAsia"/>
           <w:szCs w:val="22"/>
         </w:rPr>
       </w:pPr>
@@ -4959,23 +4668,7 @@
           <w:rFonts w:ascii="楷体" w:eastAsia="楷体" w:hAnsi="楷体" w:hint="eastAsia"/>
           <w:szCs w:val="22"/>
         </w:rPr>
-        <w:t>数据来源：长江证券（乐观），银河证券引</w:t>
-      </w:r>
-      <w:proofErr w:type="spellStart"/>
-      <w:r>
-        <w:rPr>
-          <w:rFonts w:ascii="楷体" w:eastAsia="楷体" w:hAnsi="楷体" w:hint="eastAsia"/>
-          <w:szCs w:val="22"/>
-        </w:rPr>
-        <w:t>trendforce</w:t>
-      </w:r>
-      <w:proofErr w:type="spellEnd"/>
-      <w:r>
-        <w:rPr>
-          <w:rFonts w:ascii="楷体" w:eastAsia="楷体" w:hAnsi="楷体" w:hint="eastAsia"/>
-          <w:szCs w:val="22"/>
-        </w:rPr>
-        <w:t>（中观）</w:t>
+        <w:t>数据来源：长江证券（乐观），银河证券引trendforce（中观）</w:t>
       </w:r>
     </w:p>
     <w:p>
@@ -4994,92 +4687,2347 @@
         </w:rPr>
         <w:t>表：海外四云预计光通信投入测算</w:t>
       </w:r>
+      <w:r>
+        <w:rPr>
+          <w:rFonts w:ascii="楷体" w:eastAsia="楷体" w:hAnsi="楷体" w:hint="eastAsia"/>
+          <w:szCs w:val="22"/>
+        </w:rPr>
+        <w:t>（需求法测算）</w:t>
+      </w:r>
     </w:p>
     <w:tbl>
       <w:tblPr>
-        <w:tblStyle w:val="ae"/>
-        <w:tblW w:w="0" w:type="auto"/>
+        <w:tblW w:w="8140" w:type="dxa"/>
         <w:tblLook w:val="04A0" w:firstRow="1" w:lastRow="0" w:firstColumn="1" w:lastColumn="0" w:noHBand="0" w:noVBand="1"/>
       </w:tblPr>
       <w:tblGrid>
-        <w:gridCol w:w="2263"/>
-        <w:gridCol w:w="1134"/>
-        <w:gridCol w:w="1134"/>
-        <w:gridCol w:w="1167"/>
-        <w:gridCol w:w="1299"/>
-        <w:gridCol w:w="1299"/>
+        <w:gridCol w:w="2740"/>
+        <w:gridCol w:w="1080"/>
+        <w:gridCol w:w="1080"/>
+        <w:gridCol w:w="1080"/>
+        <w:gridCol w:w="1080"/>
+        <w:gridCol w:w="1080"/>
       </w:tblGrid>
       <w:tr>
         <w:trPr>
-          <w:trHeight w:val="285"/>
+          <w:trHeight w:val="300"/>
         </w:trPr>
         <w:tc>
           <w:tcPr>
-            <w:tcW w:w="2263" w:type="dxa"/>
-            <w:noWrap/>
-            <w:hideMark/>
-          </w:tcPr>
-          <w:p/>
-        </w:tc>
-        <w:tc>
-          <w:tcPr>
-            <w:tcW w:w="1134" w:type="dxa"/>
-            <w:noWrap/>
-            <w:hideMark/>
-          </w:tcPr>
-          <w:p>
-            <w:proofErr w:type="gramStart"/>
-            <w:r>
+            <w:tcW w:w="2740" w:type="dxa"/>
+            <w:tcBorders>
+              <w:top w:val="single" w:sz="4" w:space="0" w:color="auto"/>
+              <w:left w:val="single" w:sz="4" w:space="0" w:color="auto"/>
+              <w:bottom w:val="single" w:sz="4" w:space="0" w:color="auto"/>
+              <w:right w:val="single" w:sz="4" w:space="0" w:color="auto"/>
+            </w:tcBorders>
+            <w:noWrap/>
+            <w:hideMark/>
+          </w:tcPr>
+          <w:p>
+            <w:pPr>
+              <w:widowControl/>
+              <w:spacing w:after="0" w:line="240" w:lineRule="auto"/>
+              <w:rPr>
+                <w:rFonts w:ascii="等线" w:eastAsia="等线" w:hAnsi="等线" w:cs="宋体"/>
+                <w:color w:val="000000"/>
+                <w:kern w:val="0"/>
+                <w:szCs w:val="22"/>
+                <w14:ligatures w14:val="none"/>
+              </w:rPr>
+            </w:pPr>
+            <w:r>
+              <w:rPr>
+                <w:rFonts w:ascii="等线" w:eastAsia="等线" w:hAnsi="等线" w:cs="宋体"/>
+                <w:color w:val="000000"/>
+                <w:kern w:val="0"/>
+                <w:szCs w:val="22"/>
+                <w14:ligatures w14:val="none"/>
+              </w:rPr>
+              <w:t xml:space="preserve">　</w:t>
+            </w:r>
+          </w:p>
+        </w:tc>
+        <w:tc>
+          <w:tcPr>
+            <w:tcW w:w="1080" w:type="dxa"/>
+            <w:tcBorders>
+              <w:top w:val="single" w:sz="4" w:space="0" w:color="auto"/>
+              <w:left w:val="single" w:sz="4" w:space="0" w:color="auto"/>
+              <w:bottom w:val="single" w:sz="4" w:space="0" w:color="auto"/>
+              <w:right w:val="single" w:sz="4" w:space="0" w:color="auto"/>
+            </w:tcBorders>
+            <w:noWrap/>
+            <w:vAlign w:val="center"/>
+            <w:hideMark/>
+          </w:tcPr>
+          <w:p>
+            <w:pPr>
+              <w:widowControl/>
+              <w:spacing w:after="0" w:line="240" w:lineRule="auto"/>
+              <w:rPr>
+                <w:rFonts w:ascii="等线" w:eastAsia="等线" w:hAnsi="等线" w:cs="宋体"/>
+                <w:color w:val="000000"/>
+                <w:kern w:val="0"/>
+                <w:szCs w:val="22"/>
+                <w14:ligatures w14:val="none"/>
+              </w:rPr>
+            </w:pPr>
+            <w:r>
+              <w:rPr>
+                <w:rFonts w:ascii="等线" w:eastAsia="等线" w:hAnsi="等线" w:cs="宋体"/>
+                <w:color w:val="000000"/>
+                <w:kern w:val="0"/>
+                <w:szCs w:val="22"/>
+                <w14:ligatures w14:val="none"/>
+              </w:rPr>
               <w:t>谷歌</w:t>
             </w:r>
-            <w:proofErr w:type="gramEnd"/>
-          </w:p>
-        </w:tc>
-        <w:tc>
-          <w:tcPr>
-            <w:tcW w:w="1134" w:type="dxa"/>
-            <w:noWrap/>
-            <w:hideMark/>
-          </w:tcPr>
-          <w:p>
-            <w:r>
+          </w:p>
+        </w:tc>
+        <w:tc>
+          <w:tcPr>
+            <w:tcW w:w="1080" w:type="dxa"/>
+            <w:tcBorders>
+              <w:top w:val="single" w:sz="4" w:space="0" w:color="auto"/>
+              <w:left w:val="single" w:sz="4" w:space="0" w:color="auto"/>
+              <w:bottom w:val="single" w:sz="4" w:space="0" w:color="auto"/>
+              <w:right w:val="single" w:sz="4" w:space="0" w:color="auto"/>
+            </w:tcBorders>
+            <w:noWrap/>
+            <w:vAlign w:val="center"/>
+            <w:hideMark/>
+          </w:tcPr>
+          <w:p>
+            <w:pPr>
+              <w:widowControl/>
+              <w:spacing w:after="0" w:line="240" w:lineRule="auto"/>
+              <w:rPr>
+                <w:rFonts w:ascii="等线" w:eastAsia="等线" w:hAnsi="等线" w:cs="宋体"/>
+                <w:color w:val="000000"/>
+                <w:kern w:val="0"/>
+                <w:szCs w:val="22"/>
+                <w14:ligatures w14:val="none"/>
+              </w:rPr>
+            </w:pPr>
+            <w:r>
+              <w:rPr>
+                <w:rFonts w:ascii="等线" w:eastAsia="等线" w:hAnsi="等线" w:cs="宋体"/>
+                <w:color w:val="000000"/>
+                <w:kern w:val="0"/>
+                <w:szCs w:val="22"/>
+                <w14:ligatures w14:val="none"/>
+              </w:rPr>
               <w:t>亚马逊</w:t>
             </w:r>
           </w:p>
         </w:tc>
         <w:tc>
           <w:tcPr>
-            <w:tcW w:w="1167" w:type="dxa"/>
-            <w:noWrap/>
-            <w:hideMark/>
-          </w:tcPr>
-          <w:p>
-            <w:r>
+            <w:tcW w:w="1080" w:type="dxa"/>
+            <w:tcBorders>
+              <w:top w:val="single" w:sz="4" w:space="0" w:color="auto"/>
+              <w:left w:val="single" w:sz="4" w:space="0" w:color="auto"/>
+              <w:bottom w:val="single" w:sz="4" w:space="0" w:color="auto"/>
+              <w:right w:val="single" w:sz="4" w:space="0" w:color="auto"/>
+            </w:tcBorders>
+            <w:noWrap/>
+            <w:vAlign w:val="center"/>
+            <w:hideMark/>
+          </w:tcPr>
+          <w:p>
+            <w:pPr>
+              <w:widowControl/>
+              <w:spacing w:after="0" w:line="240" w:lineRule="auto"/>
+              <w:rPr>
+                <w:rFonts w:ascii="等线" w:eastAsia="等线" w:hAnsi="等线" w:cs="宋体"/>
+                <w:color w:val="000000"/>
+                <w:kern w:val="0"/>
+                <w:szCs w:val="22"/>
+                <w14:ligatures w14:val="none"/>
+              </w:rPr>
+            </w:pPr>
+            <w:r>
+              <w:rPr>
+                <w:rFonts w:ascii="等线" w:eastAsia="等线" w:hAnsi="等线" w:cs="宋体"/>
+                <w:color w:val="000000"/>
+                <w:kern w:val="0"/>
+                <w:szCs w:val="22"/>
+                <w14:ligatures w14:val="none"/>
+              </w:rPr>
               <w:t>微软</w:t>
             </w:r>
           </w:p>
         </w:tc>
         <w:tc>
           <w:tcPr>
-            <w:tcW w:w="1299" w:type="dxa"/>
-            <w:noWrap/>
-            <w:hideMark/>
-          </w:tcPr>
-          <w:p>
-            <w:r>
+            <w:tcW w:w="1080" w:type="dxa"/>
+            <w:tcBorders>
+              <w:top w:val="single" w:sz="4" w:space="0" w:color="auto"/>
+              <w:left w:val="single" w:sz="4" w:space="0" w:color="auto"/>
+              <w:bottom w:val="single" w:sz="4" w:space="0" w:color="auto"/>
+              <w:right w:val="single" w:sz="4" w:space="0" w:color="auto"/>
+            </w:tcBorders>
+            <w:noWrap/>
+            <w:vAlign w:val="center"/>
+            <w:hideMark/>
+          </w:tcPr>
+          <w:p>
+            <w:pPr>
+              <w:widowControl/>
+              <w:spacing w:after="0" w:line="240" w:lineRule="auto"/>
+              <w:rPr>
+                <w:rFonts w:ascii="等线" w:eastAsia="等线" w:hAnsi="等线" w:cs="宋体"/>
+                <w:color w:val="000000"/>
+                <w:kern w:val="0"/>
+                <w:szCs w:val="22"/>
+                <w14:ligatures w14:val="none"/>
+              </w:rPr>
+            </w:pPr>
+            <w:r>
+              <w:rPr>
+                <w:rFonts w:ascii="等线" w:eastAsia="等线" w:hAnsi="等线" w:cs="宋体"/>
+                <w:color w:val="000000"/>
+                <w:kern w:val="0"/>
+                <w:szCs w:val="22"/>
+                <w14:ligatures w14:val="none"/>
+              </w:rPr>
               <w:t>meta</w:t>
             </w:r>
           </w:p>
         </w:tc>
         <w:tc>
           <w:tcPr>
-            <w:tcW w:w="1299" w:type="dxa"/>
-            <w:noWrap/>
-            <w:hideMark/>
-          </w:tcPr>
-          <w:p>
-            <w:r>
+            <w:tcW w:w="1080" w:type="dxa"/>
+            <w:tcBorders>
+              <w:top w:val="single" w:sz="4" w:space="0" w:color="auto"/>
+              <w:left w:val="single" w:sz="4" w:space="0" w:color="auto"/>
+              <w:bottom w:val="single" w:sz="4" w:space="0" w:color="auto"/>
+              <w:right w:val="single" w:sz="4" w:space="0" w:color="auto"/>
+            </w:tcBorders>
+            <w:noWrap/>
+            <w:vAlign w:val="center"/>
+            <w:hideMark/>
+          </w:tcPr>
+          <w:p>
+            <w:pPr>
+              <w:widowControl/>
+              <w:spacing w:after="0" w:line="240" w:lineRule="auto"/>
+              <w:rPr>
+                <w:rFonts w:ascii="等线" w:eastAsia="等线" w:hAnsi="等线" w:cs="宋体"/>
+                <w:color w:val="000000"/>
+                <w:kern w:val="0"/>
+                <w:szCs w:val="22"/>
+                <w14:ligatures w14:val="none"/>
+              </w:rPr>
+            </w:pPr>
+            <w:r>
+              <w:rPr>
+                <w:rFonts w:ascii="等线" w:eastAsia="等线" w:hAnsi="等线" w:cs="宋体"/>
+                <w:color w:val="000000"/>
+                <w:kern w:val="0"/>
+                <w:szCs w:val="22"/>
+                <w14:ligatures w14:val="none"/>
+              </w:rPr>
               <w:t>总计</w:t>
+            </w:r>
+          </w:p>
+        </w:tc>
+      </w:tr>
+      <w:tr>
+        <w:trPr>
+          <w:trHeight w:val="300"/>
+        </w:trPr>
+        <w:tc>
+          <w:tcPr>
+            <w:tcW w:w="2740" w:type="dxa"/>
+            <w:tcBorders>
+              <w:top w:val="single" w:sz="4" w:space="0" w:color="auto"/>
+              <w:left w:val="single" w:sz="4" w:space="0" w:color="auto"/>
+              <w:bottom w:val="single" w:sz="4" w:space="0" w:color="auto"/>
+              <w:right w:val="single" w:sz="4" w:space="0" w:color="auto"/>
+            </w:tcBorders>
+            <w:noWrap/>
+            <w:vAlign w:val="center"/>
+            <w:hideMark/>
+          </w:tcPr>
+          <w:p>
+            <w:pPr>
+              <w:widowControl/>
+              <w:spacing w:after="0" w:line="240" w:lineRule="auto"/>
+              <w:rPr>
+                <w:rFonts w:ascii="等线" w:eastAsia="等线" w:hAnsi="等线" w:cs="宋体"/>
+                <w:color w:val="000000"/>
+                <w:kern w:val="0"/>
+                <w:szCs w:val="22"/>
+                <w14:ligatures w14:val="none"/>
+              </w:rPr>
+            </w:pPr>
+            <w:r>
+              <w:rPr>
+                <w:rFonts w:ascii="等线" w:eastAsia="等线" w:hAnsi="等线" w:cs="宋体"/>
+                <w:color w:val="000000"/>
+                <w:kern w:val="0"/>
+                <w:szCs w:val="22"/>
+                <w14:ligatures w14:val="none"/>
+              </w:rPr>
+              <w:t>总资本开支</w:t>
+            </w:r>
+          </w:p>
+        </w:tc>
+        <w:tc>
+          <w:tcPr>
+            <w:tcW w:w="1080" w:type="dxa"/>
+            <w:tcBorders>
+              <w:top w:val="single" w:sz="4" w:space="0" w:color="auto"/>
+              <w:left w:val="single" w:sz="4" w:space="0" w:color="auto"/>
+              <w:bottom w:val="single" w:sz="4" w:space="0" w:color="auto"/>
+              <w:right w:val="single" w:sz="4" w:space="0" w:color="auto"/>
+            </w:tcBorders>
+            <w:noWrap/>
+            <w:vAlign w:val="center"/>
+            <w:hideMark/>
+          </w:tcPr>
+          <w:p>
+            <w:pPr>
+              <w:widowControl/>
+              <w:spacing w:after="0" w:line="240" w:lineRule="auto"/>
+              <w:jc w:val="right"/>
+              <w:rPr>
+                <w:rFonts w:ascii="等线" w:eastAsia="等线" w:hAnsi="等线" w:cs="宋体"/>
+                <w:color w:val="000000"/>
+                <w:kern w:val="0"/>
+                <w:szCs w:val="22"/>
+                <w14:ligatures w14:val="none"/>
+              </w:rPr>
+            </w:pPr>
+            <w:r>
+              <w:rPr>
+                <w:rFonts w:ascii="等线" w:eastAsia="等线" w:hAnsi="等线" w:cs="宋体"/>
+                <w:color w:val="000000"/>
+                <w:kern w:val="0"/>
+                <w:szCs w:val="22"/>
+                <w14:ligatures w14:val="none"/>
+              </w:rPr>
+              <w:t>2000</w:t>
+            </w:r>
+          </w:p>
+        </w:tc>
+        <w:tc>
+          <w:tcPr>
+            <w:tcW w:w="1080" w:type="dxa"/>
+            <w:tcBorders>
+              <w:top w:val="single" w:sz="4" w:space="0" w:color="auto"/>
+              <w:left w:val="single" w:sz="4" w:space="0" w:color="auto"/>
+              <w:bottom w:val="single" w:sz="4" w:space="0" w:color="auto"/>
+              <w:right w:val="single" w:sz="4" w:space="0" w:color="auto"/>
+            </w:tcBorders>
+            <w:noWrap/>
+            <w:vAlign w:val="center"/>
+            <w:hideMark/>
+          </w:tcPr>
+          <w:p>
+            <w:pPr>
+              <w:widowControl/>
+              <w:spacing w:after="0" w:line="240" w:lineRule="auto"/>
+              <w:jc w:val="right"/>
+              <w:rPr>
+                <w:rFonts w:ascii="等线" w:eastAsia="等线" w:hAnsi="等线" w:cs="宋体"/>
+                <w:color w:val="000000"/>
+                <w:kern w:val="0"/>
+                <w:szCs w:val="22"/>
+                <w14:ligatures w14:val="none"/>
+              </w:rPr>
+            </w:pPr>
+            <w:r>
+              <w:rPr>
+                <w:rFonts w:ascii="等线" w:eastAsia="等线" w:hAnsi="等线" w:cs="宋体"/>
+                <w:color w:val="000000"/>
+                <w:kern w:val="0"/>
+                <w:szCs w:val="22"/>
+                <w14:ligatures w14:val="none"/>
+              </w:rPr>
+              <w:t>2000</w:t>
+            </w:r>
+          </w:p>
+        </w:tc>
+        <w:tc>
+          <w:tcPr>
+            <w:tcW w:w="1080" w:type="dxa"/>
+            <w:tcBorders>
+              <w:top w:val="single" w:sz="4" w:space="0" w:color="auto"/>
+              <w:left w:val="single" w:sz="4" w:space="0" w:color="auto"/>
+              <w:bottom w:val="single" w:sz="4" w:space="0" w:color="auto"/>
+              <w:right w:val="single" w:sz="4" w:space="0" w:color="auto"/>
+            </w:tcBorders>
+            <w:noWrap/>
+            <w:vAlign w:val="center"/>
+            <w:hideMark/>
+          </w:tcPr>
+          <w:p>
+            <w:pPr>
+              <w:widowControl/>
+              <w:spacing w:after="0" w:line="240" w:lineRule="auto"/>
+              <w:jc w:val="right"/>
+              <w:rPr>
+                <w:rFonts w:ascii="等线" w:eastAsia="等线" w:hAnsi="等线" w:cs="宋体"/>
+                <w:color w:val="000000"/>
+                <w:kern w:val="0"/>
+                <w:szCs w:val="22"/>
+                <w14:ligatures w14:val="none"/>
+              </w:rPr>
+            </w:pPr>
+            <w:r>
+              <w:rPr>
+                <w:rFonts w:ascii="等线" w:eastAsia="等线" w:hAnsi="等线" w:cs="宋体"/>
+                <w:color w:val="000000"/>
+                <w:kern w:val="0"/>
+                <w:szCs w:val="22"/>
+                <w14:ligatures w14:val="none"/>
+              </w:rPr>
+              <w:t>1650</w:t>
+            </w:r>
+          </w:p>
+        </w:tc>
+        <w:tc>
+          <w:tcPr>
+            <w:tcW w:w="1080" w:type="dxa"/>
+            <w:tcBorders>
+              <w:top w:val="single" w:sz="4" w:space="0" w:color="auto"/>
+              <w:left w:val="single" w:sz="4" w:space="0" w:color="auto"/>
+              <w:bottom w:val="single" w:sz="4" w:space="0" w:color="auto"/>
+              <w:right w:val="single" w:sz="4" w:space="0" w:color="auto"/>
+            </w:tcBorders>
+            <w:noWrap/>
+            <w:vAlign w:val="center"/>
+            <w:hideMark/>
+          </w:tcPr>
+          <w:p>
+            <w:pPr>
+              <w:widowControl/>
+              <w:spacing w:after="0" w:line="240" w:lineRule="auto"/>
+              <w:jc w:val="right"/>
+              <w:rPr>
+                <w:rFonts w:ascii="等线" w:eastAsia="等线" w:hAnsi="等线" w:cs="宋体"/>
+                <w:color w:val="000000"/>
+                <w:kern w:val="0"/>
+                <w:szCs w:val="22"/>
+                <w14:ligatures w14:val="none"/>
+              </w:rPr>
+            </w:pPr>
+            <w:r>
+              <w:rPr>
+                <w:rFonts w:ascii="等线" w:eastAsia="等线" w:hAnsi="等线" w:cs="宋体"/>
+                <w:color w:val="000000"/>
+                <w:kern w:val="0"/>
+                <w:szCs w:val="22"/>
+                <w14:ligatures w14:val="none"/>
+              </w:rPr>
+              <w:t>1350</w:t>
+            </w:r>
+          </w:p>
+        </w:tc>
+        <w:tc>
+          <w:tcPr>
+            <w:tcW w:w="1080" w:type="dxa"/>
+            <w:tcBorders>
+              <w:top w:val="single" w:sz="4" w:space="0" w:color="auto"/>
+              <w:left w:val="single" w:sz="4" w:space="0" w:color="auto"/>
+              <w:bottom w:val="single" w:sz="4" w:space="0" w:color="auto"/>
+              <w:right w:val="single" w:sz="4" w:space="0" w:color="auto"/>
+            </w:tcBorders>
+            <w:noWrap/>
+            <w:vAlign w:val="center"/>
+            <w:hideMark/>
+          </w:tcPr>
+          <w:p>
+            <w:pPr>
+              <w:widowControl/>
+              <w:spacing w:after="0" w:line="240" w:lineRule="auto"/>
+              <w:jc w:val="right"/>
+              <w:rPr>
+                <w:rFonts w:ascii="等线" w:eastAsia="等线" w:hAnsi="等线" w:cs="宋体"/>
+                <w:color w:val="000000"/>
+                <w:kern w:val="0"/>
+                <w:szCs w:val="22"/>
+                <w14:ligatures w14:val="none"/>
+              </w:rPr>
+            </w:pPr>
+            <w:r>
+              <w:rPr>
+                <w:rFonts w:ascii="等线" w:eastAsia="等线" w:hAnsi="等线" w:cs="宋体"/>
+                <w:color w:val="000000"/>
+                <w:kern w:val="0"/>
+                <w:szCs w:val="22"/>
+                <w14:ligatures w14:val="none"/>
+              </w:rPr>
+              <w:t>7000</w:t>
+            </w:r>
+          </w:p>
+        </w:tc>
+      </w:tr>
+      <w:tr>
+        <w:trPr>
+          <w:trHeight w:val="300"/>
+        </w:trPr>
+        <w:tc>
+          <w:tcPr>
+            <w:tcW w:w="2740" w:type="dxa"/>
+            <w:tcBorders>
+              <w:top w:val="single" w:sz="4" w:space="0" w:color="auto"/>
+              <w:left w:val="single" w:sz="4" w:space="0" w:color="auto"/>
+              <w:bottom w:val="single" w:sz="4" w:space="0" w:color="auto"/>
+              <w:right w:val="single" w:sz="4" w:space="0" w:color="auto"/>
+            </w:tcBorders>
+            <w:noWrap/>
+            <w:vAlign w:val="center"/>
+            <w:hideMark/>
+          </w:tcPr>
+          <w:p>
+            <w:pPr>
+              <w:widowControl/>
+              <w:spacing w:after="0" w:line="240" w:lineRule="auto"/>
+              <w:rPr>
+                <w:rFonts w:ascii="等线" w:eastAsia="等线" w:hAnsi="等线" w:cs="宋体"/>
+                <w:color w:val="000000"/>
+                <w:kern w:val="0"/>
+                <w:szCs w:val="22"/>
+                <w14:ligatures w14:val="none"/>
+              </w:rPr>
+            </w:pPr>
+            <w:r>
+              <w:rPr>
+                <w:rFonts w:ascii="等线" w:eastAsia="等线" w:hAnsi="等线" w:cs="宋体"/>
+                <w:color w:val="000000"/>
+                <w:kern w:val="0"/>
+                <w:szCs w:val="22"/>
+                <w14:ligatures w14:val="none"/>
+              </w:rPr>
+              <w:t>AI设备对Capex占比系数</w:t>
+            </w:r>
+          </w:p>
+        </w:tc>
+        <w:tc>
+          <w:tcPr>
+            <w:tcW w:w="1080" w:type="dxa"/>
+            <w:tcBorders>
+              <w:top w:val="single" w:sz="4" w:space="0" w:color="auto"/>
+              <w:left w:val="single" w:sz="4" w:space="0" w:color="auto"/>
+              <w:bottom w:val="single" w:sz="4" w:space="0" w:color="auto"/>
+              <w:right w:val="single" w:sz="4" w:space="0" w:color="auto"/>
+            </w:tcBorders>
+            <w:noWrap/>
+            <w:vAlign w:val="center"/>
+            <w:hideMark/>
+          </w:tcPr>
+          <w:p>
+            <w:pPr>
+              <w:widowControl/>
+              <w:spacing w:after="0" w:line="240" w:lineRule="auto"/>
+              <w:jc w:val="right"/>
+              <w:rPr>
+                <w:rFonts w:ascii="等线" w:eastAsia="等线" w:hAnsi="等线" w:cs="宋体"/>
+                <w:color w:val="000000"/>
+                <w:kern w:val="0"/>
+                <w:szCs w:val="22"/>
+                <w14:ligatures w14:val="none"/>
+              </w:rPr>
+            </w:pPr>
+            <w:r>
+              <w:rPr>
+                <w:rFonts w:ascii="等线" w:eastAsia="等线" w:hAnsi="等线" w:cs="宋体"/>
+                <w:color w:val="000000"/>
+                <w:kern w:val="0"/>
+                <w:szCs w:val="22"/>
+                <w14:ligatures w14:val="none"/>
+              </w:rPr>
+              <w:t>72.50%</w:t>
+            </w:r>
+          </w:p>
+        </w:tc>
+        <w:tc>
+          <w:tcPr>
+            <w:tcW w:w="1080" w:type="dxa"/>
+            <w:tcBorders>
+              <w:top w:val="single" w:sz="4" w:space="0" w:color="auto"/>
+              <w:left w:val="single" w:sz="4" w:space="0" w:color="auto"/>
+              <w:bottom w:val="single" w:sz="4" w:space="0" w:color="auto"/>
+              <w:right w:val="single" w:sz="4" w:space="0" w:color="auto"/>
+            </w:tcBorders>
+            <w:noWrap/>
+            <w:vAlign w:val="center"/>
+            <w:hideMark/>
+          </w:tcPr>
+          <w:p>
+            <w:pPr>
+              <w:widowControl/>
+              <w:spacing w:after="0" w:line="240" w:lineRule="auto"/>
+              <w:jc w:val="right"/>
+              <w:rPr>
+                <w:rFonts w:ascii="等线" w:eastAsia="等线" w:hAnsi="等线" w:cs="宋体"/>
+                <w:color w:val="000000"/>
+                <w:kern w:val="0"/>
+                <w:szCs w:val="22"/>
+                <w14:ligatures w14:val="none"/>
+              </w:rPr>
+            </w:pPr>
+            <w:r>
+              <w:rPr>
+                <w:rFonts w:ascii="等线" w:eastAsia="等线" w:hAnsi="等线" w:cs="宋体"/>
+                <w:color w:val="000000"/>
+                <w:kern w:val="0"/>
+                <w:szCs w:val="22"/>
+                <w14:ligatures w14:val="none"/>
+              </w:rPr>
+              <w:t>72.50%</w:t>
+            </w:r>
+          </w:p>
+        </w:tc>
+        <w:tc>
+          <w:tcPr>
+            <w:tcW w:w="1080" w:type="dxa"/>
+            <w:tcBorders>
+              <w:top w:val="single" w:sz="4" w:space="0" w:color="auto"/>
+              <w:left w:val="single" w:sz="4" w:space="0" w:color="auto"/>
+              <w:bottom w:val="single" w:sz="4" w:space="0" w:color="auto"/>
+              <w:right w:val="single" w:sz="4" w:space="0" w:color="auto"/>
+            </w:tcBorders>
+            <w:noWrap/>
+            <w:vAlign w:val="center"/>
+            <w:hideMark/>
+          </w:tcPr>
+          <w:p>
+            <w:pPr>
+              <w:widowControl/>
+              <w:spacing w:after="0" w:line="240" w:lineRule="auto"/>
+              <w:jc w:val="right"/>
+              <w:rPr>
+                <w:rFonts w:ascii="等线" w:eastAsia="等线" w:hAnsi="等线" w:cs="宋体"/>
+                <w:color w:val="000000"/>
+                <w:kern w:val="0"/>
+                <w:szCs w:val="22"/>
+                <w14:ligatures w14:val="none"/>
+              </w:rPr>
+            </w:pPr>
+            <w:r>
+              <w:rPr>
+                <w:rFonts w:ascii="等线" w:eastAsia="等线" w:hAnsi="等线" w:cs="宋体"/>
+                <w:color w:val="000000"/>
+                <w:kern w:val="0"/>
+                <w:szCs w:val="22"/>
+                <w14:ligatures w14:val="none"/>
+              </w:rPr>
+              <w:t>72.50%</w:t>
+            </w:r>
+          </w:p>
+        </w:tc>
+        <w:tc>
+          <w:tcPr>
+            <w:tcW w:w="1080" w:type="dxa"/>
+            <w:tcBorders>
+              <w:top w:val="single" w:sz="4" w:space="0" w:color="auto"/>
+              <w:left w:val="single" w:sz="4" w:space="0" w:color="auto"/>
+              <w:bottom w:val="single" w:sz="4" w:space="0" w:color="auto"/>
+              <w:right w:val="single" w:sz="4" w:space="0" w:color="auto"/>
+            </w:tcBorders>
+            <w:noWrap/>
+            <w:vAlign w:val="center"/>
+            <w:hideMark/>
+          </w:tcPr>
+          <w:p>
+            <w:pPr>
+              <w:widowControl/>
+              <w:spacing w:after="0" w:line="240" w:lineRule="auto"/>
+              <w:jc w:val="right"/>
+              <w:rPr>
+                <w:rFonts w:ascii="等线" w:eastAsia="等线" w:hAnsi="等线" w:cs="宋体"/>
+                <w:color w:val="000000"/>
+                <w:kern w:val="0"/>
+                <w:szCs w:val="22"/>
+                <w14:ligatures w14:val="none"/>
+              </w:rPr>
+            </w:pPr>
+            <w:r>
+              <w:rPr>
+                <w:rFonts w:ascii="等线" w:eastAsia="等线" w:hAnsi="等线" w:cs="宋体"/>
+                <w:color w:val="000000"/>
+                <w:kern w:val="0"/>
+                <w:szCs w:val="22"/>
+                <w14:ligatures w14:val="none"/>
+              </w:rPr>
+              <w:t>72.50%</w:t>
+            </w:r>
+          </w:p>
+        </w:tc>
+        <w:tc>
+          <w:tcPr>
+            <w:tcW w:w="1080" w:type="dxa"/>
+            <w:tcBorders>
+              <w:top w:val="single" w:sz="4" w:space="0" w:color="auto"/>
+              <w:left w:val="single" w:sz="4" w:space="0" w:color="auto"/>
+              <w:bottom w:val="single" w:sz="4" w:space="0" w:color="auto"/>
+              <w:right w:val="single" w:sz="4" w:space="0" w:color="auto"/>
+            </w:tcBorders>
+            <w:noWrap/>
+            <w:vAlign w:val="center"/>
+            <w:hideMark/>
+          </w:tcPr>
+          <w:p>
+            <w:pPr>
+              <w:widowControl/>
+              <w:spacing w:after="0" w:line="240" w:lineRule="auto"/>
+              <w:jc w:val="right"/>
+              <w:rPr>
+                <w:rFonts w:ascii="等线" w:eastAsia="等线" w:hAnsi="等线" w:cs="宋体"/>
+                <w:color w:val="000000"/>
+                <w:kern w:val="0"/>
+                <w:szCs w:val="22"/>
+                <w14:ligatures w14:val="none"/>
+              </w:rPr>
+            </w:pPr>
+            <w:r>
+              <w:rPr>
+                <w:rFonts w:ascii="等线" w:eastAsia="等线" w:hAnsi="等线" w:cs="宋体"/>
+                <w:color w:val="000000"/>
+                <w:kern w:val="0"/>
+                <w:szCs w:val="22"/>
+                <w14:ligatures w14:val="none"/>
+              </w:rPr>
+              <w:t>72.50%</w:t>
+            </w:r>
+          </w:p>
+        </w:tc>
+      </w:tr>
+      <w:tr>
+        <w:trPr>
+          <w:trHeight w:val="300"/>
+        </w:trPr>
+        <w:tc>
+          <w:tcPr>
+            <w:tcW w:w="2740" w:type="dxa"/>
+            <w:tcBorders>
+              <w:top w:val="single" w:sz="4" w:space="0" w:color="auto"/>
+              <w:left w:val="single" w:sz="4" w:space="0" w:color="auto"/>
+              <w:bottom w:val="single" w:sz="4" w:space="0" w:color="auto"/>
+              <w:right w:val="single" w:sz="4" w:space="0" w:color="auto"/>
+            </w:tcBorders>
+            <w:noWrap/>
+            <w:vAlign w:val="center"/>
+            <w:hideMark/>
+          </w:tcPr>
+          <w:p>
+            <w:pPr>
+              <w:widowControl/>
+              <w:spacing w:after="0" w:line="240" w:lineRule="auto"/>
+              <w:rPr>
+                <w:rFonts w:ascii="等线" w:eastAsia="等线" w:hAnsi="等线" w:cs="宋体"/>
+                <w:color w:val="000000"/>
+                <w:kern w:val="0"/>
+                <w:szCs w:val="22"/>
+                <w14:ligatures w14:val="none"/>
+              </w:rPr>
+            </w:pPr>
+            <w:r>
+              <w:rPr>
+                <w:rFonts w:ascii="等线" w:eastAsia="等线" w:hAnsi="等线" w:cs="宋体"/>
+                <w:color w:val="000000"/>
+                <w:kern w:val="0"/>
+                <w:szCs w:val="22"/>
+                <w14:ligatures w14:val="none"/>
+              </w:rPr>
+              <w:t>投向AI基建</w:t>
+            </w:r>
+          </w:p>
+        </w:tc>
+        <w:tc>
+          <w:tcPr>
+            <w:tcW w:w="1080" w:type="dxa"/>
+            <w:tcBorders>
+              <w:top w:val="single" w:sz="4" w:space="0" w:color="auto"/>
+              <w:left w:val="single" w:sz="4" w:space="0" w:color="auto"/>
+              <w:bottom w:val="single" w:sz="4" w:space="0" w:color="auto"/>
+              <w:right w:val="single" w:sz="4" w:space="0" w:color="auto"/>
+            </w:tcBorders>
+            <w:noWrap/>
+            <w:vAlign w:val="center"/>
+            <w:hideMark/>
+          </w:tcPr>
+          <w:p>
+            <w:pPr>
+              <w:widowControl/>
+              <w:spacing w:after="0" w:line="240" w:lineRule="auto"/>
+              <w:jc w:val="right"/>
+              <w:rPr>
+                <w:rFonts w:ascii="等线" w:eastAsia="等线" w:hAnsi="等线" w:cs="宋体"/>
+                <w:color w:val="000000"/>
+                <w:kern w:val="0"/>
+                <w:szCs w:val="22"/>
+                <w14:ligatures w14:val="none"/>
+              </w:rPr>
+            </w:pPr>
+            <w:r>
+              <w:rPr>
+                <w:rFonts w:ascii="等线" w:eastAsia="等线" w:hAnsi="等线" w:cs="宋体"/>
+                <w:color w:val="000000"/>
+                <w:kern w:val="0"/>
+                <w:szCs w:val="22"/>
+                <w14:ligatures w14:val="none"/>
+              </w:rPr>
+              <w:t>1450</w:t>
+            </w:r>
+          </w:p>
+        </w:tc>
+        <w:tc>
+          <w:tcPr>
+            <w:tcW w:w="1080" w:type="dxa"/>
+            <w:tcBorders>
+              <w:top w:val="single" w:sz="4" w:space="0" w:color="auto"/>
+              <w:left w:val="single" w:sz="4" w:space="0" w:color="auto"/>
+              <w:bottom w:val="single" w:sz="4" w:space="0" w:color="auto"/>
+              <w:right w:val="single" w:sz="4" w:space="0" w:color="auto"/>
+            </w:tcBorders>
+            <w:noWrap/>
+            <w:vAlign w:val="center"/>
+            <w:hideMark/>
+          </w:tcPr>
+          <w:p>
+            <w:pPr>
+              <w:widowControl/>
+              <w:spacing w:after="0" w:line="240" w:lineRule="auto"/>
+              <w:jc w:val="right"/>
+              <w:rPr>
+                <w:rFonts w:ascii="等线" w:eastAsia="等线" w:hAnsi="等线" w:cs="宋体"/>
+                <w:color w:val="000000"/>
+                <w:kern w:val="0"/>
+                <w:szCs w:val="22"/>
+                <w14:ligatures w14:val="none"/>
+              </w:rPr>
+            </w:pPr>
+            <w:r>
+              <w:rPr>
+                <w:rFonts w:ascii="等线" w:eastAsia="等线" w:hAnsi="等线" w:cs="宋体"/>
+                <w:color w:val="000000"/>
+                <w:kern w:val="0"/>
+                <w:szCs w:val="22"/>
+                <w14:ligatures w14:val="none"/>
+              </w:rPr>
+              <w:t>1450</w:t>
+            </w:r>
+          </w:p>
+        </w:tc>
+        <w:tc>
+          <w:tcPr>
+            <w:tcW w:w="1080" w:type="dxa"/>
+            <w:tcBorders>
+              <w:top w:val="single" w:sz="4" w:space="0" w:color="auto"/>
+              <w:left w:val="single" w:sz="4" w:space="0" w:color="auto"/>
+              <w:bottom w:val="single" w:sz="4" w:space="0" w:color="auto"/>
+              <w:right w:val="single" w:sz="4" w:space="0" w:color="auto"/>
+            </w:tcBorders>
+            <w:noWrap/>
+            <w:vAlign w:val="center"/>
+            <w:hideMark/>
+          </w:tcPr>
+          <w:p>
+            <w:pPr>
+              <w:widowControl/>
+              <w:spacing w:after="0" w:line="240" w:lineRule="auto"/>
+              <w:jc w:val="right"/>
+              <w:rPr>
+                <w:rFonts w:ascii="等线" w:eastAsia="等线" w:hAnsi="等线" w:cs="宋体"/>
+                <w:color w:val="000000"/>
+                <w:kern w:val="0"/>
+                <w:szCs w:val="22"/>
+                <w14:ligatures w14:val="none"/>
+              </w:rPr>
+            </w:pPr>
+            <w:r>
+              <w:rPr>
+                <w:rFonts w:ascii="等线" w:eastAsia="等线" w:hAnsi="等线" w:cs="宋体"/>
+                <w:color w:val="000000"/>
+                <w:kern w:val="0"/>
+                <w:szCs w:val="22"/>
+                <w14:ligatures w14:val="none"/>
+              </w:rPr>
+              <w:t>1196.25</w:t>
+            </w:r>
+          </w:p>
+        </w:tc>
+        <w:tc>
+          <w:tcPr>
+            <w:tcW w:w="1080" w:type="dxa"/>
+            <w:tcBorders>
+              <w:top w:val="single" w:sz="4" w:space="0" w:color="auto"/>
+              <w:left w:val="single" w:sz="4" w:space="0" w:color="auto"/>
+              <w:bottom w:val="single" w:sz="4" w:space="0" w:color="auto"/>
+              <w:right w:val="single" w:sz="4" w:space="0" w:color="auto"/>
+            </w:tcBorders>
+            <w:noWrap/>
+            <w:vAlign w:val="center"/>
+            <w:hideMark/>
+          </w:tcPr>
+          <w:p>
+            <w:pPr>
+              <w:widowControl/>
+              <w:spacing w:after="0" w:line="240" w:lineRule="auto"/>
+              <w:jc w:val="right"/>
+              <w:rPr>
+                <w:rFonts w:ascii="等线" w:eastAsia="等线" w:hAnsi="等线" w:cs="宋体"/>
+                <w:color w:val="000000"/>
+                <w:kern w:val="0"/>
+                <w:szCs w:val="22"/>
+                <w14:ligatures w14:val="none"/>
+              </w:rPr>
+            </w:pPr>
+            <w:r>
+              <w:rPr>
+                <w:rFonts w:ascii="等线" w:eastAsia="等线" w:hAnsi="等线" w:cs="宋体"/>
+                <w:color w:val="000000"/>
+                <w:kern w:val="0"/>
+                <w:szCs w:val="22"/>
+                <w14:ligatures w14:val="none"/>
+              </w:rPr>
+              <w:t>978.75</w:t>
+            </w:r>
+          </w:p>
+        </w:tc>
+        <w:tc>
+          <w:tcPr>
+            <w:tcW w:w="1080" w:type="dxa"/>
+            <w:tcBorders>
+              <w:top w:val="single" w:sz="4" w:space="0" w:color="auto"/>
+              <w:left w:val="single" w:sz="4" w:space="0" w:color="auto"/>
+              <w:bottom w:val="single" w:sz="4" w:space="0" w:color="auto"/>
+              <w:right w:val="single" w:sz="4" w:space="0" w:color="auto"/>
+            </w:tcBorders>
+            <w:noWrap/>
+            <w:vAlign w:val="center"/>
+            <w:hideMark/>
+          </w:tcPr>
+          <w:p>
+            <w:pPr>
+              <w:widowControl/>
+              <w:spacing w:after="0" w:line="240" w:lineRule="auto"/>
+              <w:jc w:val="right"/>
+              <w:rPr>
+                <w:rFonts w:ascii="等线" w:eastAsia="等线" w:hAnsi="等线" w:cs="宋体"/>
+                <w:color w:val="000000"/>
+                <w:kern w:val="0"/>
+                <w:szCs w:val="22"/>
+                <w14:ligatures w14:val="none"/>
+              </w:rPr>
+            </w:pPr>
+            <w:r>
+              <w:rPr>
+                <w:rFonts w:ascii="等线" w:eastAsia="等线" w:hAnsi="等线" w:cs="宋体"/>
+                <w:color w:val="000000"/>
+                <w:kern w:val="0"/>
+                <w:szCs w:val="22"/>
+                <w14:ligatures w14:val="none"/>
+              </w:rPr>
+              <w:t>5075</w:t>
+            </w:r>
+          </w:p>
+        </w:tc>
+      </w:tr>
+      <w:tr>
+        <w:trPr>
+          <w:trHeight w:val="300"/>
+        </w:trPr>
+        <w:tc>
+          <w:tcPr>
+            <w:tcW w:w="2740" w:type="dxa"/>
+            <w:tcBorders>
+              <w:top w:val="single" w:sz="4" w:space="0" w:color="auto"/>
+              <w:left w:val="single" w:sz="4" w:space="0" w:color="auto"/>
+              <w:bottom w:val="single" w:sz="4" w:space="0" w:color="auto"/>
+              <w:right w:val="single" w:sz="4" w:space="0" w:color="auto"/>
+            </w:tcBorders>
+            <w:noWrap/>
+            <w:vAlign w:val="center"/>
+            <w:hideMark/>
+          </w:tcPr>
+          <w:p>
+            <w:pPr>
+              <w:widowControl/>
+              <w:spacing w:after="0" w:line="240" w:lineRule="auto"/>
+              <w:rPr>
+                <w:rFonts w:ascii="等线" w:eastAsia="等线" w:hAnsi="等线" w:cs="宋体"/>
+                <w:color w:val="000000"/>
+                <w:kern w:val="0"/>
+                <w:szCs w:val="22"/>
+                <w14:ligatures w14:val="none"/>
+              </w:rPr>
+            </w:pPr>
+            <w:r>
+              <w:rPr>
+                <w:rFonts w:ascii="等线" w:eastAsia="等线" w:hAnsi="等线" w:cs="宋体"/>
+                <w:color w:val="000000"/>
+                <w:kern w:val="0"/>
+                <w:szCs w:val="22"/>
+                <w14:ligatures w14:val="none"/>
+              </w:rPr>
+              <w:t>广义光占AI基建系数</w:t>
+            </w:r>
+          </w:p>
+        </w:tc>
+        <w:tc>
+          <w:tcPr>
+            <w:tcW w:w="1080" w:type="dxa"/>
+            <w:tcBorders>
+              <w:top w:val="single" w:sz="4" w:space="0" w:color="auto"/>
+              <w:left w:val="single" w:sz="4" w:space="0" w:color="auto"/>
+              <w:bottom w:val="single" w:sz="4" w:space="0" w:color="auto"/>
+              <w:right w:val="single" w:sz="4" w:space="0" w:color="auto"/>
+            </w:tcBorders>
+            <w:noWrap/>
+            <w:vAlign w:val="center"/>
+            <w:hideMark/>
+          </w:tcPr>
+          <w:p>
+            <w:pPr>
+              <w:widowControl/>
+              <w:spacing w:after="0" w:line="240" w:lineRule="auto"/>
+              <w:jc w:val="right"/>
+              <w:rPr>
+                <w:rFonts w:ascii="等线" w:eastAsia="等线" w:hAnsi="等线" w:cs="宋体"/>
+                <w:color w:val="000000"/>
+                <w:kern w:val="0"/>
+                <w:szCs w:val="22"/>
+                <w14:ligatures w14:val="none"/>
+              </w:rPr>
+            </w:pPr>
+            <w:r>
+              <w:rPr>
+                <w:rFonts w:ascii="等线" w:eastAsia="等线" w:hAnsi="等线" w:cs="宋体"/>
+                <w:color w:val="000000"/>
+                <w:kern w:val="0"/>
+                <w:szCs w:val="22"/>
+                <w14:ligatures w14:val="none"/>
+              </w:rPr>
+              <w:t>6.5%</w:t>
+            </w:r>
+          </w:p>
+        </w:tc>
+        <w:tc>
+          <w:tcPr>
+            <w:tcW w:w="1080" w:type="dxa"/>
+            <w:tcBorders>
+              <w:top w:val="single" w:sz="4" w:space="0" w:color="auto"/>
+              <w:left w:val="single" w:sz="4" w:space="0" w:color="auto"/>
+              <w:bottom w:val="single" w:sz="4" w:space="0" w:color="auto"/>
+              <w:right w:val="single" w:sz="4" w:space="0" w:color="auto"/>
+            </w:tcBorders>
+            <w:noWrap/>
+            <w:vAlign w:val="center"/>
+            <w:hideMark/>
+          </w:tcPr>
+          <w:p>
+            <w:pPr>
+              <w:widowControl/>
+              <w:spacing w:after="0" w:line="240" w:lineRule="auto"/>
+              <w:jc w:val="right"/>
+              <w:rPr>
+                <w:rFonts w:ascii="等线" w:eastAsia="等线" w:hAnsi="等线" w:cs="宋体"/>
+                <w:color w:val="000000"/>
+                <w:kern w:val="0"/>
+                <w:szCs w:val="22"/>
+                <w14:ligatures w14:val="none"/>
+              </w:rPr>
+            </w:pPr>
+            <w:r>
+              <w:rPr>
+                <w:rFonts w:ascii="等线" w:eastAsia="等线" w:hAnsi="等线" w:cs="宋体"/>
+                <w:color w:val="000000"/>
+                <w:kern w:val="0"/>
+                <w:szCs w:val="22"/>
+                <w14:ligatures w14:val="none"/>
+              </w:rPr>
+              <w:t>6.5%</w:t>
+            </w:r>
+          </w:p>
+        </w:tc>
+        <w:tc>
+          <w:tcPr>
+            <w:tcW w:w="1080" w:type="dxa"/>
+            <w:tcBorders>
+              <w:top w:val="single" w:sz="4" w:space="0" w:color="auto"/>
+              <w:left w:val="single" w:sz="4" w:space="0" w:color="auto"/>
+              <w:bottom w:val="single" w:sz="4" w:space="0" w:color="auto"/>
+              <w:right w:val="single" w:sz="4" w:space="0" w:color="auto"/>
+            </w:tcBorders>
+            <w:noWrap/>
+            <w:vAlign w:val="center"/>
+            <w:hideMark/>
+          </w:tcPr>
+          <w:p>
+            <w:pPr>
+              <w:widowControl/>
+              <w:spacing w:after="0" w:line="240" w:lineRule="auto"/>
+              <w:jc w:val="right"/>
+              <w:rPr>
+                <w:rFonts w:ascii="等线" w:eastAsia="等线" w:hAnsi="等线" w:cs="宋体"/>
+                <w:color w:val="000000"/>
+                <w:kern w:val="0"/>
+                <w:szCs w:val="22"/>
+                <w14:ligatures w14:val="none"/>
+              </w:rPr>
+            </w:pPr>
+            <w:r>
+              <w:rPr>
+                <w:rFonts w:ascii="等线" w:eastAsia="等线" w:hAnsi="等线" w:cs="宋体"/>
+                <w:color w:val="000000"/>
+                <w:kern w:val="0"/>
+                <w:szCs w:val="22"/>
+                <w14:ligatures w14:val="none"/>
+              </w:rPr>
+              <w:t>6.5%</w:t>
+            </w:r>
+          </w:p>
+        </w:tc>
+        <w:tc>
+          <w:tcPr>
+            <w:tcW w:w="1080" w:type="dxa"/>
+            <w:tcBorders>
+              <w:top w:val="single" w:sz="4" w:space="0" w:color="auto"/>
+              <w:left w:val="single" w:sz="4" w:space="0" w:color="auto"/>
+              <w:bottom w:val="single" w:sz="4" w:space="0" w:color="auto"/>
+              <w:right w:val="single" w:sz="4" w:space="0" w:color="auto"/>
+            </w:tcBorders>
+            <w:noWrap/>
+            <w:vAlign w:val="center"/>
+            <w:hideMark/>
+          </w:tcPr>
+          <w:p>
+            <w:pPr>
+              <w:widowControl/>
+              <w:spacing w:after="0" w:line="240" w:lineRule="auto"/>
+              <w:jc w:val="right"/>
+              <w:rPr>
+                <w:rFonts w:ascii="等线" w:eastAsia="等线" w:hAnsi="等线" w:cs="宋体"/>
+                <w:color w:val="000000"/>
+                <w:kern w:val="0"/>
+                <w:szCs w:val="22"/>
+                <w14:ligatures w14:val="none"/>
+              </w:rPr>
+            </w:pPr>
+            <w:r>
+              <w:rPr>
+                <w:rFonts w:ascii="等线" w:eastAsia="等线" w:hAnsi="等线" w:cs="宋体"/>
+                <w:color w:val="000000"/>
+                <w:kern w:val="0"/>
+                <w:szCs w:val="22"/>
+                <w14:ligatures w14:val="none"/>
+              </w:rPr>
+              <w:t>6.5%</w:t>
+            </w:r>
+          </w:p>
+        </w:tc>
+        <w:tc>
+          <w:tcPr>
+            <w:tcW w:w="1080" w:type="dxa"/>
+            <w:tcBorders>
+              <w:top w:val="single" w:sz="4" w:space="0" w:color="auto"/>
+              <w:left w:val="single" w:sz="4" w:space="0" w:color="auto"/>
+              <w:bottom w:val="single" w:sz="4" w:space="0" w:color="auto"/>
+              <w:right w:val="single" w:sz="4" w:space="0" w:color="auto"/>
+            </w:tcBorders>
+            <w:noWrap/>
+            <w:vAlign w:val="center"/>
+            <w:hideMark/>
+          </w:tcPr>
+          <w:p>
+            <w:pPr>
+              <w:widowControl/>
+              <w:spacing w:after="0" w:line="240" w:lineRule="auto"/>
+              <w:jc w:val="right"/>
+              <w:rPr>
+                <w:rFonts w:ascii="等线" w:eastAsia="等线" w:hAnsi="等线" w:cs="宋体"/>
+                <w:color w:val="000000"/>
+                <w:kern w:val="0"/>
+                <w:szCs w:val="22"/>
+                <w14:ligatures w14:val="none"/>
+              </w:rPr>
+            </w:pPr>
+            <w:r>
+              <w:rPr>
+                <w:rFonts w:ascii="等线" w:eastAsia="等线" w:hAnsi="等线" w:cs="宋体"/>
+                <w:color w:val="000000"/>
+                <w:kern w:val="0"/>
+                <w:szCs w:val="22"/>
+                <w14:ligatures w14:val="none"/>
+              </w:rPr>
+              <w:t>6.5%</w:t>
+            </w:r>
+          </w:p>
+        </w:tc>
+      </w:tr>
+      <w:tr>
+        <w:trPr>
+          <w:trHeight w:val="585"/>
+        </w:trPr>
+        <w:tc>
+          <w:tcPr>
+            <w:tcW w:w="2740" w:type="dxa"/>
+            <w:tcBorders>
+              <w:top w:val="single" w:sz="4" w:space="0" w:color="auto"/>
+              <w:left w:val="single" w:sz="4" w:space="0" w:color="auto"/>
+              <w:bottom w:val="single" w:sz="4" w:space="0" w:color="auto"/>
+              <w:right w:val="single" w:sz="4" w:space="0" w:color="auto"/>
+            </w:tcBorders>
+            <w:noWrap/>
+            <w:vAlign w:val="center"/>
+            <w:hideMark/>
+          </w:tcPr>
+          <w:p>
+            <w:pPr>
+              <w:widowControl/>
+              <w:spacing w:after="0" w:line="240" w:lineRule="auto"/>
+              <w:rPr>
+                <w:rFonts w:ascii="等线" w:eastAsia="等线" w:hAnsi="等线" w:cs="宋体"/>
+                <w:color w:val="000000"/>
+                <w:kern w:val="0"/>
+                <w:szCs w:val="22"/>
+                <w14:ligatures w14:val="none"/>
+              </w:rPr>
+            </w:pPr>
+            <w:r>
+              <w:rPr>
+                <w:rFonts w:ascii="等线" w:eastAsia="等线" w:hAnsi="等线" w:cs="宋体"/>
+                <w:color w:val="000000"/>
+                <w:kern w:val="0"/>
+                <w:szCs w:val="22"/>
+                <w14:ligatures w14:val="none"/>
+              </w:rPr>
+              <w:t>狭义光占AI基建系数</w:t>
+            </w:r>
+          </w:p>
+        </w:tc>
+        <w:tc>
+          <w:tcPr>
+            <w:tcW w:w="1080" w:type="dxa"/>
+            <w:tcBorders>
+              <w:top w:val="single" w:sz="4" w:space="0" w:color="auto"/>
+              <w:left w:val="single" w:sz="4" w:space="0" w:color="auto"/>
+              <w:bottom w:val="single" w:sz="4" w:space="0" w:color="auto"/>
+              <w:right w:val="single" w:sz="4" w:space="0" w:color="auto"/>
+            </w:tcBorders>
+            <w:noWrap/>
+            <w:vAlign w:val="center"/>
+            <w:hideMark/>
+          </w:tcPr>
+          <w:p>
+            <w:pPr>
+              <w:widowControl/>
+              <w:spacing w:after="0" w:line="240" w:lineRule="auto"/>
+              <w:jc w:val="right"/>
+              <w:rPr>
+                <w:rFonts w:ascii="等线" w:eastAsia="等线" w:hAnsi="等线" w:cs="宋体"/>
+                <w:color w:val="000000"/>
+                <w:kern w:val="0"/>
+                <w:szCs w:val="22"/>
+                <w14:ligatures w14:val="none"/>
+              </w:rPr>
+            </w:pPr>
+            <w:r>
+              <w:rPr>
+                <w:rFonts w:ascii="等线" w:eastAsia="等线" w:hAnsi="等线" w:cs="宋体"/>
+                <w:color w:val="000000"/>
+                <w:kern w:val="0"/>
+                <w:szCs w:val="22"/>
+                <w14:ligatures w14:val="none"/>
+              </w:rPr>
+              <w:t>3.50%</w:t>
+            </w:r>
+          </w:p>
+        </w:tc>
+        <w:tc>
+          <w:tcPr>
+            <w:tcW w:w="1080" w:type="dxa"/>
+            <w:tcBorders>
+              <w:top w:val="single" w:sz="4" w:space="0" w:color="auto"/>
+              <w:left w:val="single" w:sz="4" w:space="0" w:color="auto"/>
+              <w:bottom w:val="single" w:sz="4" w:space="0" w:color="auto"/>
+              <w:right w:val="single" w:sz="4" w:space="0" w:color="auto"/>
+            </w:tcBorders>
+            <w:noWrap/>
+            <w:vAlign w:val="center"/>
+            <w:hideMark/>
+          </w:tcPr>
+          <w:p>
+            <w:pPr>
+              <w:widowControl/>
+              <w:spacing w:after="0" w:line="240" w:lineRule="auto"/>
+              <w:jc w:val="right"/>
+              <w:rPr>
+                <w:rFonts w:ascii="等线" w:eastAsia="等线" w:hAnsi="等线" w:cs="宋体"/>
+                <w:color w:val="000000"/>
+                <w:kern w:val="0"/>
+                <w:szCs w:val="22"/>
+                <w14:ligatures w14:val="none"/>
+              </w:rPr>
+            </w:pPr>
+            <w:r>
+              <w:rPr>
+                <w:rFonts w:ascii="等线" w:eastAsia="等线" w:hAnsi="等线" w:cs="宋体"/>
+                <w:color w:val="000000"/>
+                <w:kern w:val="0"/>
+                <w:szCs w:val="22"/>
+                <w14:ligatures w14:val="none"/>
+              </w:rPr>
+              <w:t>3.50%</w:t>
+            </w:r>
+          </w:p>
+        </w:tc>
+        <w:tc>
+          <w:tcPr>
+            <w:tcW w:w="1080" w:type="dxa"/>
+            <w:tcBorders>
+              <w:top w:val="single" w:sz="4" w:space="0" w:color="auto"/>
+              <w:left w:val="single" w:sz="4" w:space="0" w:color="auto"/>
+              <w:bottom w:val="single" w:sz="4" w:space="0" w:color="auto"/>
+              <w:right w:val="single" w:sz="4" w:space="0" w:color="auto"/>
+            </w:tcBorders>
+            <w:noWrap/>
+            <w:vAlign w:val="center"/>
+            <w:hideMark/>
+          </w:tcPr>
+          <w:p>
+            <w:pPr>
+              <w:widowControl/>
+              <w:spacing w:after="0" w:line="240" w:lineRule="auto"/>
+              <w:jc w:val="right"/>
+              <w:rPr>
+                <w:rFonts w:ascii="等线" w:eastAsia="等线" w:hAnsi="等线" w:cs="宋体"/>
+                <w:color w:val="000000"/>
+                <w:kern w:val="0"/>
+                <w:szCs w:val="22"/>
+                <w14:ligatures w14:val="none"/>
+              </w:rPr>
+            </w:pPr>
+            <w:r>
+              <w:rPr>
+                <w:rFonts w:ascii="等线" w:eastAsia="等线" w:hAnsi="等线" w:cs="宋体"/>
+                <w:color w:val="000000"/>
+                <w:kern w:val="0"/>
+                <w:szCs w:val="22"/>
+                <w14:ligatures w14:val="none"/>
+              </w:rPr>
+              <w:t>3.50%</w:t>
+            </w:r>
+          </w:p>
+        </w:tc>
+        <w:tc>
+          <w:tcPr>
+            <w:tcW w:w="1080" w:type="dxa"/>
+            <w:tcBorders>
+              <w:top w:val="single" w:sz="4" w:space="0" w:color="auto"/>
+              <w:left w:val="single" w:sz="4" w:space="0" w:color="auto"/>
+              <w:bottom w:val="single" w:sz="4" w:space="0" w:color="auto"/>
+              <w:right w:val="single" w:sz="4" w:space="0" w:color="auto"/>
+            </w:tcBorders>
+            <w:noWrap/>
+            <w:vAlign w:val="center"/>
+            <w:hideMark/>
+          </w:tcPr>
+          <w:p>
+            <w:pPr>
+              <w:widowControl/>
+              <w:spacing w:after="0" w:line="240" w:lineRule="auto"/>
+              <w:jc w:val="right"/>
+              <w:rPr>
+                <w:rFonts w:ascii="等线" w:eastAsia="等线" w:hAnsi="等线" w:cs="宋体"/>
+                <w:color w:val="000000"/>
+                <w:kern w:val="0"/>
+                <w:szCs w:val="22"/>
+                <w14:ligatures w14:val="none"/>
+              </w:rPr>
+            </w:pPr>
+            <w:r>
+              <w:rPr>
+                <w:rFonts w:ascii="等线" w:eastAsia="等线" w:hAnsi="等线" w:cs="宋体"/>
+                <w:color w:val="000000"/>
+                <w:kern w:val="0"/>
+                <w:szCs w:val="22"/>
+                <w14:ligatures w14:val="none"/>
+              </w:rPr>
+              <w:t>3.50%</w:t>
+            </w:r>
+          </w:p>
+        </w:tc>
+        <w:tc>
+          <w:tcPr>
+            <w:tcW w:w="1080" w:type="dxa"/>
+            <w:tcBorders>
+              <w:top w:val="single" w:sz="4" w:space="0" w:color="auto"/>
+              <w:left w:val="single" w:sz="4" w:space="0" w:color="auto"/>
+              <w:bottom w:val="single" w:sz="4" w:space="0" w:color="auto"/>
+              <w:right w:val="single" w:sz="4" w:space="0" w:color="auto"/>
+            </w:tcBorders>
+            <w:noWrap/>
+            <w:vAlign w:val="center"/>
+            <w:hideMark/>
+          </w:tcPr>
+          <w:p>
+            <w:pPr>
+              <w:widowControl/>
+              <w:spacing w:after="0" w:line="240" w:lineRule="auto"/>
+              <w:jc w:val="right"/>
+              <w:rPr>
+                <w:rFonts w:ascii="等线" w:eastAsia="等线" w:hAnsi="等线" w:cs="宋体"/>
+                <w:color w:val="000000"/>
+                <w:kern w:val="0"/>
+                <w:szCs w:val="22"/>
+                <w14:ligatures w14:val="none"/>
+              </w:rPr>
+            </w:pPr>
+            <w:r>
+              <w:rPr>
+                <w:rFonts w:ascii="等线" w:eastAsia="等线" w:hAnsi="等线" w:cs="宋体"/>
+                <w:color w:val="000000"/>
+                <w:kern w:val="0"/>
+                <w:szCs w:val="22"/>
+                <w14:ligatures w14:val="none"/>
+              </w:rPr>
+              <w:t>3.50%</w:t>
+            </w:r>
+          </w:p>
+        </w:tc>
+      </w:tr>
+      <w:tr>
+        <w:trPr>
+          <w:trHeight w:val="300"/>
+        </w:trPr>
+        <w:tc>
+          <w:tcPr>
+            <w:tcW w:w="2740" w:type="dxa"/>
+            <w:tcBorders>
+              <w:top w:val="single" w:sz="4" w:space="0" w:color="auto"/>
+              <w:left w:val="single" w:sz="4" w:space="0" w:color="auto"/>
+              <w:bottom w:val="single" w:sz="4" w:space="0" w:color="auto"/>
+              <w:right w:val="single" w:sz="4" w:space="0" w:color="auto"/>
+            </w:tcBorders>
+            <w:noWrap/>
+            <w:vAlign w:val="center"/>
+            <w:hideMark/>
+          </w:tcPr>
+          <w:p>
+            <w:pPr>
+              <w:widowControl/>
+              <w:spacing w:after="0" w:line="240" w:lineRule="auto"/>
+              <w:rPr>
+                <w:rFonts w:ascii="等线" w:eastAsia="等线" w:hAnsi="等线" w:cs="宋体"/>
+                <w:color w:val="000000"/>
+                <w:kern w:val="0"/>
+                <w:szCs w:val="22"/>
+                <w14:ligatures w14:val="none"/>
+              </w:rPr>
+            </w:pPr>
+            <w:r>
+              <w:rPr>
+                <w:rFonts w:ascii="等线" w:eastAsia="等线" w:hAnsi="等线" w:cs="宋体"/>
+                <w:color w:val="000000"/>
+                <w:kern w:val="0"/>
+                <w:szCs w:val="22"/>
+                <w14:ligatures w14:val="none"/>
+              </w:rPr>
+              <w:t>广义光通信占比</w:t>
+            </w:r>
+          </w:p>
+        </w:tc>
+        <w:tc>
+          <w:tcPr>
+            <w:tcW w:w="1080" w:type="dxa"/>
+            <w:tcBorders>
+              <w:top w:val="single" w:sz="4" w:space="0" w:color="auto"/>
+              <w:left w:val="single" w:sz="4" w:space="0" w:color="auto"/>
+              <w:bottom w:val="single" w:sz="4" w:space="0" w:color="auto"/>
+              <w:right w:val="single" w:sz="4" w:space="0" w:color="auto"/>
+            </w:tcBorders>
+            <w:noWrap/>
+            <w:vAlign w:val="center"/>
+            <w:hideMark/>
+          </w:tcPr>
+          <w:p>
+            <w:pPr>
+              <w:widowControl/>
+              <w:spacing w:after="0" w:line="240" w:lineRule="auto"/>
+              <w:jc w:val="right"/>
+              <w:rPr>
+                <w:rFonts w:ascii="等线" w:eastAsia="等线" w:hAnsi="等线" w:cs="宋体"/>
+                <w:color w:val="000000"/>
+                <w:kern w:val="0"/>
+                <w:szCs w:val="22"/>
+                <w14:ligatures w14:val="none"/>
+              </w:rPr>
+            </w:pPr>
+            <w:r>
+              <w:rPr>
+                <w:rFonts w:ascii="等线" w:eastAsia="等线" w:hAnsi="等线" w:cs="宋体"/>
+                <w:color w:val="000000"/>
+                <w:kern w:val="0"/>
+                <w:szCs w:val="22"/>
+                <w14:ligatures w14:val="none"/>
+              </w:rPr>
+              <w:t>94.25</w:t>
+            </w:r>
+          </w:p>
+        </w:tc>
+        <w:tc>
+          <w:tcPr>
+            <w:tcW w:w="1080" w:type="dxa"/>
+            <w:tcBorders>
+              <w:top w:val="single" w:sz="4" w:space="0" w:color="auto"/>
+              <w:left w:val="single" w:sz="4" w:space="0" w:color="auto"/>
+              <w:bottom w:val="single" w:sz="4" w:space="0" w:color="auto"/>
+              <w:right w:val="single" w:sz="4" w:space="0" w:color="auto"/>
+            </w:tcBorders>
+            <w:noWrap/>
+            <w:vAlign w:val="center"/>
+            <w:hideMark/>
+          </w:tcPr>
+          <w:p>
+            <w:pPr>
+              <w:widowControl/>
+              <w:spacing w:after="0" w:line="240" w:lineRule="auto"/>
+              <w:jc w:val="right"/>
+              <w:rPr>
+                <w:rFonts w:ascii="等线" w:eastAsia="等线" w:hAnsi="等线" w:cs="宋体"/>
+                <w:color w:val="000000"/>
+                <w:kern w:val="0"/>
+                <w:szCs w:val="22"/>
+                <w14:ligatures w14:val="none"/>
+              </w:rPr>
+            </w:pPr>
+            <w:r>
+              <w:rPr>
+                <w:rFonts w:ascii="等线" w:eastAsia="等线" w:hAnsi="等线" w:cs="宋体"/>
+                <w:color w:val="000000"/>
+                <w:kern w:val="0"/>
+                <w:szCs w:val="22"/>
+                <w14:ligatures w14:val="none"/>
+              </w:rPr>
+              <w:t>94.25</w:t>
+            </w:r>
+          </w:p>
+        </w:tc>
+        <w:tc>
+          <w:tcPr>
+            <w:tcW w:w="1080" w:type="dxa"/>
+            <w:tcBorders>
+              <w:top w:val="single" w:sz="4" w:space="0" w:color="auto"/>
+              <w:left w:val="single" w:sz="4" w:space="0" w:color="auto"/>
+              <w:bottom w:val="single" w:sz="4" w:space="0" w:color="auto"/>
+              <w:right w:val="single" w:sz="4" w:space="0" w:color="auto"/>
+            </w:tcBorders>
+            <w:noWrap/>
+            <w:vAlign w:val="center"/>
+            <w:hideMark/>
+          </w:tcPr>
+          <w:p>
+            <w:pPr>
+              <w:widowControl/>
+              <w:spacing w:after="0" w:line="240" w:lineRule="auto"/>
+              <w:jc w:val="right"/>
+              <w:rPr>
+                <w:rFonts w:ascii="等线" w:eastAsia="等线" w:hAnsi="等线" w:cs="宋体"/>
+                <w:color w:val="000000"/>
+                <w:kern w:val="0"/>
+                <w:szCs w:val="22"/>
+                <w14:ligatures w14:val="none"/>
+              </w:rPr>
+            </w:pPr>
+            <w:r>
+              <w:rPr>
+                <w:rFonts w:ascii="等线" w:eastAsia="等线" w:hAnsi="等线" w:cs="宋体"/>
+                <w:color w:val="000000"/>
+                <w:kern w:val="0"/>
+                <w:szCs w:val="22"/>
+                <w14:ligatures w14:val="none"/>
+              </w:rPr>
+              <w:t>77.76</w:t>
+            </w:r>
+          </w:p>
+        </w:tc>
+        <w:tc>
+          <w:tcPr>
+            <w:tcW w:w="1080" w:type="dxa"/>
+            <w:tcBorders>
+              <w:top w:val="single" w:sz="4" w:space="0" w:color="auto"/>
+              <w:left w:val="single" w:sz="4" w:space="0" w:color="auto"/>
+              <w:bottom w:val="single" w:sz="4" w:space="0" w:color="auto"/>
+              <w:right w:val="single" w:sz="4" w:space="0" w:color="auto"/>
+            </w:tcBorders>
+            <w:noWrap/>
+            <w:vAlign w:val="center"/>
+            <w:hideMark/>
+          </w:tcPr>
+          <w:p>
+            <w:pPr>
+              <w:widowControl/>
+              <w:spacing w:after="0" w:line="240" w:lineRule="auto"/>
+              <w:jc w:val="right"/>
+              <w:rPr>
+                <w:rFonts w:ascii="等线" w:eastAsia="等线" w:hAnsi="等线" w:cs="宋体"/>
+                <w:color w:val="000000"/>
+                <w:kern w:val="0"/>
+                <w:szCs w:val="22"/>
+                <w14:ligatures w14:val="none"/>
+              </w:rPr>
+            </w:pPr>
+            <w:r>
+              <w:rPr>
+                <w:rFonts w:ascii="等线" w:eastAsia="等线" w:hAnsi="等线" w:cs="宋体"/>
+                <w:color w:val="000000"/>
+                <w:kern w:val="0"/>
+                <w:szCs w:val="22"/>
+                <w14:ligatures w14:val="none"/>
+              </w:rPr>
+              <w:t>63.62</w:t>
+            </w:r>
+          </w:p>
+        </w:tc>
+        <w:tc>
+          <w:tcPr>
+            <w:tcW w:w="1080" w:type="dxa"/>
+            <w:tcBorders>
+              <w:top w:val="single" w:sz="4" w:space="0" w:color="auto"/>
+              <w:left w:val="single" w:sz="4" w:space="0" w:color="auto"/>
+              <w:bottom w:val="single" w:sz="4" w:space="0" w:color="auto"/>
+              <w:right w:val="single" w:sz="4" w:space="0" w:color="auto"/>
+            </w:tcBorders>
+            <w:noWrap/>
+            <w:vAlign w:val="center"/>
+            <w:hideMark/>
+          </w:tcPr>
+          <w:p>
+            <w:pPr>
+              <w:widowControl/>
+              <w:spacing w:after="0" w:line="240" w:lineRule="auto"/>
+              <w:jc w:val="right"/>
+              <w:rPr>
+                <w:rFonts w:ascii="等线" w:eastAsia="等线" w:hAnsi="等线" w:cs="宋体"/>
+                <w:color w:val="000000"/>
+                <w:kern w:val="0"/>
+                <w:szCs w:val="22"/>
+                <w14:ligatures w14:val="none"/>
+              </w:rPr>
+            </w:pPr>
+            <w:r>
+              <w:rPr>
+                <w:rFonts w:ascii="等线" w:eastAsia="等线" w:hAnsi="等线" w:cs="宋体"/>
+                <w:color w:val="000000"/>
+                <w:kern w:val="0"/>
+                <w:szCs w:val="22"/>
+                <w14:ligatures w14:val="none"/>
+              </w:rPr>
+              <w:t>329.875</w:t>
+            </w:r>
+          </w:p>
+        </w:tc>
+      </w:tr>
+      <w:tr>
+        <w:trPr>
+          <w:trHeight w:val="300"/>
+        </w:trPr>
+        <w:tc>
+          <w:tcPr>
+            <w:tcW w:w="2740" w:type="dxa"/>
+            <w:tcBorders>
+              <w:top w:val="single" w:sz="4" w:space="0" w:color="auto"/>
+              <w:left w:val="single" w:sz="4" w:space="0" w:color="auto"/>
+              <w:bottom w:val="single" w:sz="4" w:space="0" w:color="auto"/>
+              <w:right w:val="single" w:sz="4" w:space="0" w:color="auto"/>
+            </w:tcBorders>
+            <w:shd w:val="clear" w:color="000000" w:fill="92D050"/>
+            <w:noWrap/>
+            <w:vAlign w:val="center"/>
+            <w:hideMark/>
+          </w:tcPr>
+          <w:p>
+            <w:pPr>
+              <w:widowControl/>
+              <w:spacing w:after="0" w:line="240" w:lineRule="auto"/>
+              <w:rPr>
+                <w:rFonts w:ascii="等线" w:eastAsia="等线" w:hAnsi="等线" w:cs="宋体"/>
+                <w:color w:val="000000"/>
+                <w:kern w:val="0"/>
+                <w:szCs w:val="22"/>
+                <w14:ligatures w14:val="none"/>
+              </w:rPr>
+            </w:pPr>
+            <w:r>
+              <w:rPr>
+                <w:rFonts w:ascii="等线" w:eastAsia="等线" w:hAnsi="等线" w:cs="宋体"/>
+                <w:color w:val="000000"/>
+                <w:kern w:val="0"/>
+                <w:szCs w:val="22"/>
+                <w14:ligatures w14:val="none"/>
+              </w:rPr>
+              <w:t>狭义光通信占比</w:t>
+            </w:r>
+          </w:p>
+        </w:tc>
+        <w:tc>
+          <w:tcPr>
+            <w:tcW w:w="1080" w:type="dxa"/>
+            <w:tcBorders>
+              <w:top w:val="single" w:sz="4" w:space="0" w:color="auto"/>
+              <w:left w:val="single" w:sz="4" w:space="0" w:color="auto"/>
+              <w:bottom w:val="single" w:sz="4" w:space="0" w:color="auto"/>
+              <w:right w:val="single" w:sz="4" w:space="0" w:color="auto"/>
+            </w:tcBorders>
+            <w:shd w:val="clear" w:color="000000" w:fill="92D050"/>
+            <w:noWrap/>
+            <w:vAlign w:val="center"/>
+            <w:hideMark/>
+          </w:tcPr>
+          <w:p>
+            <w:pPr>
+              <w:widowControl/>
+              <w:spacing w:after="0" w:line="240" w:lineRule="auto"/>
+              <w:jc w:val="right"/>
+              <w:rPr>
+                <w:rFonts w:ascii="等线" w:eastAsia="等线" w:hAnsi="等线" w:cs="宋体"/>
+                <w:color w:val="000000"/>
+                <w:kern w:val="0"/>
+                <w:szCs w:val="22"/>
+                <w14:ligatures w14:val="none"/>
+              </w:rPr>
+            </w:pPr>
+            <w:r>
+              <w:rPr>
+                <w:rFonts w:ascii="等线" w:eastAsia="等线" w:hAnsi="等线" w:cs="宋体"/>
+                <w:color w:val="000000"/>
+                <w:kern w:val="0"/>
+                <w:szCs w:val="22"/>
+                <w14:ligatures w14:val="none"/>
+              </w:rPr>
+              <w:t>50.75</w:t>
+            </w:r>
+          </w:p>
+        </w:tc>
+        <w:tc>
+          <w:tcPr>
+            <w:tcW w:w="1080" w:type="dxa"/>
+            <w:tcBorders>
+              <w:top w:val="single" w:sz="4" w:space="0" w:color="auto"/>
+              <w:left w:val="single" w:sz="4" w:space="0" w:color="auto"/>
+              <w:bottom w:val="single" w:sz="4" w:space="0" w:color="auto"/>
+              <w:right w:val="single" w:sz="4" w:space="0" w:color="auto"/>
+            </w:tcBorders>
+            <w:shd w:val="clear" w:color="000000" w:fill="92D050"/>
+            <w:noWrap/>
+            <w:vAlign w:val="center"/>
+            <w:hideMark/>
+          </w:tcPr>
+          <w:p>
+            <w:pPr>
+              <w:widowControl/>
+              <w:spacing w:after="0" w:line="240" w:lineRule="auto"/>
+              <w:jc w:val="right"/>
+              <w:rPr>
+                <w:rFonts w:ascii="等线" w:eastAsia="等线" w:hAnsi="等线" w:cs="宋体"/>
+                <w:color w:val="000000"/>
+                <w:kern w:val="0"/>
+                <w:szCs w:val="22"/>
+                <w14:ligatures w14:val="none"/>
+              </w:rPr>
+            </w:pPr>
+            <w:r>
+              <w:rPr>
+                <w:rFonts w:ascii="等线" w:eastAsia="等线" w:hAnsi="等线" w:cs="宋体"/>
+                <w:color w:val="000000"/>
+                <w:kern w:val="0"/>
+                <w:szCs w:val="22"/>
+                <w14:ligatures w14:val="none"/>
+              </w:rPr>
+              <w:t>50.75</w:t>
+            </w:r>
+          </w:p>
+        </w:tc>
+        <w:tc>
+          <w:tcPr>
+            <w:tcW w:w="1080" w:type="dxa"/>
+            <w:tcBorders>
+              <w:top w:val="single" w:sz="4" w:space="0" w:color="auto"/>
+              <w:left w:val="single" w:sz="4" w:space="0" w:color="auto"/>
+              <w:bottom w:val="single" w:sz="4" w:space="0" w:color="auto"/>
+              <w:right w:val="single" w:sz="4" w:space="0" w:color="auto"/>
+            </w:tcBorders>
+            <w:shd w:val="clear" w:color="000000" w:fill="92D050"/>
+            <w:noWrap/>
+            <w:vAlign w:val="center"/>
+            <w:hideMark/>
+          </w:tcPr>
+          <w:p>
+            <w:pPr>
+              <w:widowControl/>
+              <w:spacing w:after="0" w:line="240" w:lineRule="auto"/>
+              <w:jc w:val="right"/>
+              <w:rPr>
+                <w:rFonts w:ascii="等线" w:eastAsia="等线" w:hAnsi="等线" w:cs="宋体"/>
+                <w:color w:val="000000"/>
+                <w:kern w:val="0"/>
+                <w:szCs w:val="22"/>
+                <w14:ligatures w14:val="none"/>
+              </w:rPr>
+            </w:pPr>
+            <w:r>
+              <w:rPr>
+                <w:rFonts w:ascii="等线" w:eastAsia="等线" w:hAnsi="等线" w:cs="宋体"/>
+                <w:color w:val="000000"/>
+                <w:kern w:val="0"/>
+                <w:szCs w:val="22"/>
+                <w14:ligatures w14:val="none"/>
+              </w:rPr>
+              <w:t>41.87</w:t>
+            </w:r>
+          </w:p>
+        </w:tc>
+        <w:tc>
+          <w:tcPr>
+            <w:tcW w:w="1080" w:type="dxa"/>
+            <w:tcBorders>
+              <w:top w:val="single" w:sz="4" w:space="0" w:color="auto"/>
+              <w:left w:val="single" w:sz="4" w:space="0" w:color="auto"/>
+              <w:bottom w:val="single" w:sz="4" w:space="0" w:color="auto"/>
+              <w:right w:val="single" w:sz="4" w:space="0" w:color="auto"/>
+            </w:tcBorders>
+            <w:shd w:val="clear" w:color="000000" w:fill="92D050"/>
+            <w:noWrap/>
+            <w:vAlign w:val="center"/>
+            <w:hideMark/>
+          </w:tcPr>
+          <w:p>
+            <w:pPr>
+              <w:widowControl/>
+              <w:spacing w:after="0" w:line="240" w:lineRule="auto"/>
+              <w:jc w:val="right"/>
+              <w:rPr>
+                <w:rFonts w:ascii="等线" w:eastAsia="等线" w:hAnsi="等线" w:cs="宋体"/>
+                <w:color w:val="000000"/>
+                <w:kern w:val="0"/>
+                <w:szCs w:val="22"/>
+                <w14:ligatures w14:val="none"/>
+              </w:rPr>
+            </w:pPr>
+            <w:r>
+              <w:rPr>
+                <w:rFonts w:ascii="等线" w:eastAsia="等线" w:hAnsi="等线" w:cs="宋体"/>
+                <w:color w:val="000000"/>
+                <w:kern w:val="0"/>
+                <w:szCs w:val="22"/>
+                <w14:ligatures w14:val="none"/>
+              </w:rPr>
+              <w:t>34.26</w:t>
+            </w:r>
+          </w:p>
+        </w:tc>
+        <w:tc>
+          <w:tcPr>
+            <w:tcW w:w="1080" w:type="dxa"/>
+            <w:tcBorders>
+              <w:top w:val="single" w:sz="4" w:space="0" w:color="auto"/>
+              <w:left w:val="single" w:sz="4" w:space="0" w:color="auto"/>
+              <w:bottom w:val="single" w:sz="4" w:space="0" w:color="auto"/>
+              <w:right w:val="single" w:sz="4" w:space="0" w:color="auto"/>
+            </w:tcBorders>
+            <w:noWrap/>
+            <w:vAlign w:val="center"/>
+            <w:hideMark/>
+          </w:tcPr>
+          <w:p>
+            <w:pPr>
+              <w:widowControl/>
+              <w:spacing w:after="0" w:line="240" w:lineRule="auto"/>
+              <w:jc w:val="right"/>
+              <w:rPr>
+                <w:rFonts w:ascii="等线" w:eastAsia="等线" w:hAnsi="等线" w:cs="宋体"/>
+                <w:color w:val="000000"/>
+                <w:kern w:val="0"/>
+                <w:szCs w:val="22"/>
+                <w14:ligatures w14:val="none"/>
+              </w:rPr>
+            </w:pPr>
+            <w:r>
+              <w:rPr>
+                <w:rFonts w:ascii="等线" w:eastAsia="等线" w:hAnsi="等线" w:cs="宋体"/>
+                <w:color w:val="000000"/>
+                <w:kern w:val="0"/>
+                <w:szCs w:val="22"/>
+                <w14:ligatures w14:val="none"/>
+              </w:rPr>
+              <w:t>177.625</w:t>
+            </w:r>
+          </w:p>
+        </w:tc>
+      </w:tr>
+      <w:tr>
+        <w:trPr>
+          <w:trHeight w:val="300"/>
+        </w:trPr>
+        <w:tc>
+          <w:tcPr>
+            <w:tcW w:w="2740" w:type="dxa"/>
+            <w:tcBorders>
+              <w:top w:val="single" w:sz="4" w:space="0" w:color="auto"/>
+              <w:left w:val="single" w:sz="4" w:space="0" w:color="auto"/>
+              <w:bottom w:val="single" w:sz="4" w:space="0" w:color="auto"/>
+              <w:right w:val="single" w:sz="4" w:space="0" w:color="auto"/>
+            </w:tcBorders>
+            <w:noWrap/>
+            <w:vAlign w:val="center"/>
+            <w:hideMark/>
+          </w:tcPr>
+          <w:p>
+            <w:pPr>
+              <w:widowControl/>
+              <w:spacing w:after="0" w:line="240" w:lineRule="auto"/>
+              <w:rPr>
+                <w:rFonts w:ascii="等线" w:eastAsia="等线" w:hAnsi="等线" w:cs="宋体"/>
+                <w:color w:val="000000"/>
+                <w:kern w:val="0"/>
+                <w:szCs w:val="22"/>
+                <w14:ligatures w14:val="none"/>
+              </w:rPr>
+            </w:pPr>
+            <w:r>
+              <w:rPr>
+                <w:rFonts w:ascii="等线" w:eastAsia="等线" w:hAnsi="等线" w:cs="宋体"/>
+                <w:color w:val="000000"/>
+                <w:kern w:val="0"/>
+                <w:szCs w:val="22"/>
+                <w14:ligatures w14:val="none"/>
+              </w:rPr>
+              <w:t>LightCounting测算系数</w:t>
+            </w:r>
+          </w:p>
+        </w:tc>
+        <w:tc>
+          <w:tcPr>
+            <w:tcW w:w="1080" w:type="dxa"/>
+            <w:tcBorders>
+              <w:top w:val="single" w:sz="4" w:space="0" w:color="auto"/>
+              <w:left w:val="single" w:sz="4" w:space="0" w:color="auto"/>
+              <w:bottom w:val="single" w:sz="4" w:space="0" w:color="auto"/>
+              <w:right w:val="single" w:sz="4" w:space="0" w:color="auto"/>
+            </w:tcBorders>
+            <w:noWrap/>
+            <w:vAlign w:val="center"/>
+            <w:hideMark/>
+          </w:tcPr>
+          <w:p>
+            <w:pPr>
+              <w:widowControl/>
+              <w:spacing w:after="0" w:line="240" w:lineRule="auto"/>
+              <w:jc w:val="right"/>
+              <w:rPr>
+                <w:rFonts w:ascii="等线" w:eastAsia="等线" w:hAnsi="等线" w:cs="宋体"/>
+                <w:color w:val="000000"/>
+                <w:kern w:val="0"/>
+                <w:szCs w:val="22"/>
+                <w14:ligatures w14:val="none"/>
+              </w:rPr>
+            </w:pPr>
+            <w:r>
+              <w:rPr>
+                <w:rFonts w:ascii="等线" w:eastAsia="等线" w:hAnsi="等线" w:cs="宋体"/>
+                <w:color w:val="000000"/>
+                <w:kern w:val="0"/>
+                <w:szCs w:val="22"/>
+                <w14:ligatures w14:val="none"/>
+              </w:rPr>
+              <w:t>3.10%</w:t>
+            </w:r>
+          </w:p>
+        </w:tc>
+        <w:tc>
+          <w:tcPr>
+            <w:tcW w:w="1080" w:type="dxa"/>
+            <w:tcBorders>
+              <w:top w:val="single" w:sz="4" w:space="0" w:color="auto"/>
+              <w:left w:val="single" w:sz="4" w:space="0" w:color="auto"/>
+              <w:bottom w:val="single" w:sz="4" w:space="0" w:color="auto"/>
+              <w:right w:val="single" w:sz="4" w:space="0" w:color="auto"/>
+            </w:tcBorders>
+            <w:noWrap/>
+            <w:vAlign w:val="center"/>
+            <w:hideMark/>
+          </w:tcPr>
+          <w:p>
+            <w:pPr>
+              <w:widowControl/>
+              <w:spacing w:after="0" w:line="240" w:lineRule="auto"/>
+              <w:jc w:val="right"/>
+              <w:rPr>
+                <w:rFonts w:ascii="等线" w:eastAsia="等线" w:hAnsi="等线" w:cs="宋体"/>
+                <w:color w:val="000000"/>
+                <w:kern w:val="0"/>
+                <w:szCs w:val="22"/>
+                <w14:ligatures w14:val="none"/>
+              </w:rPr>
+            </w:pPr>
+            <w:r>
+              <w:rPr>
+                <w:rFonts w:ascii="等线" w:eastAsia="等线" w:hAnsi="等线" w:cs="宋体"/>
+                <w:color w:val="000000"/>
+                <w:kern w:val="0"/>
+                <w:szCs w:val="22"/>
+                <w14:ligatures w14:val="none"/>
+              </w:rPr>
+              <w:t>3.10%</w:t>
+            </w:r>
+          </w:p>
+        </w:tc>
+        <w:tc>
+          <w:tcPr>
+            <w:tcW w:w="1080" w:type="dxa"/>
+            <w:tcBorders>
+              <w:top w:val="single" w:sz="4" w:space="0" w:color="auto"/>
+              <w:left w:val="single" w:sz="4" w:space="0" w:color="auto"/>
+              <w:bottom w:val="single" w:sz="4" w:space="0" w:color="auto"/>
+              <w:right w:val="single" w:sz="4" w:space="0" w:color="auto"/>
+            </w:tcBorders>
+            <w:noWrap/>
+            <w:vAlign w:val="center"/>
+            <w:hideMark/>
+          </w:tcPr>
+          <w:p>
+            <w:pPr>
+              <w:widowControl/>
+              <w:spacing w:after="0" w:line="240" w:lineRule="auto"/>
+              <w:jc w:val="right"/>
+              <w:rPr>
+                <w:rFonts w:ascii="等线" w:eastAsia="等线" w:hAnsi="等线" w:cs="宋体"/>
+                <w:color w:val="000000"/>
+                <w:kern w:val="0"/>
+                <w:szCs w:val="22"/>
+                <w14:ligatures w14:val="none"/>
+              </w:rPr>
+            </w:pPr>
+            <w:r>
+              <w:rPr>
+                <w:rFonts w:ascii="等线" w:eastAsia="等线" w:hAnsi="等线" w:cs="宋体"/>
+                <w:color w:val="000000"/>
+                <w:kern w:val="0"/>
+                <w:szCs w:val="22"/>
+                <w14:ligatures w14:val="none"/>
+              </w:rPr>
+              <w:t>3.10%</w:t>
+            </w:r>
+          </w:p>
+        </w:tc>
+        <w:tc>
+          <w:tcPr>
+            <w:tcW w:w="1080" w:type="dxa"/>
+            <w:tcBorders>
+              <w:top w:val="single" w:sz="4" w:space="0" w:color="auto"/>
+              <w:left w:val="single" w:sz="4" w:space="0" w:color="auto"/>
+              <w:bottom w:val="single" w:sz="4" w:space="0" w:color="auto"/>
+              <w:right w:val="single" w:sz="4" w:space="0" w:color="auto"/>
+            </w:tcBorders>
+            <w:noWrap/>
+            <w:vAlign w:val="center"/>
+            <w:hideMark/>
+          </w:tcPr>
+          <w:p>
+            <w:pPr>
+              <w:widowControl/>
+              <w:spacing w:after="0" w:line="240" w:lineRule="auto"/>
+              <w:jc w:val="right"/>
+              <w:rPr>
+                <w:rFonts w:ascii="等线" w:eastAsia="等线" w:hAnsi="等线" w:cs="宋体"/>
+                <w:color w:val="000000"/>
+                <w:kern w:val="0"/>
+                <w:szCs w:val="22"/>
+                <w14:ligatures w14:val="none"/>
+              </w:rPr>
+            </w:pPr>
+            <w:r>
+              <w:rPr>
+                <w:rFonts w:ascii="等线" w:eastAsia="等线" w:hAnsi="等线" w:cs="宋体"/>
+                <w:color w:val="000000"/>
+                <w:kern w:val="0"/>
+                <w:szCs w:val="22"/>
+                <w14:ligatures w14:val="none"/>
+              </w:rPr>
+              <w:t>3.10%</w:t>
+            </w:r>
+          </w:p>
+        </w:tc>
+        <w:tc>
+          <w:tcPr>
+            <w:tcW w:w="1080" w:type="dxa"/>
+            <w:tcBorders>
+              <w:top w:val="single" w:sz="4" w:space="0" w:color="auto"/>
+              <w:left w:val="single" w:sz="4" w:space="0" w:color="auto"/>
+              <w:bottom w:val="single" w:sz="4" w:space="0" w:color="auto"/>
+              <w:right w:val="single" w:sz="4" w:space="0" w:color="auto"/>
+            </w:tcBorders>
+            <w:noWrap/>
+            <w:vAlign w:val="center"/>
+            <w:hideMark/>
+          </w:tcPr>
+          <w:p>
+            <w:pPr>
+              <w:widowControl/>
+              <w:spacing w:after="0" w:line="240" w:lineRule="auto"/>
+              <w:jc w:val="right"/>
+              <w:rPr>
+                <w:rFonts w:ascii="等线" w:eastAsia="等线" w:hAnsi="等线" w:cs="宋体"/>
+                <w:color w:val="000000"/>
+                <w:kern w:val="0"/>
+                <w:szCs w:val="22"/>
+                <w14:ligatures w14:val="none"/>
+              </w:rPr>
+            </w:pPr>
+            <w:r>
+              <w:rPr>
+                <w:rFonts w:ascii="等线" w:eastAsia="等线" w:hAnsi="等线" w:cs="宋体"/>
+                <w:color w:val="000000"/>
+                <w:kern w:val="0"/>
+                <w:szCs w:val="22"/>
+                <w14:ligatures w14:val="none"/>
+              </w:rPr>
+              <w:t>3.10%</w:t>
+            </w:r>
+          </w:p>
+        </w:tc>
+      </w:tr>
+      <w:tr>
+        <w:trPr>
+          <w:trHeight w:val="300"/>
+        </w:trPr>
+        <w:tc>
+          <w:tcPr>
+            <w:tcW w:w="2740" w:type="dxa"/>
+            <w:tcBorders>
+              <w:top w:val="single" w:sz="4" w:space="0" w:color="auto"/>
+              <w:left w:val="single" w:sz="4" w:space="0" w:color="auto"/>
+              <w:bottom w:val="single" w:sz="4" w:space="0" w:color="auto"/>
+              <w:right w:val="single" w:sz="4" w:space="0" w:color="auto"/>
+            </w:tcBorders>
+            <w:shd w:val="clear" w:color="000000" w:fill="92D050"/>
+            <w:noWrap/>
+            <w:vAlign w:val="center"/>
+            <w:hideMark/>
+          </w:tcPr>
+          <w:p>
+            <w:pPr>
+              <w:widowControl/>
+              <w:spacing w:after="0" w:line="240" w:lineRule="auto"/>
+              <w:rPr>
+                <w:rFonts w:ascii="等线" w:eastAsia="等线" w:hAnsi="等线" w:cs="宋体"/>
+                <w:color w:val="000000"/>
+                <w:kern w:val="0"/>
+                <w:szCs w:val="22"/>
+                <w14:ligatures w14:val="none"/>
+              </w:rPr>
+            </w:pPr>
+            <w:r>
+              <w:rPr>
+                <w:rFonts w:ascii="等线" w:eastAsia="等线" w:hAnsi="等线" w:cs="宋体"/>
+                <w:color w:val="000000"/>
+                <w:kern w:val="0"/>
+                <w:szCs w:val="22"/>
+                <w14:ligatures w14:val="none"/>
+              </w:rPr>
+              <w:t>LightCounting测算占比</w:t>
+            </w:r>
+          </w:p>
+        </w:tc>
+        <w:tc>
+          <w:tcPr>
+            <w:tcW w:w="1080" w:type="dxa"/>
+            <w:tcBorders>
+              <w:top w:val="single" w:sz="4" w:space="0" w:color="auto"/>
+              <w:left w:val="single" w:sz="4" w:space="0" w:color="auto"/>
+              <w:bottom w:val="single" w:sz="4" w:space="0" w:color="auto"/>
+              <w:right w:val="single" w:sz="4" w:space="0" w:color="auto"/>
+            </w:tcBorders>
+            <w:shd w:val="clear" w:color="000000" w:fill="92D050"/>
+            <w:noWrap/>
+            <w:vAlign w:val="center"/>
+            <w:hideMark/>
+          </w:tcPr>
+          <w:p>
+            <w:pPr>
+              <w:widowControl/>
+              <w:spacing w:after="0" w:line="240" w:lineRule="auto"/>
+              <w:jc w:val="right"/>
+              <w:rPr>
+                <w:rFonts w:ascii="等线" w:eastAsia="等线" w:hAnsi="等线" w:cs="宋体"/>
+                <w:color w:val="000000"/>
+                <w:kern w:val="0"/>
+                <w:szCs w:val="22"/>
+                <w14:ligatures w14:val="none"/>
+              </w:rPr>
+            </w:pPr>
+            <w:r>
+              <w:rPr>
+                <w:rFonts w:ascii="等线" w:eastAsia="等线" w:hAnsi="等线" w:cs="宋体"/>
+                <w:color w:val="000000"/>
+                <w:kern w:val="0"/>
+                <w:szCs w:val="22"/>
+                <w14:ligatures w14:val="none"/>
+              </w:rPr>
+              <w:t>62</w:t>
+            </w:r>
+          </w:p>
+        </w:tc>
+        <w:tc>
+          <w:tcPr>
+            <w:tcW w:w="1080" w:type="dxa"/>
+            <w:tcBorders>
+              <w:top w:val="single" w:sz="4" w:space="0" w:color="auto"/>
+              <w:left w:val="single" w:sz="4" w:space="0" w:color="auto"/>
+              <w:bottom w:val="single" w:sz="4" w:space="0" w:color="auto"/>
+              <w:right w:val="single" w:sz="4" w:space="0" w:color="auto"/>
+            </w:tcBorders>
+            <w:shd w:val="clear" w:color="000000" w:fill="92D050"/>
+            <w:noWrap/>
+            <w:vAlign w:val="center"/>
+            <w:hideMark/>
+          </w:tcPr>
+          <w:p>
+            <w:pPr>
+              <w:widowControl/>
+              <w:spacing w:after="0" w:line="240" w:lineRule="auto"/>
+              <w:jc w:val="right"/>
+              <w:rPr>
+                <w:rFonts w:ascii="等线" w:eastAsia="等线" w:hAnsi="等线" w:cs="宋体"/>
+                <w:color w:val="000000"/>
+                <w:kern w:val="0"/>
+                <w:szCs w:val="22"/>
+                <w14:ligatures w14:val="none"/>
+              </w:rPr>
+            </w:pPr>
+            <w:r>
+              <w:rPr>
+                <w:rFonts w:ascii="等线" w:eastAsia="等线" w:hAnsi="等线" w:cs="宋体"/>
+                <w:color w:val="000000"/>
+                <w:kern w:val="0"/>
+                <w:szCs w:val="22"/>
+                <w14:ligatures w14:val="none"/>
+              </w:rPr>
+              <w:t>62</w:t>
+            </w:r>
+          </w:p>
+        </w:tc>
+        <w:tc>
+          <w:tcPr>
+            <w:tcW w:w="1080" w:type="dxa"/>
+            <w:tcBorders>
+              <w:top w:val="single" w:sz="4" w:space="0" w:color="auto"/>
+              <w:left w:val="single" w:sz="4" w:space="0" w:color="auto"/>
+              <w:bottom w:val="single" w:sz="4" w:space="0" w:color="auto"/>
+              <w:right w:val="single" w:sz="4" w:space="0" w:color="auto"/>
+            </w:tcBorders>
+            <w:shd w:val="clear" w:color="000000" w:fill="92D050"/>
+            <w:noWrap/>
+            <w:vAlign w:val="center"/>
+            <w:hideMark/>
+          </w:tcPr>
+          <w:p>
+            <w:pPr>
+              <w:widowControl/>
+              <w:spacing w:after="0" w:line="240" w:lineRule="auto"/>
+              <w:jc w:val="right"/>
+              <w:rPr>
+                <w:rFonts w:ascii="等线" w:eastAsia="等线" w:hAnsi="等线" w:cs="宋体"/>
+                <w:color w:val="000000"/>
+                <w:kern w:val="0"/>
+                <w:szCs w:val="22"/>
+                <w14:ligatures w14:val="none"/>
+              </w:rPr>
+            </w:pPr>
+            <w:r>
+              <w:rPr>
+                <w:rFonts w:ascii="等线" w:eastAsia="等线" w:hAnsi="等线" w:cs="宋体"/>
+                <w:color w:val="000000"/>
+                <w:kern w:val="0"/>
+                <w:szCs w:val="22"/>
+                <w14:ligatures w14:val="none"/>
+              </w:rPr>
+              <w:t>51.15</w:t>
+            </w:r>
+          </w:p>
+        </w:tc>
+        <w:tc>
+          <w:tcPr>
+            <w:tcW w:w="1080" w:type="dxa"/>
+            <w:tcBorders>
+              <w:top w:val="single" w:sz="4" w:space="0" w:color="auto"/>
+              <w:left w:val="single" w:sz="4" w:space="0" w:color="auto"/>
+              <w:bottom w:val="single" w:sz="4" w:space="0" w:color="auto"/>
+              <w:right w:val="single" w:sz="4" w:space="0" w:color="auto"/>
+            </w:tcBorders>
+            <w:shd w:val="clear" w:color="000000" w:fill="92D050"/>
+            <w:noWrap/>
+            <w:vAlign w:val="center"/>
+            <w:hideMark/>
+          </w:tcPr>
+          <w:p>
+            <w:pPr>
+              <w:widowControl/>
+              <w:spacing w:after="0" w:line="240" w:lineRule="auto"/>
+              <w:jc w:val="right"/>
+              <w:rPr>
+                <w:rFonts w:ascii="等线" w:eastAsia="等线" w:hAnsi="等线" w:cs="宋体"/>
+                <w:color w:val="000000"/>
+                <w:kern w:val="0"/>
+                <w:szCs w:val="22"/>
+                <w14:ligatures w14:val="none"/>
+              </w:rPr>
+            </w:pPr>
+            <w:r>
+              <w:rPr>
+                <w:rFonts w:ascii="等线" w:eastAsia="等线" w:hAnsi="等线" w:cs="宋体"/>
+                <w:color w:val="000000"/>
+                <w:kern w:val="0"/>
+                <w:szCs w:val="22"/>
+                <w14:ligatures w14:val="none"/>
+              </w:rPr>
+              <w:t>41.85</w:t>
+            </w:r>
+          </w:p>
+        </w:tc>
+        <w:tc>
+          <w:tcPr>
+            <w:tcW w:w="1080" w:type="dxa"/>
+            <w:tcBorders>
+              <w:top w:val="single" w:sz="4" w:space="0" w:color="auto"/>
+              <w:left w:val="single" w:sz="4" w:space="0" w:color="auto"/>
+              <w:bottom w:val="single" w:sz="4" w:space="0" w:color="auto"/>
+              <w:right w:val="single" w:sz="4" w:space="0" w:color="auto"/>
+            </w:tcBorders>
+            <w:noWrap/>
+            <w:vAlign w:val="center"/>
+            <w:hideMark/>
+          </w:tcPr>
+          <w:p>
+            <w:pPr>
+              <w:widowControl/>
+              <w:spacing w:after="0" w:line="240" w:lineRule="auto"/>
+              <w:jc w:val="right"/>
+              <w:rPr>
+                <w:rFonts w:ascii="等线" w:eastAsia="等线" w:hAnsi="等线" w:cs="宋体"/>
+                <w:color w:val="000000"/>
+                <w:kern w:val="0"/>
+                <w:szCs w:val="22"/>
+                <w14:ligatures w14:val="none"/>
+              </w:rPr>
+            </w:pPr>
+            <w:r>
+              <w:rPr>
+                <w:rFonts w:ascii="等线" w:eastAsia="等线" w:hAnsi="等线" w:cs="宋体"/>
+                <w:color w:val="000000"/>
+                <w:kern w:val="0"/>
+                <w:szCs w:val="22"/>
+                <w14:ligatures w14:val="none"/>
+              </w:rPr>
+              <w:t>217</w:t>
             </w:r>
           </w:p>
         </w:tc>
@@ -5090,74 +7038,183 @@
         </w:trPr>
         <w:tc>
           <w:tcPr>
-            <w:tcW w:w="2263" w:type="dxa"/>
-            <w:noWrap/>
-            <w:hideMark/>
-          </w:tcPr>
-          <w:p>
-            <w:r>
-              <w:t>总资本开支</w:t>
-            </w:r>
-          </w:p>
-        </w:tc>
-        <w:tc>
-          <w:tcPr>
-            <w:tcW w:w="1134" w:type="dxa"/>
-            <w:noWrap/>
-            <w:hideMark/>
-          </w:tcPr>
-          <w:p>
-            <w:r>
-              <w:t>2000</w:t>
-            </w:r>
-          </w:p>
-        </w:tc>
-        <w:tc>
-          <w:tcPr>
-            <w:tcW w:w="1134" w:type="dxa"/>
-            <w:noWrap/>
-            <w:hideMark/>
-          </w:tcPr>
-          <w:p>
-            <w:r>
-              <w:t>2000</w:t>
-            </w:r>
-          </w:p>
-        </w:tc>
-        <w:tc>
-          <w:tcPr>
-            <w:tcW w:w="1167" w:type="dxa"/>
-            <w:noWrap/>
-            <w:hideMark/>
-          </w:tcPr>
-          <w:p>
-            <w:r>
-              <w:t>1650</w:t>
-            </w:r>
-          </w:p>
-        </w:tc>
-        <w:tc>
-          <w:tcPr>
-            <w:tcW w:w="1299" w:type="dxa"/>
-            <w:noWrap/>
-            <w:hideMark/>
-          </w:tcPr>
-          <w:p>
-            <w:r>
-              <w:t>1350</w:t>
-            </w:r>
-          </w:p>
-        </w:tc>
-        <w:tc>
-          <w:tcPr>
-            <w:tcW w:w="1299" w:type="dxa"/>
-            <w:noWrap/>
-            <w:hideMark/>
-          </w:tcPr>
-          <w:p>
-            <w:r>
-              <w:t>7000</w:t>
-            </w:r>
+            <w:tcW w:w="2740" w:type="dxa"/>
+            <w:tcBorders>
+              <w:top w:val="single" w:sz="4" w:space="0" w:color="auto"/>
+              <w:bottom w:val="nil"/>
+            </w:tcBorders>
+            <w:noWrap/>
+            <w:vAlign w:val="center"/>
+            <w:hideMark/>
+          </w:tcPr>
+          <w:p>
+            <w:pPr>
+              <w:widowControl/>
+              <w:spacing w:after="0" w:line="240" w:lineRule="auto"/>
+              <w:rPr>
+                <w:rFonts w:ascii="等线" w:eastAsia="等线" w:hAnsi="等线" w:cs="宋体"/>
+                <w:color w:val="000000"/>
+                <w:kern w:val="0"/>
+                <w:szCs w:val="22"/>
+                <w14:ligatures w14:val="none"/>
+              </w:rPr>
+            </w:pPr>
+            <w:r>
+              <w:rPr>
+                <w:rFonts w:ascii="等线" w:eastAsia="等线" w:hAnsi="等线" w:cs="宋体"/>
+                <w:color w:val="000000"/>
+                <w:kern w:val="0"/>
+                <w:szCs w:val="22"/>
+                <w14:ligatures w14:val="none"/>
+              </w:rPr>
+              <w:t>四大云占全球比例约：</w:t>
+            </w:r>
+          </w:p>
+        </w:tc>
+        <w:tc>
+          <w:tcPr>
+            <w:tcW w:w="1080" w:type="dxa"/>
+            <w:tcBorders>
+              <w:top w:val="single" w:sz="4" w:space="0" w:color="auto"/>
+              <w:bottom w:val="nil"/>
+              <w:right w:val="nil"/>
+            </w:tcBorders>
+            <w:noWrap/>
+            <w:vAlign w:val="bottom"/>
+            <w:hideMark/>
+          </w:tcPr>
+          <w:p>
+            <w:pPr>
+              <w:widowControl/>
+              <w:spacing w:after="0" w:line="240" w:lineRule="auto"/>
+              <w:jc w:val="right"/>
+              <w:rPr>
+                <w:rFonts w:ascii="等线" w:eastAsia="等线" w:hAnsi="等线" w:cs="宋体"/>
+                <w:color w:val="000000"/>
+                <w:kern w:val="0"/>
+                <w:szCs w:val="22"/>
+                <w14:ligatures w14:val="none"/>
+              </w:rPr>
+            </w:pPr>
+            <w:r>
+              <w:rPr>
+                <w:rFonts w:ascii="等线" w:eastAsia="等线" w:hAnsi="等线" w:cs="宋体"/>
+                <w:color w:val="000000"/>
+                <w:kern w:val="0"/>
+                <w:szCs w:val="22"/>
+                <w14:ligatures w14:val="none"/>
+              </w:rPr>
+              <w:t>70%</w:t>
+            </w:r>
+          </w:p>
+        </w:tc>
+        <w:tc>
+          <w:tcPr>
+            <w:tcW w:w="1080" w:type="dxa"/>
+            <w:tcBorders>
+              <w:top w:val="single" w:sz="4" w:space="0" w:color="auto"/>
+              <w:left w:val="nil"/>
+              <w:bottom w:val="nil"/>
+              <w:right w:val="nil"/>
+            </w:tcBorders>
+            <w:noWrap/>
+            <w:vAlign w:val="bottom"/>
+            <w:hideMark/>
+          </w:tcPr>
+          <w:p>
+            <w:pPr>
+              <w:widowControl/>
+              <w:spacing w:after="0" w:line="240" w:lineRule="auto"/>
+              <w:jc w:val="right"/>
+              <w:rPr>
+                <w:rFonts w:ascii="等线" w:eastAsia="等线" w:hAnsi="等线" w:cs="宋体"/>
+                <w:color w:val="000000"/>
+                <w:kern w:val="0"/>
+                <w:szCs w:val="22"/>
+                <w14:ligatures w14:val="none"/>
+              </w:rPr>
+            </w:pPr>
+          </w:p>
+        </w:tc>
+        <w:tc>
+          <w:tcPr>
+            <w:tcW w:w="1080" w:type="dxa"/>
+            <w:tcBorders>
+              <w:top w:val="single" w:sz="4" w:space="0" w:color="auto"/>
+              <w:left w:val="nil"/>
+              <w:bottom w:val="nil"/>
+              <w:right w:val="nil"/>
+            </w:tcBorders>
+            <w:noWrap/>
+            <w:vAlign w:val="bottom"/>
+            <w:hideMark/>
+          </w:tcPr>
+          <w:p>
+            <w:pPr>
+              <w:widowControl/>
+              <w:spacing w:after="0" w:line="240" w:lineRule="auto"/>
+              <w:rPr>
+                <w:rFonts w:ascii="Times New Roman" w:eastAsia="Times New Roman" w:hAnsi="Times New Roman" w:cs="Times New Roman"/>
+                <w:kern w:val="0"/>
+                <w:sz w:val="20"/>
+                <w:szCs w:val="20"/>
+                <w14:ligatures w14:val="none"/>
+              </w:rPr>
+            </w:pPr>
+          </w:p>
+        </w:tc>
+        <w:tc>
+          <w:tcPr>
+            <w:tcW w:w="1080" w:type="dxa"/>
+            <w:tcBorders>
+              <w:top w:val="single" w:sz="4" w:space="0" w:color="auto"/>
+              <w:left w:val="nil"/>
+              <w:bottom w:val="nil"/>
+              <w:right w:val="nil"/>
+            </w:tcBorders>
+            <w:noWrap/>
+            <w:vAlign w:val="bottom"/>
+            <w:hideMark/>
+          </w:tcPr>
+          <w:p>
+            <w:pPr>
+              <w:widowControl/>
+              <w:spacing w:after="0" w:line="240" w:lineRule="auto"/>
+              <w:rPr>
+                <w:rFonts w:ascii="Times New Roman" w:eastAsia="Times New Roman" w:hAnsi="Times New Roman" w:cs="Times New Roman"/>
+                <w:kern w:val="0"/>
+                <w:sz w:val="20"/>
+                <w:szCs w:val="20"/>
+                <w14:ligatures w14:val="none"/>
+              </w:rPr>
+            </w:pPr>
+          </w:p>
+        </w:tc>
+        <w:tc>
+          <w:tcPr>
+            <w:tcW w:w="1080" w:type="dxa"/>
+            <w:tcBorders>
+              <w:top w:val="single" w:sz="4" w:space="0" w:color="auto"/>
+              <w:left w:val="nil"/>
+              <w:bottom w:val="nil"/>
+              <w:right w:val="nil"/>
+            </w:tcBorders>
+            <w:noWrap/>
+            <w:vAlign w:val="bottom"/>
+            <w:hideMark/>
+          </w:tcPr>
+          <w:p>
+            <w:pPr>
+              <w:widowControl/>
+              <w:spacing w:after="0" w:line="240" w:lineRule="auto"/>
+              <w:rPr>
+                <w:rFonts w:ascii="Times New Roman" w:eastAsia="Times New Roman" w:hAnsi="Times New Roman" w:cs="Times New Roman"/>
+                <w:kern w:val="0"/>
+                <w:sz w:val="20"/>
+                <w:szCs w:val="20"/>
+                <w14:ligatures w14:val="none"/>
+              </w:rPr>
+            </w:pPr>
           </w:p>
         </w:tc>
       </w:tr>
@@ -5167,693 +7224,206 @@
         </w:trPr>
         <w:tc>
           <w:tcPr>
-            <w:tcW w:w="2263" w:type="dxa"/>
-            <w:noWrap/>
-            <w:hideMark/>
-          </w:tcPr>
-          <w:p>
-            <w:r>
-              <w:rPr>
-                <w:rFonts w:hint="eastAsia"/>
-              </w:rPr>
-              <w:t>AI设备对Capex占比</w:t>
-            </w:r>
-            <w:r>
-              <w:t>系数</w:t>
-            </w:r>
-          </w:p>
-        </w:tc>
-        <w:tc>
-          <w:tcPr>
-            <w:tcW w:w="1134" w:type="dxa"/>
-            <w:noWrap/>
-            <w:hideMark/>
-          </w:tcPr>
-          <w:p>
-            <w:r>
-              <w:t>72.50%</w:t>
-            </w:r>
-          </w:p>
-        </w:tc>
-        <w:tc>
-          <w:tcPr>
-            <w:tcW w:w="1134" w:type="dxa"/>
-            <w:noWrap/>
-            <w:hideMark/>
-          </w:tcPr>
-          <w:p>
-            <w:r>
-              <w:t>72.50%</w:t>
-            </w:r>
-          </w:p>
-        </w:tc>
-        <w:tc>
-          <w:tcPr>
-            <w:tcW w:w="1167" w:type="dxa"/>
-            <w:noWrap/>
-            <w:hideMark/>
-          </w:tcPr>
-          <w:p>
-            <w:r>
-              <w:t>72.50%</w:t>
-            </w:r>
-          </w:p>
-        </w:tc>
-        <w:tc>
-          <w:tcPr>
-            <w:tcW w:w="1299" w:type="dxa"/>
-            <w:noWrap/>
-            <w:hideMark/>
-          </w:tcPr>
-          <w:p>
-            <w:r>
-              <w:t>72.50%</w:t>
-            </w:r>
-          </w:p>
-        </w:tc>
-        <w:tc>
-          <w:tcPr>
-            <w:tcW w:w="1299" w:type="dxa"/>
-            <w:noWrap/>
-            <w:hideMark/>
-          </w:tcPr>
-          <w:p>
-            <w:r>
-              <w:t>72.50%</w:t>
-            </w:r>
-          </w:p>
-        </w:tc>
-      </w:tr>
-      <w:tr>
-        <w:trPr>
-          <w:trHeight w:val="285"/>
-        </w:trPr>
-        <w:tc>
-          <w:tcPr>
-            <w:tcW w:w="2263" w:type="dxa"/>
-            <w:noWrap/>
-            <w:hideMark/>
-          </w:tcPr>
-          <w:p>
-            <w:r>
-              <w:t>投向AI基建</w:t>
-            </w:r>
-          </w:p>
-        </w:tc>
-        <w:tc>
-          <w:tcPr>
-            <w:tcW w:w="1134" w:type="dxa"/>
-            <w:noWrap/>
-            <w:hideMark/>
-          </w:tcPr>
-          <w:p>
-            <w:r>
-              <w:t>1450</w:t>
-            </w:r>
-          </w:p>
-        </w:tc>
-        <w:tc>
-          <w:tcPr>
-            <w:tcW w:w="1134" w:type="dxa"/>
-            <w:noWrap/>
-            <w:hideMark/>
-          </w:tcPr>
-          <w:p>
-            <w:r>
-              <w:t>1450</w:t>
-            </w:r>
-          </w:p>
-        </w:tc>
-        <w:tc>
-          <w:tcPr>
-            <w:tcW w:w="1167" w:type="dxa"/>
-            <w:noWrap/>
-            <w:hideMark/>
-          </w:tcPr>
-          <w:p>
-            <w:r>
-              <w:t>1196.25</w:t>
-            </w:r>
-          </w:p>
-        </w:tc>
-        <w:tc>
-          <w:tcPr>
-            <w:tcW w:w="1299" w:type="dxa"/>
-            <w:noWrap/>
-            <w:hideMark/>
-          </w:tcPr>
-          <w:p>
-            <w:r>
-              <w:t>978.75</w:t>
-            </w:r>
-          </w:p>
-        </w:tc>
-        <w:tc>
-          <w:tcPr>
-            <w:tcW w:w="1299" w:type="dxa"/>
-            <w:noWrap/>
-            <w:hideMark/>
-          </w:tcPr>
-          <w:p>
-            <w:r>
-              <w:t>5075</w:t>
-            </w:r>
-          </w:p>
-        </w:tc>
-      </w:tr>
-      <w:tr>
-        <w:trPr>
-          <w:trHeight w:val="285"/>
-        </w:trPr>
-        <w:tc>
-          <w:tcPr>
-            <w:tcW w:w="2263" w:type="dxa"/>
-            <w:noWrap/>
-            <w:hideMark/>
-          </w:tcPr>
-          <w:p>
-            <w:r>
-              <w:t>广义光通信占比系数</w:t>
-            </w:r>
-          </w:p>
-        </w:tc>
-        <w:tc>
-          <w:tcPr>
-            <w:tcW w:w="1134" w:type="dxa"/>
-            <w:noWrap/>
-            <w:hideMark/>
-          </w:tcPr>
-          <w:p>
-            <w:r>
-              <w:t>10%</w:t>
-            </w:r>
-          </w:p>
-        </w:tc>
-        <w:tc>
-          <w:tcPr>
-            <w:tcW w:w="1134" w:type="dxa"/>
-            <w:noWrap/>
-            <w:hideMark/>
-          </w:tcPr>
-          <w:p>
-            <w:r>
-              <w:t>10%</w:t>
-            </w:r>
-          </w:p>
-        </w:tc>
-        <w:tc>
-          <w:tcPr>
-            <w:tcW w:w="1167" w:type="dxa"/>
-            <w:noWrap/>
-            <w:hideMark/>
-          </w:tcPr>
-          <w:p>
-            <w:r>
-              <w:t>10%</w:t>
-            </w:r>
-          </w:p>
-        </w:tc>
-        <w:tc>
-          <w:tcPr>
-            <w:tcW w:w="1299" w:type="dxa"/>
-            <w:noWrap/>
-            <w:hideMark/>
-          </w:tcPr>
-          <w:p>
-            <w:r>
-              <w:t>10%</w:t>
-            </w:r>
-          </w:p>
-        </w:tc>
-        <w:tc>
-          <w:tcPr>
-            <w:tcW w:w="1299" w:type="dxa"/>
-            <w:noWrap/>
-            <w:hideMark/>
-          </w:tcPr>
-          <w:p>
-            <w:r>
-              <w:t>10%</w:t>
-            </w:r>
-          </w:p>
-        </w:tc>
-      </w:tr>
-      <w:tr>
-        <w:trPr>
-          <w:trHeight w:val="285"/>
-        </w:trPr>
-        <w:tc>
-          <w:tcPr>
-            <w:tcW w:w="2263" w:type="dxa"/>
-            <w:noWrap/>
-            <w:hideMark/>
-          </w:tcPr>
-          <w:p>
-            <w:r>
-              <w:t>狭义光通信占比系数</w:t>
-            </w:r>
-          </w:p>
-        </w:tc>
-        <w:tc>
-          <w:tcPr>
-            <w:tcW w:w="1134" w:type="dxa"/>
-            <w:noWrap/>
-            <w:hideMark/>
-          </w:tcPr>
-          <w:p>
-            <w:r>
-              <w:t>4.5%</w:t>
-            </w:r>
-          </w:p>
-        </w:tc>
-        <w:tc>
-          <w:tcPr>
-            <w:tcW w:w="1134" w:type="dxa"/>
-            <w:noWrap/>
-            <w:hideMark/>
-          </w:tcPr>
-          <w:p>
-            <w:r>
-              <w:t>4.5%</w:t>
-            </w:r>
-          </w:p>
-        </w:tc>
-        <w:tc>
-          <w:tcPr>
-            <w:tcW w:w="1167" w:type="dxa"/>
-            <w:noWrap/>
-            <w:hideMark/>
-          </w:tcPr>
-          <w:p>
-            <w:r>
-              <w:t>4.5%</w:t>
-            </w:r>
-          </w:p>
-        </w:tc>
-        <w:tc>
-          <w:tcPr>
-            <w:tcW w:w="1299" w:type="dxa"/>
-            <w:noWrap/>
-            <w:hideMark/>
-          </w:tcPr>
-          <w:p>
-            <w:r>
-              <w:t>4.5%</w:t>
-            </w:r>
-          </w:p>
-        </w:tc>
-        <w:tc>
-          <w:tcPr>
-            <w:tcW w:w="1299" w:type="dxa"/>
-            <w:noWrap/>
-            <w:hideMark/>
-          </w:tcPr>
-          <w:p>
-            <w:r>
-              <w:t>4.5%</w:t>
-            </w:r>
-          </w:p>
-        </w:tc>
-      </w:tr>
-      <w:tr>
-        <w:trPr>
-          <w:trHeight w:val="285"/>
-        </w:trPr>
-        <w:tc>
-          <w:tcPr>
-            <w:tcW w:w="2263" w:type="dxa"/>
-            <w:noWrap/>
-            <w:hideMark/>
-          </w:tcPr>
-          <w:p>
-            <w:r>
-              <w:t>广义光通信占比</w:t>
-            </w:r>
-          </w:p>
-        </w:tc>
-        <w:tc>
-          <w:tcPr>
-            <w:tcW w:w="1134" w:type="dxa"/>
-            <w:noWrap/>
-            <w:hideMark/>
-          </w:tcPr>
-          <w:p>
-            <w:r>
-              <w:t>145.00</w:t>
-            </w:r>
-          </w:p>
-        </w:tc>
-        <w:tc>
-          <w:tcPr>
-            <w:tcW w:w="1134" w:type="dxa"/>
-            <w:noWrap/>
-            <w:hideMark/>
-          </w:tcPr>
-          <w:p>
-            <w:r>
-              <w:t>145.00</w:t>
-            </w:r>
-          </w:p>
-        </w:tc>
-        <w:tc>
-          <w:tcPr>
-            <w:tcW w:w="1167" w:type="dxa"/>
-            <w:noWrap/>
-            <w:hideMark/>
-          </w:tcPr>
-          <w:p>
-            <w:r>
-              <w:t>119.63</w:t>
-            </w:r>
-          </w:p>
-        </w:tc>
-        <w:tc>
-          <w:tcPr>
-            <w:tcW w:w="1299" w:type="dxa"/>
-            <w:noWrap/>
-            <w:hideMark/>
-          </w:tcPr>
-          <w:p>
-            <w:r>
-              <w:t>97.88</w:t>
-            </w:r>
-          </w:p>
-        </w:tc>
-        <w:tc>
-          <w:tcPr>
-            <w:tcW w:w="1299" w:type="dxa"/>
-            <w:noWrap/>
-            <w:hideMark/>
-          </w:tcPr>
-          <w:p>
-            <w:r>
-              <w:t>507.50</w:t>
-            </w:r>
-          </w:p>
-        </w:tc>
-      </w:tr>
-      <w:tr>
-        <w:trPr>
-          <w:trHeight w:val="285"/>
-        </w:trPr>
-        <w:tc>
-          <w:tcPr>
-            <w:tcW w:w="2263" w:type="dxa"/>
-            <w:shd w:val="clear" w:color="auto" w:fill="92D050"/>
-            <w:noWrap/>
-            <w:hideMark/>
-          </w:tcPr>
-          <w:p>
-            <w:r>
-              <w:t>狭义光通信占比</w:t>
-            </w:r>
-          </w:p>
-        </w:tc>
-        <w:tc>
-          <w:tcPr>
-            <w:tcW w:w="1134" w:type="dxa"/>
-            <w:shd w:val="clear" w:color="auto" w:fill="92D050"/>
-            <w:noWrap/>
-            <w:hideMark/>
-          </w:tcPr>
-          <w:p>
-            <w:r>
-              <w:t>65.25</w:t>
-            </w:r>
-          </w:p>
-        </w:tc>
-        <w:tc>
-          <w:tcPr>
-            <w:tcW w:w="1134" w:type="dxa"/>
-            <w:shd w:val="clear" w:color="auto" w:fill="92D050"/>
-            <w:noWrap/>
-            <w:hideMark/>
-          </w:tcPr>
-          <w:p>
-            <w:r>
-              <w:t>65.25</w:t>
-            </w:r>
-          </w:p>
-        </w:tc>
-        <w:tc>
-          <w:tcPr>
-            <w:tcW w:w="1167" w:type="dxa"/>
-            <w:shd w:val="clear" w:color="auto" w:fill="92D050"/>
-            <w:noWrap/>
-            <w:hideMark/>
-          </w:tcPr>
-          <w:p>
-            <w:r>
-              <w:t>53.83</w:t>
-            </w:r>
-          </w:p>
-        </w:tc>
-        <w:tc>
-          <w:tcPr>
-            <w:tcW w:w="1299" w:type="dxa"/>
-            <w:shd w:val="clear" w:color="auto" w:fill="92D050"/>
-            <w:noWrap/>
-            <w:hideMark/>
-          </w:tcPr>
-          <w:p>
-            <w:r>
-              <w:t>44.04</w:t>
-            </w:r>
-          </w:p>
-        </w:tc>
-        <w:tc>
-          <w:tcPr>
-            <w:tcW w:w="1299" w:type="dxa"/>
-            <w:shd w:val="clear" w:color="auto" w:fill="92D050"/>
-            <w:noWrap/>
-            <w:hideMark/>
-          </w:tcPr>
-          <w:p>
-            <w:r>
-              <w:t>228.38</w:t>
-            </w:r>
-          </w:p>
-        </w:tc>
-      </w:tr>
-      <w:tr>
-        <w:trPr>
-          <w:trHeight w:val="285"/>
-        </w:trPr>
-        <w:tc>
-          <w:tcPr>
-            <w:tcW w:w="2263" w:type="dxa"/>
-            <w:noWrap/>
-            <w:hideMark/>
-          </w:tcPr>
-          <w:p>
-            <w:proofErr w:type="spellStart"/>
-            <w:r>
-              <w:t>LightCounting</w:t>
-            </w:r>
-            <w:proofErr w:type="spellEnd"/>
-            <w:r>
-              <w:t>测算系数</w:t>
-            </w:r>
-          </w:p>
-        </w:tc>
-        <w:tc>
-          <w:tcPr>
-            <w:tcW w:w="1134" w:type="dxa"/>
-            <w:noWrap/>
-            <w:hideMark/>
-          </w:tcPr>
-          <w:p>
-            <w:r>
-              <w:t>3.10%</w:t>
-            </w:r>
-          </w:p>
-        </w:tc>
-        <w:tc>
-          <w:tcPr>
-            <w:tcW w:w="1134" w:type="dxa"/>
-            <w:noWrap/>
-            <w:hideMark/>
-          </w:tcPr>
-          <w:p>
-            <w:r>
-              <w:t>3.10%</w:t>
-            </w:r>
-          </w:p>
-        </w:tc>
-        <w:tc>
-          <w:tcPr>
-            <w:tcW w:w="1167" w:type="dxa"/>
-            <w:noWrap/>
-            <w:hideMark/>
-          </w:tcPr>
-          <w:p>
-            <w:r>
-              <w:t>3.10%</w:t>
-            </w:r>
-          </w:p>
-        </w:tc>
-        <w:tc>
-          <w:tcPr>
-            <w:tcW w:w="1299" w:type="dxa"/>
-            <w:noWrap/>
-            <w:hideMark/>
-          </w:tcPr>
-          <w:p>
-            <w:r>
-              <w:t>3.10%</w:t>
-            </w:r>
-          </w:p>
-        </w:tc>
-        <w:tc>
-          <w:tcPr>
-            <w:tcW w:w="1299" w:type="dxa"/>
-            <w:noWrap/>
-            <w:hideMark/>
-          </w:tcPr>
-          <w:p>
-            <w:r>
-              <w:t>3.10%</w:t>
-            </w:r>
-          </w:p>
-        </w:tc>
-      </w:tr>
-      <w:tr>
-        <w:trPr>
-          <w:trHeight w:val="285"/>
-        </w:trPr>
-        <w:tc>
-          <w:tcPr>
-            <w:tcW w:w="2263" w:type="dxa"/>
-            <w:shd w:val="clear" w:color="auto" w:fill="92D050"/>
-            <w:noWrap/>
-            <w:hideMark/>
-          </w:tcPr>
-          <w:p>
-            <w:proofErr w:type="spellStart"/>
-            <w:r>
-              <w:t>LightCounting</w:t>
-            </w:r>
-            <w:proofErr w:type="spellEnd"/>
-            <w:proofErr w:type="gramStart"/>
-            <w:r>
-              <w:t>测算占</w:t>
-            </w:r>
-            <w:proofErr w:type="gramEnd"/>
-            <w:r>
-              <w:t>比</w:t>
-            </w:r>
-          </w:p>
-        </w:tc>
-        <w:tc>
-          <w:tcPr>
-            <w:tcW w:w="1134" w:type="dxa"/>
-            <w:shd w:val="clear" w:color="auto" w:fill="92D050"/>
-            <w:noWrap/>
-            <w:hideMark/>
-          </w:tcPr>
-          <w:p>
-            <w:r>
-              <w:t>62.00</w:t>
-            </w:r>
-          </w:p>
-        </w:tc>
-        <w:tc>
-          <w:tcPr>
-            <w:tcW w:w="1134" w:type="dxa"/>
-            <w:shd w:val="clear" w:color="auto" w:fill="92D050"/>
-            <w:noWrap/>
-            <w:hideMark/>
-          </w:tcPr>
-          <w:p>
-            <w:r>
-              <w:t>62.00</w:t>
-            </w:r>
-          </w:p>
-        </w:tc>
-        <w:tc>
-          <w:tcPr>
-            <w:tcW w:w="1167" w:type="dxa"/>
-            <w:shd w:val="clear" w:color="auto" w:fill="92D050"/>
-            <w:noWrap/>
-            <w:hideMark/>
-          </w:tcPr>
-          <w:p>
-            <w:r>
-              <w:t>51.15</w:t>
-            </w:r>
-          </w:p>
-        </w:tc>
-        <w:tc>
-          <w:tcPr>
-            <w:tcW w:w="1299" w:type="dxa"/>
-            <w:shd w:val="clear" w:color="auto" w:fill="92D050"/>
-            <w:noWrap/>
-            <w:hideMark/>
-          </w:tcPr>
-          <w:p>
-            <w:r>
-              <w:t>41.85</w:t>
-            </w:r>
-          </w:p>
-        </w:tc>
-        <w:tc>
-          <w:tcPr>
-            <w:tcW w:w="1299" w:type="dxa"/>
-            <w:shd w:val="clear" w:color="auto" w:fill="92D050"/>
-            <w:noWrap/>
-            <w:hideMark/>
-          </w:tcPr>
-          <w:p>
-            <w:r>
-              <w:t>217.00</w:t>
-            </w:r>
+            <w:tcW w:w="2740" w:type="dxa"/>
+            <w:tcBorders>
+              <w:top w:val="nil"/>
+              <w:bottom w:val="nil"/>
+            </w:tcBorders>
+            <w:shd w:val="clear" w:color="000000" w:fill="92D050"/>
+            <w:noWrap/>
+            <w:vAlign w:val="center"/>
+            <w:hideMark/>
+          </w:tcPr>
+          <w:p>
+            <w:pPr>
+              <w:widowControl/>
+              <w:spacing w:after="0" w:line="240" w:lineRule="auto"/>
+              <w:rPr>
+                <w:rFonts w:ascii="等线" w:eastAsia="等线" w:hAnsi="等线" w:cs="宋体"/>
+                <w:color w:val="000000"/>
+                <w:kern w:val="0"/>
+                <w:szCs w:val="22"/>
+                <w14:ligatures w14:val="none"/>
+              </w:rPr>
+            </w:pPr>
+            <w:r>
+              <w:rPr>
+                <w:rFonts w:ascii="等线" w:eastAsia="等线" w:hAnsi="等线" w:cs="宋体"/>
+                <w:color w:val="000000"/>
+                <w:kern w:val="0"/>
+                <w:szCs w:val="22"/>
+                <w14:ligatures w14:val="none"/>
+              </w:rPr>
+              <w:t>全球市场</w:t>
+            </w:r>
+          </w:p>
+        </w:tc>
+        <w:tc>
+          <w:tcPr>
+            <w:tcW w:w="1080" w:type="dxa"/>
+            <w:tcBorders>
+              <w:top w:val="nil"/>
+              <w:bottom w:val="nil"/>
+              <w:right w:val="nil"/>
+            </w:tcBorders>
+            <w:noWrap/>
+            <w:vAlign w:val="bottom"/>
+            <w:hideMark/>
+          </w:tcPr>
+          <w:p>
+            <w:pPr>
+              <w:widowControl/>
+              <w:spacing w:after="0" w:line="240" w:lineRule="auto"/>
+              <w:jc w:val="right"/>
+              <w:rPr>
+                <w:rFonts w:ascii="等线" w:eastAsia="等线" w:hAnsi="等线" w:cs="宋体"/>
+                <w:color w:val="000000"/>
+                <w:kern w:val="0"/>
+                <w:szCs w:val="22"/>
+                <w14:ligatures w14:val="none"/>
+              </w:rPr>
+            </w:pPr>
+            <w:r>
+              <w:rPr>
+                <w:rFonts w:ascii="等线" w:eastAsia="等线" w:hAnsi="等线" w:cs="宋体"/>
+                <w:color w:val="000000"/>
+                <w:kern w:val="0"/>
+                <w:szCs w:val="22"/>
+                <w14:ligatures w14:val="none"/>
+              </w:rPr>
+              <w:t>253.75</w:t>
+            </w:r>
+          </w:p>
+        </w:tc>
+        <w:tc>
+          <w:tcPr>
+            <w:tcW w:w="1080" w:type="dxa"/>
+            <w:tcBorders>
+              <w:top w:val="nil"/>
+              <w:left w:val="nil"/>
+              <w:bottom w:val="nil"/>
+              <w:right w:val="nil"/>
+            </w:tcBorders>
+            <w:noWrap/>
+            <w:vAlign w:val="bottom"/>
+            <w:hideMark/>
+          </w:tcPr>
+          <w:p>
+            <w:pPr>
+              <w:widowControl/>
+              <w:spacing w:after="0" w:line="240" w:lineRule="auto"/>
+              <w:jc w:val="right"/>
+              <w:rPr>
+                <w:rFonts w:ascii="等线" w:eastAsia="等线" w:hAnsi="等线" w:cs="宋体"/>
+                <w:color w:val="000000"/>
+                <w:kern w:val="0"/>
+                <w:szCs w:val="22"/>
+                <w14:ligatures w14:val="none"/>
+              </w:rPr>
+            </w:pPr>
+          </w:p>
+        </w:tc>
+        <w:tc>
+          <w:tcPr>
+            <w:tcW w:w="1080" w:type="dxa"/>
+            <w:tcBorders>
+              <w:top w:val="nil"/>
+              <w:left w:val="nil"/>
+              <w:bottom w:val="nil"/>
+              <w:right w:val="nil"/>
+            </w:tcBorders>
+            <w:noWrap/>
+            <w:vAlign w:val="bottom"/>
+            <w:hideMark/>
+          </w:tcPr>
+          <w:p>
+            <w:pPr>
+              <w:widowControl/>
+              <w:spacing w:after="0" w:line="240" w:lineRule="auto"/>
+              <w:rPr>
+                <w:rFonts w:ascii="Times New Roman" w:eastAsia="Times New Roman" w:hAnsi="Times New Roman" w:cs="Times New Roman"/>
+                <w:kern w:val="0"/>
+                <w:sz w:val="20"/>
+                <w:szCs w:val="20"/>
+                <w14:ligatures w14:val="none"/>
+              </w:rPr>
+            </w:pPr>
+          </w:p>
+        </w:tc>
+        <w:tc>
+          <w:tcPr>
+            <w:tcW w:w="1080" w:type="dxa"/>
+            <w:tcBorders>
+              <w:top w:val="nil"/>
+              <w:left w:val="nil"/>
+              <w:bottom w:val="nil"/>
+              <w:right w:val="nil"/>
+            </w:tcBorders>
+            <w:noWrap/>
+            <w:vAlign w:val="bottom"/>
+            <w:hideMark/>
+          </w:tcPr>
+          <w:p>
+            <w:pPr>
+              <w:widowControl/>
+              <w:spacing w:after="0" w:line="240" w:lineRule="auto"/>
+              <w:rPr>
+                <w:rFonts w:ascii="Times New Roman" w:eastAsia="Times New Roman" w:hAnsi="Times New Roman" w:cs="Times New Roman"/>
+                <w:kern w:val="0"/>
+                <w:sz w:val="20"/>
+                <w:szCs w:val="20"/>
+                <w14:ligatures w14:val="none"/>
+              </w:rPr>
+            </w:pPr>
+          </w:p>
+        </w:tc>
+        <w:tc>
+          <w:tcPr>
+            <w:tcW w:w="1080" w:type="dxa"/>
+            <w:tcBorders>
+              <w:top w:val="nil"/>
+              <w:left w:val="nil"/>
+              <w:bottom w:val="nil"/>
+              <w:right w:val="nil"/>
+            </w:tcBorders>
+            <w:noWrap/>
+            <w:vAlign w:val="bottom"/>
+            <w:hideMark/>
+          </w:tcPr>
+          <w:p>
+            <w:pPr>
+              <w:widowControl/>
+              <w:spacing w:after="0" w:line="240" w:lineRule="auto"/>
+              <w:rPr>
+                <w:rFonts w:ascii="Times New Roman" w:eastAsia="Times New Roman" w:hAnsi="Times New Roman" w:cs="Times New Roman"/>
+                <w:kern w:val="0"/>
+                <w:sz w:val="20"/>
+                <w:szCs w:val="20"/>
+                <w14:ligatures w14:val="none"/>
+              </w:rPr>
+            </w:pPr>
           </w:p>
         </w:tc>
       </w:tr>
     </w:tbl>
     <w:p>
+      <w:pPr>
+        <w:rPr>
+          <w:rFonts w:hint="eastAsia"/>
+        </w:rPr>
+      </w:pPr>
       <w:r>
         <w:rPr>
           <w:rFonts w:hint="eastAsia"/>
         </w:rPr>
-        <w:t>数据来源：</w:t>
+        <w:t>数据来源：kimi，gemini</w:t>
       </w:r>
-      <w:proofErr w:type="spellStart"/>
       <w:r>
         <w:rPr>
           <w:rFonts w:hint="eastAsia"/>
         </w:rPr>
-        <w:t>kimi</w:t>
+        <w:t>，lightCounting</w:t>
       </w:r>
-      <w:proofErr w:type="spellEnd"/>
-      <w:r>
-        <w:rPr>
-          <w:rFonts w:hint="eastAsia"/>
-        </w:rPr>
-        <w:t>，</w:t>
-      </w:r>
-      <w:proofErr w:type="spellStart"/>
-      <w:r>
-        <w:rPr>
-          <w:rFonts w:hint="eastAsia"/>
-        </w:rPr>
-        <w:t>gemini</w:t>
-      </w:r>
-      <w:proofErr w:type="spellEnd"/>
-      <w:r>
-        <w:rPr>
-          <w:rFonts w:hint="eastAsia"/>
-        </w:rPr>
-        <w:t>，</w:t>
-      </w:r>
-      <w:proofErr w:type="spellStart"/>
-      <w:r>
-        <w:rPr>
-          <w:rFonts w:hint="eastAsia"/>
-        </w:rPr>
-        <w:t>lightCounting</w:t>
-      </w:r>
-      <w:proofErr w:type="spellEnd"/>
     </w:p>
     <w:p>
       <w:pPr>
@@ -5865,21 +7435,7 @@
         <w:rPr>
           <w:rFonts w:hint="eastAsia"/>
         </w:rPr>
-        <w:t>狭义光通信和</w:t>
-      </w:r>
-      <w:proofErr w:type="spellStart"/>
-      <w:r>
-        <w:rPr>
-          <w:rFonts w:hint="eastAsia"/>
-        </w:rPr>
-        <w:t>LightCounting</w:t>
-      </w:r>
-      <w:proofErr w:type="spellEnd"/>
-      <w:r>
-        <w:rPr>
-          <w:rFonts w:hint="eastAsia"/>
-        </w:rPr>
-        <w:t>系数口径（口径1）应只包含光模块以及光器件。广义光通信占比（口径2）</w:t>
+        <w:t>狭义光通信和LightCounting系数口径（口径1）应只包含光模块以及光器件。广义光通信占比（口径2）</w:t>
       </w:r>
       <w:r>
         <w:t>可能包含光纤缆、交换机、光引擎、CPO/NPO等更广泛的"光互联"资本化投入</w:t>
@@ -6003,16 +7559,8 @@
         <w:rPr>
           <w:rFonts w:hint="eastAsia"/>
         </w:rPr>
-        <w:t xml:space="preserve">光模块高景气推动光芯片市场规模快速增长。预计高速激光器芯片市场规模从CY25 年的 9.3 亿美元跃升至 CY26 年的 40.6 亿美元，同比增长+338%，CY27 年有望进一步扩张至 71.0 亿美元，两年间累计增长超 7 </w:t>
+        <w:t>光模块高景气推动光芯片市场规模快速增长。预计高速激光器芯片市场规模从CY25 年的 9.3 亿美元跃升至 CY26 年的 40.6 亿美元，同比增长+338%，CY27 年有望进一步扩张至 71.0 亿美元，两年间累计增长超 7 倍</w:t>
       </w:r>
-      <w:proofErr w:type="gramStart"/>
-      <w:r>
-        <w:rPr>
-          <w:rFonts w:hint="eastAsia"/>
-        </w:rPr>
-        <w:t>倍</w:t>
-      </w:r>
-      <w:proofErr w:type="gramEnd"/>
       <w:r>
         <w:rPr>
           <w:rFonts w:hint="eastAsia"/>
@@ -6023,35 +7571,7 @@
         <w:rPr>
           <w:rFonts w:hint="eastAsia"/>
         </w:rPr>
-        <w:t xml:space="preserve">预计增量的核心来自两条主线：其一，EML 芯片随 800G 向 1.6T 的代际迭代实现结构占比切换，预计 200G EML </w:t>
-      </w:r>
-      <w:proofErr w:type="gramStart"/>
-      <w:r>
-        <w:rPr>
-          <w:rFonts w:hint="eastAsia"/>
-        </w:rPr>
-        <w:t>出货占</w:t>
-      </w:r>
-      <w:proofErr w:type="gramEnd"/>
-      <w:r>
-        <w:rPr>
-          <w:rFonts w:hint="eastAsia"/>
-        </w:rPr>
-        <w:t>比将进一步提升，市场规模有望从 CY25 年的 0.9 亿美元爆发至 CY27 年的 28.7 亿美元，同时单通道速率提升带动 ASP 跃迁，量价形成合力推动增长；其二，</w:t>
-      </w:r>
-      <w:proofErr w:type="gramStart"/>
-      <w:r>
-        <w:rPr>
-          <w:rFonts w:hint="eastAsia"/>
-        </w:rPr>
-        <w:t>硅光方案</w:t>
-      </w:r>
-      <w:proofErr w:type="gramEnd"/>
-      <w:r>
-        <w:rPr>
-          <w:rFonts w:hint="eastAsia"/>
-        </w:rPr>
-        <w:t>加速渗透预计将推动 CW 激光器从 CY25 年的 2.2 亿美元扩张至 CY27 年的 25.3 亿美元，打开独立于 EML 之外的第三条增长曲线。</w:t>
+        <w:t>预计增量的核心来自两条主线：其一，EML 芯片随 800G 向 1.6T 的代际迭代实现结构占比切换，预计 200G EML 出货占比将进一步提升，市场规模有望从 CY25 年的 0.9 亿美元爆发至 CY27 年的 28.7 亿美元，同时单通道速率提升带动 ASP 跃迁，量价形成合力推动增长；其二，硅光方案加速渗透预计将推动 CW 激光器从 CY25 年的 2.2 亿美元扩张至 CY27 年的 25.3 亿美元，打开独立于 EML 之外的第三条增长曲线。</w:t>
       </w:r>
     </w:p>
     <w:p>
@@ -6064,49 +7584,7 @@
         <w:rPr>
           <w:rFonts w:hint="eastAsia"/>
         </w:rPr>
-        <w:t>激光器芯片供给缺口推动 ASP 上升，龙头厂商盈利能力显著提升。目前全球光芯片均处于紧缺状态，</w:t>
-      </w:r>
-      <w:proofErr w:type="spellStart"/>
-      <w:r>
-        <w:rPr>
-          <w:rFonts w:hint="eastAsia"/>
-        </w:rPr>
-        <w:t>Lumentum</w:t>
-      </w:r>
-      <w:proofErr w:type="spellEnd"/>
-      <w:r>
-        <w:rPr>
-          <w:rFonts w:hint="eastAsia"/>
-        </w:rPr>
-        <w:t>、Coherent 等海外巨头在</w:t>
-      </w:r>
-      <w:proofErr w:type="gramStart"/>
-      <w:r>
-        <w:rPr>
-          <w:rFonts w:hint="eastAsia"/>
-        </w:rPr>
-        <w:t>财报会上</w:t>
-      </w:r>
-      <w:proofErr w:type="gramEnd"/>
-      <w:r>
-        <w:rPr>
-          <w:rFonts w:hint="eastAsia"/>
-        </w:rPr>
-        <w:t xml:space="preserve">表示 2026 年产能已 100%被预订，订单排至 2027-2028 年，MOCVD、EBL 光刻机等核心设备交期超 18 </w:t>
-      </w:r>
-      <w:proofErr w:type="gramStart"/>
-      <w:r>
-        <w:rPr>
-          <w:rFonts w:hint="eastAsia"/>
-        </w:rPr>
-        <w:t>个</w:t>
-      </w:r>
-      <w:proofErr w:type="gramEnd"/>
-      <w:r>
-        <w:rPr>
-          <w:rFonts w:hint="eastAsia"/>
-        </w:rPr>
-        <w:t>月，扩产周期至少 2 年，短期供需失衡难以缓解，</w:t>
+        <w:t>激光器芯片供给缺口推动 ASP 上升，龙头厂商盈利能力显著提升。目前全球光芯片均处于紧缺状态，Lumentum、Coherent 等海外巨头在财报会上表示 2026 年产能已 100%被预订，订单排至 2027-2028 年，MOCVD、EBL 光刻机等核心设备交期超 18 个月，扩产周期至少 2 年，短期供需失衡难以缓解，</w:t>
       </w:r>
     </w:p>
     <w:p>
@@ -6126,7 +7604,7 @@
       <w:pPr>
         <w:pStyle w:val="3"/>
         <w:rPr>
-          <w:rFonts w:ascii="楷体" w:eastAsia="楷体" w:hAnsi="楷体" w:hint="eastAsia"/>
+          <w:rFonts w:ascii="楷体" w:eastAsia="楷体" w:hAnsi="楷体"/>
         </w:rPr>
       </w:pPr>
       <w:r>
@@ -6147,6 +7625,605 @@
         <w:rPr>
           <w:rFonts w:hint="eastAsia"/>
         </w:rPr>
+        <w:t>竞争格局</w:t>
+      </w:r>
+      <w:r>
+        <w:rPr>
+          <w:rFonts w:hint="eastAsia"/>
+        </w:rPr>
+        <w:t>良好</w:t>
+      </w:r>
+    </w:p>
+    <w:p>
+      <w:pPr>
+        <w:jc w:val="center"/>
+        <w:rPr>
+          <w:rFonts w:hint="eastAsia"/>
+        </w:rPr>
+      </w:pPr>
+      <w:r>
+        <w:rPr>
+          <w:rFonts w:hint="eastAsia"/>
+        </w:rPr>
+        <w:t>表，全速率</w:t>
+      </w:r>
+      <w:r>
+        <w:rPr>
+          <w:rFonts w:hint="eastAsia"/>
+        </w:rPr>
+        <w:t>光模块CR5一览</w:t>
+      </w:r>
+    </w:p>
+    <w:tbl>
+      <w:tblPr>
+        <w:tblStyle w:val="ae"/>
+        <w:tblW w:w="9937" w:type="dxa"/>
+        <w:tblInd w:w="-856" w:type="dxa"/>
+        <w:tblLook w:val="04A0" w:firstRow="1" w:lastRow="0" w:firstColumn="1" w:lastColumn="0" w:noHBand="0" w:noVBand="1"/>
+      </w:tblPr>
+      <w:tblGrid>
+        <w:gridCol w:w="2978"/>
+        <w:gridCol w:w="1134"/>
+        <w:gridCol w:w="1046"/>
+        <w:gridCol w:w="1182"/>
+        <w:gridCol w:w="815"/>
+        <w:gridCol w:w="1220"/>
+        <w:gridCol w:w="1562"/>
+      </w:tblGrid>
+      <w:tr>
+        <w:trPr>
+          <w:trHeight w:val="285"/>
+        </w:trPr>
+        <w:tc>
+          <w:tcPr>
+            <w:tcW w:w="2978" w:type="dxa"/>
+            <w:noWrap/>
+            <w:hideMark/>
+          </w:tcPr>
+          <w:p/>
+        </w:tc>
+        <w:tc>
+          <w:tcPr>
+            <w:tcW w:w="1134" w:type="dxa"/>
+            <w:noWrap/>
+            <w:hideMark/>
+          </w:tcPr>
+          <w:p>
+            <w:r>
+              <w:t>中际旭创</w:t>
+            </w:r>
+          </w:p>
+        </w:tc>
+        <w:tc>
+          <w:tcPr>
+            <w:tcW w:w="1046" w:type="dxa"/>
+            <w:noWrap/>
+            <w:hideMark/>
+          </w:tcPr>
+          <w:p>
+            <w:r>
+              <w:t>新易盛</w:t>
+            </w:r>
+          </w:p>
+        </w:tc>
+        <w:tc>
+          <w:tcPr>
+            <w:tcW w:w="1182" w:type="dxa"/>
+            <w:noWrap/>
+            <w:hideMark/>
+          </w:tcPr>
+          <w:p>
+            <w:r>
+              <w:t>lumentum</w:t>
+            </w:r>
+          </w:p>
+        </w:tc>
+        <w:tc>
+          <w:tcPr>
+            <w:tcW w:w="815" w:type="dxa"/>
+            <w:noWrap/>
+            <w:hideMark/>
+          </w:tcPr>
+          <w:p>
+            <w:r>
+              <w:t>Finisar</w:t>
+            </w:r>
+          </w:p>
+        </w:tc>
+        <w:tc>
+          <w:tcPr>
+            <w:tcW w:w="1220" w:type="dxa"/>
+            <w:hideMark/>
+          </w:tcPr>
+          <w:p>
+            <w:r>
+              <w:t>光迅</w:t>
+            </w:r>
+          </w:p>
+        </w:tc>
+        <w:tc>
+          <w:tcPr>
+            <w:tcW w:w="1562" w:type="dxa"/>
+            <w:noWrap/>
+            <w:hideMark/>
+          </w:tcPr>
+          <w:p>
+            <w:r>
+              <w:t>总量</w:t>
+            </w:r>
+          </w:p>
+        </w:tc>
+      </w:tr>
+      <w:tr>
+        <w:trPr>
+          <w:trHeight w:val="285"/>
+        </w:trPr>
+        <w:tc>
+          <w:tcPr>
+            <w:tcW w:w="2978" w:type="dxa"/>
+            <w:noWrap/>
+            <w:hideMark/>
+          </w:tcPr>
+          <w:p>
+            <w:r>
+              <w:t>全速率CR5情况（乐观）</w:t>
+            </w:r>
+          </w:p>
+        </w:tc>
+        <w:tc>
+          <w:tcPr>
+            <w:tcW w:w="1134" w:type="dxa"/>
+            <w:noWrap/>
+            <w:hideMark/>
+          </w:tcPr>
+          <w:p>
+            <w:r>
+              <w:t>35%</w:t>
+            </w:r>
+          </w:p>
+        </w:tc>
+        <w:tc>
+          <w:tcPr>
+            <w:tcW w:w="1046" w:type="dxa"/>
+            <w:noWrap/>
+            <w:hideMark/>
+          </w:tcPr>
+          <w:p>
+            <w:r>
+              <w:t>20%</w:t>
+            </w:r>
+          </w:p>
+        </w:tc>
+        <w:tc>
+          <w:tcPr>
+            <w:tcW w:w="1182" w:type="dxa"/>
+            <w:noWrap/>
+            <w:hideMark/>
+          </w:tcPr>
+          <w:p>
+            <w:r>
+              <w:t>15%</w:t>
+            </w:r>
+          </w:p>
+        </w:tc>
+        <w:tc>
+          <w:tcPr>
+            <w:tcW w:w="815" w:type="dxa"/>
+            <w:noWrap/>
+            <w:hideMark/>
+          </w:tcPr>
+          <w:p>
+            <w:r>
+              <w:t>12%</w:t>
+            </w:r>
+          </w:p>
+        </w:tc>
+        <w:tc>
+          <w:tcPr>
+            <w:tcW w:w="1220" w:type="dxa"/>
+            <w:hideMark/>
+          </w:tcPr>
+          <w:p>
+            <w:r>
+              <w:t>8%</w:t>
+            </w:r>
+          </w:p>
+        </w:tc>
+        <w:tc>
+          <w:tcPr>
+            <w:tcW w:w="1562" w:type="dxa"/>
+            <w:noWrap/>
+            <w:hideMark/>
+          </w:tcPr>
+          <w:p>
+            <w:r>
+              <w:t>90%</w:t>
+            </w:r>
+          </w:p>
+        </w:tc>
+      </w:tr>
+      <w:tr>
+        <w:trPr>
+          <w:trHeight w:val="285"/>
+        </w:trPr>
+        <w:tc>
+          <w:tcPr>
+            <w:tcW w:w="2978" w:type="dxa"/>
+            <w:shd w:val="clear" w:color="auto" w:fill="92D050"/>
+            <w:noWrap/>
+            <w:hideMark/>
+          </w:tcPr>
+          <w:p>
+            <w:r>
+              <w:t>全速率CR5情况（中观）</w:t>
+            </w:r>
+          </w:p>
+        </w:tc>
+        <w:tc>
+          <w:tcPr>
+            <w:tcW w:w="1134" w:type="dxa"/>
+            <w:shd w:val="clear" w:color="auto" w:fill="92D050"/>
+            <w:noWrap/>
+            <w:hideMark/>
+          </w:tcPr>
+          <w:p>
+            <w:r>
+              <w:t>25%</w:t>
+            </w:r>
+          </w:p>
+        </w:tc>
+        <w:tc>
+          <w:tcPr>
+            <w:tcW w:w="1046" w:type="dxa"/>
+            <w:shd w:val="clear" w:color="auto" w:fill="92D050"/>
+            <w:noWrap/>
+            <w:hideMark/>
+          </w:tcPr>
+          <w:p>
+            <w:r>
+              <w:t>14%</w:t>
+            </w:r>
+          </w:p>
+        </w:tc>
+        <w:tc>
+          <w:tcPr>
+            <w:tcW w:w="1182" w:type="dxa"/>
+            <w:shd w:val="clear" w:color="auto" w:fill="92D050"/>
+            <w:noWrap/>
+            <w:hideMark/>
+          </w:tcPr>
+          <w:p>
+            <w:r>
+              <w:t>11%</w:t>
+            </w:r>
+          </w:p>
+        </w:tc>
+        <w:tc>
+          <w:tcPr>
+            <w:tcW w:w="815" w:type="dxa"/>
+            <w:shd w:val="clear" w:color="auto" w:fill="92D050"/>
+            <w:noWrap/>
+            <w:hideMark/>
+          </w:tcPr>
+          <w:p>
+            <w:r>
+              <w:t>9%</w:t>
+            </w:r>
+          </w:p>
+        </w:tc>
+        <w:tc>
+          <w:tcPr>
+            <w:tcW w:w="1220" w:type="dxa"/>
+            <w:shd w:val="clear" w:color="auto" w:fill="92D050"/>
+            <w:noWrap/>
+            <w:hideMark/>
+          </w:tcPr>
+          <w:p>
+            <w:r>
+              <w:t>6%</w:t>
+            </w:r>
+          </w:p>
+        </w:tc>
+        <w:tc>
+          <w:tcPr>
+            <w:tcW w:w="1562" w:type="dxa"/>
+            <w:shd w:val="clear" w:color="auto" w:fill="92D050"/>
+            <w:noWrap/>
+            <w:hideMark/>
+          </w:tcPr>
+          <w:p>
+            <w:r>
+              <w:t>64%</w:t>
+            </w:r>
+          </w:p>
+        </w:tc>
+      </w:tr>
+    </w:tbl>
+    <w:p>
+      <w:pPr>
+        <w:jc w:val="center"/>
+      </w:pPr>
+      <w:r>
+        <w:rPr>
+          <w:rFonts w:hint="eastAsia"/>
+        </w:rPr>
+        <w:t>表，高速率（800G+）CR5 一览</w:t>
+      </w:r>
+    </w:p>
+    <w:tbl>
+      <w:tblPr>
+        <w:tblStyle w:val="ae"/>
+        <w:tblW w:w="9953" w:type="dxa"/>
+        <w:tblInd w:w="-856" w:type="dxa"/>
+        <w:tblLook w:val="04A0" w:firstRow="1" w:lastRow="0" w:firstColumn="1" w:lastColumn="0" w:noHBand="0" w:noVBand="1"/>
+      </w:tblPr>
+      <w:tblGrid>
+        <w:gridCol w:w="2690"/>
+        <w:gridCol w:w="1138"/>
+        <w:gridCol w:w="1134"/>
+        <w:gridCol w:w="1134"/>
+        <w:gridCol w:w="1418"/>
+        <w:gridCol w:w="1417"/>
+        <w:gridCol w:w="1022"/>
+      </w:tblGrid>
+      <w:tr>
+        <w:trPr>
+          <w:trHeight w:val="285"/>
+        </w:trPr>
+        <w:tc>
+          <w:tcPr>
+            <w:tcW w:w="2690" w:type="dxa"/>
+            <w:noWrap/>
+            <w:hideMark/>
+          </w:tcPr>
+          <w:p>
+            <w:r>
+              <w:t>高速率</w:t>
+            </w:r>
+          </w:p>
+        </w:tc>
+        <w:tc>
+          <w:tcPr>
+            <w:tcW w:w="1138" w:type="dxa"/>
+            <w:noWrap/>
+            <w:hideMark/>
+          </w:tcPr>
+          <w:p>
+            <w:r>
+              <w:t>中际旭创</w:t>
+            </w:r>
+          </w:p>
+        </w:tc>
+        <w:tc>
+          <w:tcPr>
+            <w:tcW w:w="1134" w:type="dxa"/>
+            <w:noWrap/>
+            <w:hideMark/>
+          </w:tcPr>
+          <w:p>
+            <w:r>
+              <w:t>新易盛</w:t>
+            </w:r>
+          </w:p>
+        </w:tc>
+        <w:tc>
+          <w:tcPr>
+            <w:tcW w:w="1134" w:type="dxa"/>
+            <w:noWrap/>
+            <w:hideMark/>
+          </w:tcPr>
+          <w:p>
+            <w:r>
+              <w:t>Coherent</w:t>
+            </w:r>
+          </w:p>
+        </w:tc>
+        <w:tc>
+          <w:tcPr>
+            <w:tcW w:w="1418" w:type="dxa"/>
+            <w:noWrap/>
+            <w:hideMark/>
+          </w:tcPr>
+          <w:p>
+            <w:r>
+              <w:t>海思/光迅</w:t>
+            </w:r>
+          </w:p>
+        </w:tc>
+        <w:tc>
+          <w:tcPr>
+            <w:tcW w:w="1417" w:type="dxa"/>
+            <w:hideMark/>
+          </w:tcPr>
+          <w:p>
+            <w:r>
+              <w:t>Lumentum</w:t>
+            </w:r>
+          </w:p>
+        </w:tc>
+        <w:tc>
+          <w:tcPr>
+            <w:tcW w:w="1022" w:type="dxa"/>
+            <w:noWrap/>
+            <w:hideMark/>
+          </w:tcPr>
+          <w:p>
+            <w:r>
+              <w:t>总量</w:t>
+            </w:r>
+          </w:p>
+        </w:tc>
+      </w:tr>
+      <w:tr>
+        <w:trPr>
+          <w:trHeight w:val="285"/>
+        </w:trPr>
+        <w:tc>
+          <w:tcPr>
+            <w:tcW w:w="2690" w:type="dxa"/>
+            <w:noWrap/>
+            <w:hideMark/>
+          </w:tcPr>
+          <w:p>
+            <w:r>
+              <w:lastRenderedPageBreak/>
+              <w:t>全速率CR5情况（中观）</w:t>
+            </w:r>
+          </w:p>
+        </w:tc>
+        <w:tc>
+          <w:tcPr>
+            <w:tcW w:w="1138" w:type="dxa"/>
+            <w:noWrap/>
+            <w:hideMark/>
+          </w:tcPr>
+          <w:p>
+            <w:r>
+              <w:t>40%</w:t>
+            </w:r>
+          </w:p>
+        </w:tc>
+        <w:tc>
+          <w:tcPr>
+            <w:tcW w:w="1134" w:type="dxa"/>
+            <w:noWrap/>
+            <w:hideMark/>
+          </w:tcPr>
+          <w:p>
+            <w:r>
+              <w:t>20%</w:t>
+            </w:r>
+          </w:p>
+        </w:tc>
+        <w:tc>
+          <w:tcPr>
+            <w:tcW w:w="1134" w:type="dxa"/>
+            <w:noWrap/>
+            <w:hideMark/>
+          </w:tcPr>
+          <w:p>
+            <w:r>
+              <w:t>10%</w:t>
+            </w:r>
+          </w:p>
+        </w:tc>
+        <w:tc>
+          <w:tcPr>
+            <w:tcW w:w="1418" w:type="dxa"/>
+            <w:noWrap/>
+            <w:hideMark/>
+          </w:tcPr>
+          <w:p>
+            <w:r>
+              <w:t>6%</w:t>
+            </w:r>
+          </w:p>
+        </w:tc>
+        <w:tc>
+          <w:tcPr>
+            <w:tcW w:w="1417" w:type="dxa"/>
+            <w:noWrap/>
+            <w:hideMark/>
+          </w:tcPr>
+          <w:p>
+            <w:r>
+              <w:t>4%</w:t>
+            </w:r>
+          </w:p>
+        </w:tc>
+        <w:tc>
+          <w:tcPr>
+            <w:tcW w:w="1022" w:type="dxa"/>
+            <w:noWrap/>
+            <w:hideMark/>
+          </w:tcPr>
+          <w:p>
+            <w:r>
+              <w:t>80%</w:t>
+            </w:r>
+          </w:p>
+        </w:tc>
+      </w:tr>
+    </w:tbl>
+    <w:p>
+      <w:pPr>
+        <w:rPr>
+          <w:rFonts w:hint="eastAsia"/>
+        </w:rPr>
+      </w:pPr>
+      <w:r>
+        <w:rPr>
+          <w:rFonts w:hint="eastAsia"/>
+        </w:rPr>
+        <w:t>综合lightCounting和多份调研纪要，国产光模块在全速率</w:t>
+      </w:r>
+      <w:r>
+        <w:rPr>
+          <w:rFonts w:hint="eastAsia"/>
+        </w:rPr>
+        <w:t>光模块中占据主动，取得了50%以上的市场份额。在高速率光模块领域则更为强势，预计占据</w:t>
+      </w:r>
+      <w:r>
+        <w:rPr>
+          <w:rFonts w:hint="eastAsia"/>
+        </w:rPr>
+        <w:t>70-80%份额。同时光模块领域市场集中度较高，全速率光模块CR5 &gt; 60%。高速率光模块因工艺复杂，技术难度大，工艺壁垒高CR5 &gt; 80%。</w:t>
+      </w:r>
+      <w:r>
+        <w:rPr>
+          <w:rFonts w:hint="eastAsia"/>
+        </w:rPr>
+        <w:t>竞争格局良好，在近期很难发生恶性竞争。</w:t>
+      </w:r>
+      <w:r>
+        <w:rPr>
+          <w:rFonts w:hint="eastAsia"/>
+        </w:rPr>
+        <w:t>在可见范围内，未来集中度应该还会继续上升，维持强者恒强格局。</w:t>
+      </w:r>
+    </w:p>
+    <w:p>
+      <w:pPr>
+        <w:pStyle w:val="4"/>
+      </w:pPr>
+      <w:r>
+        <w:rPr>
+          <w:rFonts w:hint="eastAsia"/>
+        </w:rPr>
+        <w:t>上游物料紧张</w:t>
+      </w:r>
+    </w:p>
+    <w:p>
+      <w:pPr>
+        <w:rPr>
+          <w:rFonts w:hint="eastAsia"/>
+        </w:rPr>
+      </w:pPr>
+      <w:r>
+        <w:rPr>
+          <w:rFonts w:hint="eastAsia"/>
+        </w:rPr>
+        <w:t>写到物料了，磷化铟和光芯片们。</w:t>
+      </w:r>
+    </w:p>
+    <w:p>
+      <w:pPr>
+        <w:rPr>
+          <w:rFonts w:hint="eastAsia"/>
+        </w:rPr>
+      </w:pPr>
+    </w:p>
+    <w:p>
+      <w:pPr>
+        <w:pStyle w:val="4"/>
+        <w:rPr>
+          <w:rFonts w:hint="eastAsia"/>
+        </w:rPr>
+      </w:pPr>
+      <w:r>
+        <w:rPr>
+          <w:rFonts w:hint="eastAsia"/>
+        </w:rPr>
         <w:t>技术迭代情况</w:t>
       </w:r>
     </w:p>
@@ -6171,75 +8248,7 @@
         </w:rPr>
       </w:pPr>
       <w:r>
-        <w:t>高速光模块的应用导致网络设备功耗大幅增加，</w:t>
-      </w:r>
-      <w:proofErr w:type="gramStart"/>
-      <w:r>
-        <w:t>硅光等</w:t>
-      </w:r>
-      <w:proofErr w:type="gramEnd"/>
-      <w:r>
-        <w:t>新技术加固护城河。在以 400G 和 800G 光模块为典型配置的 51.2T 和 100T 交换机中，光模块加驱动 SerDes 的</w:t>
-      </w:r>
-      <w:proofErr w:type="gramStart"/>
-      <w:r>
-        <w:t>功耗占</w:t>
-      </w:r>
-      <w:proofErr w:type="gramEnd"/>
-      <w:r>
-        <w:t>比在 40~45%。预计到 2030 年，在 400G+SerDes 和 6.4T 光模块代际时，OSFP 光模块功耗、SerDes 驱动距离将成为很难突破的瓶颈。据统计 2010-</w:t>
-      </w:r>
-      <w:r>
-        <w:lastRenderedPageBreak/>
-        <w:t>2022 年</w:t>
-      </w:r>
-      <w:proofErr w:type="gramStart"/>
-      <w:r>
-        <w:t>全球数通光</w:t>
-      </w:r>
-      <w:proofErr w:type="gramEnd"/>
-      <w:r>
-        <w:t xml:space="preserve">模块的整体功耗提升了 26 </w:t>
-      </w:r>
-      <w:proofErr w:type="gramStart"/>
-      <w:r>
-        <w:t>倍</w:t>
-      </w:r>
-      <w:proofErr w:type="gramEnd"/>
-      <w:r>
-        <w:t>，2024 年 800G 光模块正式放量后该问题更为突出，这种能耗增长</w:t>
-      </w:r>
-      <w:proofErr w:type="gramStart"/>
-      <w:r>
-        <w:t>对智算中心</w:t>
-      </w:r>
-      <w:proofErr w:type="gramEnd"/>
-      <w:r>
-        <w:t xml:space="preserve">的运营成本构成了重大压力，降功耗成为光模块技术发展的核心诉求之一。根据 </w:t>
-      </w:r>
-      <w:proofErr w:type="spellStart"/>
-      <w:r>
-        <w:t>LightCounting</w:t>
-      </w:r>
-      <w:proofErr w:type="spellEnd"/>
-      <w:r>
-        <w:t xml:space="preserve"> 的预测，使用基于 </w:t>
-      </w:r>
-      <w:proofErr w:type="spellStart"/>
-      <w:r>
-        <w:t>SiP</w:t>
-      </w:r>
-      <w:proofErr w:type="spellEnd"/>
-      <w:r>
-        <w:t xml:space="preserve"> 的光模块市场份额将从 2022 年的 24%增加到 2028 年的 44%，</w:t>
-      </w:r>
-      <w:proofErr w:type="gramStart"/>
-      <w:r>
-        <w:t>硅光有望</w:t>
-      </w:r>
-      <w:proofErr w:type="gramEnd"/>
-      <w:r>
-        <w:t>凭借硅基产业链的工艺、规模和成本优势迎来产业机遇。</w:t>
+        <w:t>高速光模块的应用导致网络设备功耗大幅增加，硅光等新技术加固护城河。在以 400G 和 800G 光模块为典型配置的 51.2T 和 100T 交换机中，光模块加驱动 SerDes 的功耗占比在 40~45%。预计到 2030 年，在 400G+SerDes 和 6.4T 光模块代际时，OSFP 光模块功耗、SerDes 驱动距离将成为很难突破的瓶颈。据统计 2010-2022 年全球数通光模块的整体功耗提升了 26 倍，2024 年 800G 光模块正式放量后该问题更为突出，这种能耗增长对智算中心的运营成本构成了重大压力，降功耗成为光模块技术发展的核心诉求之一。根据 LightCounting 的预测，使用基于 SiP 的光模块市场份额将从 2022 年的 24%增加到 2028 年的 44%，硅光有望凭借硅基产业链的工艺、规模和成本优势迎来产业机遇。</w:t>
       </w:r>
     </w:p>
     <w:p>
@@ -6254,6 +8263,7 @@
           <w:noProof/>
           <w:szCs w:val="22"/>
         </w:rPr>
+        <w:lastRenderedPageBreak/>
         <w:drawing>
           <wp:inline distT="0" distB="0" distL="0" distR="0" wp14:anchorId="3CA12951" wp14:editId="355C97DC">
             <wp:extent cx="5274310" cy="3560445"/>
@@ -6363,32 +8373,29 @@
       <w:pPr>
         <w:jc w:val="center"/>
         <w:rPr>
-          <w:rFonts w:ascii="楷体" w:eastAsia="楷体" w:hAnsi="楷体" w:hint="eastAsia"/>
-          <w:szCs w:val="22"/>
+          <w:rFonts w:hint="eastAsia"/>
         </w:rPr>
       </w:pPr>
       <w:r>
         <w:rPr>
-          <w:rFonts w:ascii="楷体" w:eastAsia="楷体" w:hAnsi="楷体" w:hint="eastAsia"/>
-          <w:szCs w:val="22"/>
-        </w:rPr>
-        <w:t>表.光模块供给测算</w:t>
+          <w:rFonts w:hint="eastAsia"/>
+        </w:rPr>
+        <w:t>表：高速率光模块出货测算一览</w:t>
       </w:r>
     </w:p>
     <w:tbl>
       <w:tblPr>
         <w:tblStyle w:val="ae"/>
-        <w:tblW w:w="0" w:type="auto"/>
+        <w:tblW w:w="8789" w:type="dxa"/>
+        <w:tblInd w:w="-289" w:type="dxa"/>
         <w:tblLook w:val="04A0" w:firstRow="1" w:lastRow="0" w:firstColumn="1" w:lastColumn="0" w:noHBand="0" w:noVBand="1"/>
       </w:tblPr>
       <w:tblGrid>
-        <w:gridCol w:w="1080"/>
-        <w:gridCol w:w="1080"/>
-        <w:gridCol w:w="1080"/>
-        <w:gridCol w:w="1079"/>
-        <w:gridCol w:w="1079"/>
-        <w:gridCol w:w="1079"/>
-        <w:gridCol w:w="1819"/>
+        <w:gridCol w:w="2539"/>
+        <w:gridCol w:w="1633"/>
+        <w:gridCol w:w="1534"/>
+        <w:gridCol w:w="1534"/>
+        <w:gridCol w:w="1549"/>
       </w:tblGrid>
       <w:tr>
         <w:trPr>
@@ -6396,164 +8403,67 @@
         </w:trPr>
         <w:tc>
           <w:tcPr>
-            <w:tcW w:w="1080" w:type="dxa"/>
-            <w:noWrap/>
-            <w:hideMark/>
-          </w:tcPr>
-          <w:p>
-            <w:pPr>
-              <w:rPr>
-                <w:rFonts w:ascii="楷体" w:eastAsia="楷体" w:hAnsi="楷体" w:hint="eastAsia"/>
-                <w:szCs w:val="22"/>
-              </w:rPr>
-            </w:pPr>
-            <w:r>
-              <w:rPr>
-                <w:rFonts w:ascii="楷体" w:eastAsia="楷体" w:hAnsi="楷体"/>
-                <w:szCs w:val="22"/>
-              </w:rPr>
-              <w:t>年份</w:t>
-            </w:r>
-          </w:p>
-        </w:tc>
-        <w:tc>
-          <w:tcPr>
-            <w:tcW w:w="1080" w:type="dxa"/>
-            <w:noWrap/>
-            <w:hideMark/>
-          </w:tcPr>
-          <w:p>
-            <w:pPr>
-              <w:rPr>
-                <w:rFonts w:ascii="楷体" w:eastAsia="楷体" w:hAnsi="楷体" w:hint="eastAsia"/>
-                <w:szCs w:val="22"/>
-              </w:rPr>
-            </w:pPr>
-            <w:r>
-              <w:rPr>
-                <w:rFonts w:ascii="楷体" w:eastAsia="楷体" w:hAnsi="楷体"/>
-                <w:szCs w:val="22"/>
-              </w:rPr>
-              <w:t>800G</w:t>
-            </w:r>
-          </w:p>
-        </w:tc>
-        <w:tc>
-          <w:tcPr>
-            <w:tcW w:w="1080" w:type="dxa"/>
-            <w:noWrap/>
-            <w:hideMark/>
-          </w:tcPr>
-          <w:p>
-            <w:pPr>
-              <w:rPr>
-                <w:rFonts w:ascii="楷体" w:eastAsia="楷体" w:hAnsi="楷体" w:hint="eastAsia"/>
-                <w:szCs w:val="22"/>
-              </w:rPr>
-            </w:pPr>
-            <w:r>
-              <w:rPr>
-                <w:rFonts w:ascii="楷体" w:eastAsia="楷体" w:hAnsi="楷体"/>
-                <w:szCs w:val="22"/>
-              </w:rPr>
-              <w:t>1.6T</w:t>
-            </w:r>
-          </w:p>
-        </w:tc>
-        <w:tc>
-          <w:tcPr>
-            <w:tcW w:w="1080" w:type="dxa"/>
-            <w:noWrap/>
-            <w:hideMark/>
-          </w:tcPr>
-          <w:p>
-            <w:pPr>
-              <w:rPr>
-                <w:rFonts w:ascii="楷体" w:eastAsia="楷体" w:hAnsi="楷体" w:hint="eastAsia"/>
-                <w:szCs w:val="22"/>
-              </w:rPr>
-            </w:pPr>
-            <w:r>
-              <w:rPr>
-                <w:rFonts w:ascii="楷体" w:eastAsia="楷体" w:hAnsi="楷体"/>
-                <w:szCs w:val="22"/>
-              </w:rPr>
-              <w:t>3.2T</w:t>
-            </w:r>
-          </w:p>
-        </w:tc>
-        <w:tc>
-          <w:tcPr>
-            <w:tcW w:w="1080" w:type="dxa"/>
-            <w:noWrap/>
-            <w:hideMark/>
-          </w:tcPr>
-          <w:p>
-            <w:pPr>
-              <w:rPr>
-                <w:rFonts w:ascii="楷体" w:eastAsia="楷体" w:hAnsi="楷体" w:hint="eastAsia"/>
-                <w:szCs w:val="22"/>
-              </w:rPr>
-            </w:pPr>
-            <w:r>
-              <w:rPr>
-                <w:rFonts w:ascii="楷体" w:eastAsia="楷体" w:hAnsi="楷体"/>
-                <w:szCs w:val="22"/>
-              </w:rPr>
-              <w:t>800G乘数</w:t>
-            </w:r>
-          </w:p>
-        </w:tc>
-        <w:tc>
-          <w:tcPr>
-            <w:tcW w:w="1080" w:type="dxa"/>
-            <w:noWrap/>
-            <w:hideMark/>
-          </w:tcPr>
-          <w:p>
-            <w:pPr>
-              <w:rPr>
-                <w:rFonts w:ascii="楷体" w:eastAsia="楷体" w:hAnsi="楷体" w:hint="eastAsia"/>
-                <w:szCs w:val="22"/>
-              </w:rPr>
-            </w:pPr>
-            <w:r>
-              <w:rPr>
-                <w:rFonts w:ascii="楷体" w:eastAsia="楷体" w:hAnsi="楷体"/>
-                <w:szCs w:val="22"/>
-              </w:rPr>
-              <w:t>1.6T乘数</w:t>
-            </w:r>
-          </w:p>
-        </w:tc>
-        <w:tc>
-          <w:tcPr>
-            <w:tcW w:w="1820" w:type="dxa"/>
-            <w:noWrap/>
-            <w:hideMark/>
-          </w:tcPr>
-          <w:p>
-            <w:pPr>
-              <w:rPr>
-                <w:rFonts w:ascii="楷体" w:eastAsia="楷体" w:hAnsi="楷体" w:hint="eastAsia"/>
-                <w:szCs w:val="22"/>
-              </w:rPr>
-            </w:pPr>
-            <w:proofErr w:type="gramStart"/>
-            <w:r>
-              <w:rPr>
-                <w:rFonts w:ascii="楷体" w:eastAsia="楷体" w:hAnsi="楷体"/>
-                <w:szCs w:val="22"/>
-              </w:rPr>
-              <w:t>硅光整体</w:t>
-            </w:r>
-            <w:proofErr w:type="gramEnd"/>
-            <w:r>
-              <w:rPr>
-                <w:rFonts w:ascii="楷体" w:eastAsia="楷体" w:hAnsi="楷体"/>
-                <w:szCs w:val="22"/>
-              </w:rPr>
-              <w:t>渗透率</w:t>
+            <w:tcW w:w="2539" w:type="dxa"/>
+            <w:noWrap/>
+            <w:hideMark/>
+          </w:tcPr>
+          <w:p>
+            <w:r>
+              <w:t>高盛预测出货</w:t>
+            </w:r>
+            <w:r>
+              <w:rPr>
+                <w:rFonts w:hint="eastAsia"/>
+              </w:rPr>
+              <w:t>（保守）</w:t>
+            </w:r>
+          </w:p>
+        </w:tc>
+        <w:tc>
+          <w:tcPr>
+            <w:tcW w:w="1633" w:type="dxa"/>
+            <w:noWrap/>
+            <w:hideMark/>
+          </w:tcPr>
+          <w:p>
+            <w:r>
+              <w:t>800G（万个）</w:t>
+            </w:r>
+          </w:p>
+        </w:tc>
+        <w:tc>
+          <w:tcPr>
+            <w:tcW w:w="1534" w:type="dxa"/>
+            <w:noWrap/>
+            <w:hideMark/>
+          </w:tcPr>
+          <w:p>
+            <w:r>
+              <w:t>1.6T（万个）</w:t>
+            </w:r>
+          </w:p>
+        </w:tc>
+        <w:tc>
+          <w:tcPr>
+            <w:tcW w:w="1534" w:type="dxa"/>
+            <w:noWrap/>
+            <w:hideMark/>
+          </w:tcPr>
+          <w:p>
+            <w:r>
+              <w:t>3.2T（万个）</w:t>
+            </w:r>
+          </w:p>
+        </w:tc>
+        <w:tc>
+          <w:tcPr>
+            <w:tcW w:w="1549" w:type="dxa"/>
+            <w:noWrap/>
+            <w:hideMark/>
+          </w:tcPr>
+          <w:p>
+            <w:r>
+              <w:t>总量（万个）</w:t>
             </w:r>
           </w:p>
         </w:tc>
@@ -6564,155 +8474,72 @@
         </w:trPr>
         <w:tc>
           <w:tcPr>
-            <w:tcW w:w="1080" w:type="dxa"/>
-            <w:noWrap/>
-            <w:hideMark/>
-          </w:tcPr>
-          <w:p>
-            <w:pPr>
-              <w:rPr>
-                <w:rFonts w:ascii="楷体" w:eastAsia="楷体" w:hAnsi="楷体" w:hint="eastAsia"/>
-                <w:szCs w:val="22"/>
-              </w:rPr>
-            </w:pPr>
-            <w:r>
-              <w:rPr>
-                <w:rFonts w:ascii="楷体" w:eastAsia="楷体" w:hAnsi="楷体"/>
-                <w:szCs w:val="22"/>
-              </w:rPr>
-              <w:t>2025</w:t>
-            </w:r>
-          </w:p>
-        </w:tc>
-        <w:tc>
-          <w:tcPr>
-            <w:tcW w:w="1080" w:type="dxa"/>
-            <w:noWrap/>
-            <w:hideMark/>
-          </w:tcPr>
-          <w:p>
-            <w:pPr>
-              <w:rPr>
-                <w:rFonts w:ascii="楷体" w:eastAsia="楷体" w:hAnsi="楷体" w:hint="eastAsia"/>
-                <w:szCs w:val="22"/>
-              </w:rPr>
-            </w:pPr>
-            <w:r>
-              <w:rPr>
-                <w:rFonts w:ascii="楷体" w:eastAsia="楷体" w:hAnsi="楷体"/>
-                <w:szCs w:val="22"/>
-              </w:rPr>
-              <w:t>1800</w:t>
-            </w:r>
-          </w:p>
-        </w:tc>
-        <w:tc>
-          <w:tcPr>
-            <w:tcW w:w="1080" w:type="dxa"/>
-            <w:noWrap/>
-            <w:hideMark/>
-          </w:tcPr>
-          <w:p>
-            <w:pPr>
-              <w:rPr>
-                <w:rFonts w:ascii="楷体" w:eastAsia="楷体" w:hAnsi="楷体" w:hint="eastAsia"/>
-                <w:szCs w:val="22"/>
-              </w:rPr>
-            </w:pPr>
-            <w:r>
-              <w:rPr>
-                <w:rFonts w:ascii="楷体" w:eastAsia="楷体" w:hAnsi="楷体"/>
-                <w:szCs w:val="22"/>
-              </w:rPr>
-              <w:t>150</w:t>
-            </w:r>
-          </w:p>
-        </w:tc>
-        <w:tc>
-          <w:tcPr>
-            <w:tcW w:w="1080" w:type="dxa"/>
-            <w:noWrap/>
-            <w:hideMark/>
-          </w:tcPr>
-          <w:p>
-            <w:pPr>
-              <w:rPr>
-                <w:rFonts w:ascii="楷体" w:eastAsia="楷体" w:hAnsi="楷体" w:hint="eastAsia"/>
-                <w:szCs w:val="22"/>
-              </w:rPr>
-            </w:pPr>
-            <w:r>
-              <w:rPr>
-                <w:rFonts w:ascii="楷体" w:eastAsia="楷体" w:hAnsi="楷体"/>
-                <w:szCs w:val="22"/>
-              </w:rPr>
-              <w:t>20</w:t>
-            </w:r>
-          </w:p>
-        </w:tc>
-        <w:tc>
-          <w:tcPr>
-            <w:tcW w:w="1080" w:type="dxa"/>
-            <w:noWrap/>
-            <w:hideMark/>
-          </w:tcPr>
-          <w:p>
-            <w:pPr>
-              <w:rPr>
-                <w:rFonts w:ascii="楷体" w:eastAsia="楷体" w:hAnsi="楷体" w:hint="eastAsia"/>
-                <w:szCs w:val="22"/>
-              </w:rPr>
-            </w:pPr>
-            <w:r>
-              <w:rPr>
-                <w:rFonts w:ascii="楷体" w:eastAsia="楷体" w:hAnsi="楷体"/>
-                <w:szCs w:val="22"/>
-              </w:rPr>
-              <w:t>-</w:t>
-            </w:r>
-          </w:p>
-        </w:tc>
-        <w:tc>
-          <w:tcPr>
-            <w:tcW w:w="1080" w:type="dxa"/>
-            <w:noWrap/>
-            <w:hideMark/>
-          </w:tcPr>
-          <w:p>
-            <w:pPr>
-              <w:rPr>
-                <w:rFonts w:ascii="楷体" w:eastAsia="楷体" w:hAnsi="楷体" w:hint="eastAsia"/>
-                <w:szCs w:val="22"/>
-              </w:rPr>
-            </w:pPr>
-            <w:r>
-              <w:rPr>
-                <w:rFonts w:ascii="楷体" w:eastAsia="楷体" w:hAnsi="楷体"/>
-                <w:szCs w:val="22"/>
-              </w:rPr>
-              <w:t>-</w:t>
-            </w:r>
-          </w:p>
-        </w:tc>
-        <w:tc>
-          <w:tcPr>
-            <w:tcW w:w="1820" w:type="dxa"/>
-            <w:noWrap/>
-            <w:hideMark/>
-          </w:tcPr>
-          <w:p>
-            <w:pPr>
-              <w:rPr>
-                <w:rFonts w:ascii="楷体" w:eastAsia="楷体" w:hAnsi="楷体" w:hint="eastAsia"/>
-                <w:szCs w:val="22"/>
-              </w:rPr>
-            </w:pPr>
-            <w:r>
-              <w:rPr>
-                <w:rFonts w:ascii="楷体" w:eastAsia="楷体" w:hAnsi="楷体"/>
-                <w:szCs w:val="22"/>
-              </w:rPr>
-              <w:t>45%</w:t>
+            <w:tcW w:w="2539" w:type="dxa"/>
+            <w:noWrap/>
+            <w:hideMark/>
+          </w:tcPr>
+          <w:p>
+            <w:r>
+              <w:t>25E</w:t>
+            </w:r>
+          </w:p>
+        </w:tc>
+        <w:tc>
+          <w:tcPr>
+            <w:tcW w:w="1633" w:type="dxa"/>
+            <w:noWrap/>
+            <w:hideMark/>
+          </w:tcPr>
+          <w:p>
+            <w:r>
+              <w:t>1027</w:t>
+            </w:r>
+          </w:p>
+        </w:tc>
+        <w:tc>
+          <w:tcPr>
+            <w:tcW w:w="1534" w:type="dxa"/>
+            <w:noWrap/>
+            <w:hideMark/>
+          </w:tcPr>
+          <w:p>
+            <w:r>
+              <w:t>95</w:t>
+            </w:r>
+          </w:p>
+        </w:tc>
+        <w:tc>
+          <w:tcPr>
+            <w:tcW w:w="1534" w:type="dxa"/>
+            <w:noWrap/>
+            <w:hideMark/>
+          </w:tcPr>
+          <w:p>
+            <w:r>
+              <w:t>0</w:t>
+            </w:r>
+          </w:p>
+        </w:tc>
+        <w:tc>
+          <w:tcPr>
+            <w:tcW w:w="1549" w:type="dxa"/>
+            <w:noWrap/>
+            <w:hideMark/>
+          </w:tcPr>
+          <w:p>
+            <w:pPr>
+              <w:rPr>
+                <w:rFonts w:hint="eastAsia"/>
+              </w:rPr>
+            </w:pPr>
+            <w:r>
+              <w:t>112</w:t>
+            </w:r>
+            <w:r>
+              <w:rPr>
+                <w:rFonts w:hint="eastAsia"/>
+              </w:rPr>
+              <w:t>2</w:t>
             </w:r>
           </w:p>
         </w:tc>
@@ -6723,155 +8550,72 @@
         </w:trPr>
         <w:tc>
           <w:tcPr>
-            <w:tcW w:w="1080" w:type="dxa"/>
-            <w:noWrap/>
-            <w:hideMark/>
-          </w:tcPr>
-          <w:p>
-            <w:pPr>
-              <w:rPr>
-                <w:rFonts w:ascii="楷体" w:eastAsia="楷体" w:hAnsi="楷体" w:hint="eastAsia"/>
-                <w:szCs w:val="22"/>
-              </w:rPr>
-            </w:pPr>
-            <w:r>
-              <w:rPr>
-                <w:rFonts w:ascii="楷体" w:eastAsia="楷体" w:hAnsi="楷体"/>
-                <w:szCs w:val="22"/>
-              </w:rPr>
-              <w:t>2026E</w:t>
-            </w:r>
-          </w:p>
-        </w:tc>
-        <w:tc>
-          <w:tcPr>
-            <w:tcW w:w="1080" w:type="dxa"/>
-            <w:noWrap/>
-            <w:hideMark/>
-          </w:tcPr>
-          <w:p>
-            <w:pPr>
-              <w:rPr>
-                <w:rFonts w:ascii="楷体" w:eastAsia="楷体" w:hAnsi="楷体" w:hint="eastAsia"/>
-                <w:szCs w:val="22"/>
-              </w:rPr>
-            </w:pPr>
-            <w:r>
-              <w:rPr>
-                <w:rFonts w:ascii="楷体" w:eastAsia="楷体" w:hAnsi="楷体"/>
-                <w:szCs w:val="22"/>
-              </w:rPr>
-              <w:t>3330</w:t>
-            </w:r>
-          </w:p>
-        </w:tc>
-        <w:tc>
-          <w:tcPr>
-            <w:tcW w:w="1080" w:type="dxa"/>
-            <w:noWrap/>
-            <w:hideMark/>
-          </w:tcPr>
-          <w:p>
-            <w:pPr>
-              <w:rPr>
-                <w:rFonts w:ascii="楷体" w:eastAsia="楷体" w:hAnsi="楷体" w:hint="eastAsia"/>
-                <w:szCs w:val="22"/>
-              </w:rPr>
-            </w:pPr>
-            <w:r>
-              <w:rPr>
-                <w:rFonts w:ascii="楷体" w:eastAsia="楷体" w:hAnsi="楷体"/>
-                <w:szCs w:val="22"/>
-              </w:rPr>
-              <w:t>450</w:t>
-            </w:r>
-          </w:p>
-        </w:tc>
-        <w:tc>
-          <w:tcPr>
-            <w:tcW w:w="1080" w:type="dxa"/>
-            <w:noWrap/>
-            <w:hideMark/>
-          </w:tcPr>
-          <w:p>
-            <w:pPr>
-              <w:rPr>
-                <w:rFonts w:ascii="楷体" w:eastAsia="楷体" w:hAnsi="楷体" w:hint="eastAsia"/>
-                <w:szCs w:val="22"/>
-              </w:rPr>
-            </w:pPr>
-            <w:r>
-              <w:rPr>
-                <w:rFonts w:ascii="楷体" w:eastAsia="楷体" w:hAnsi="楷体"/>
-                <w:szCs w:val="22"/>
-              </w:rPr>
-              <w:t>100</w:t>
-            </w:r>
-          </w:p>
-        </w:tc>
-        <w:tc>
-          <w:tcPr>
-            <w:tcW w:w="1080" w:type="dxa"/>
-            <w:noWrap/>
-            <w:hideMark/>
-          </w:tcPr>
-          <w:p>
-            <w:pPr>
-              <w:rPr>
-                <w:rFonts w:ascii="楷体" w:eastAsia="楷体" w:hAnsi="楷体" w:hint="eastAsia"/>
-                <w:szCs w:val="22"/>
-              </w:rPr>
-            </w:pPr>
-            <w:r>
-              <w:rPr>
-                <w:rFonts w:ascii="楷体" w:eastAsia="楷体" w:hAnsi="楷体"/>
-                <w:szCs w:val="22"/>
-              </w:rPr>
-              <w:t>185%</w:t>
-            </w:r>
-          </w:p>
-        </w:tc>
-        <w:tc>
-          <w:tcPr>
-            <w:tcW w:w="1080" w:type="dxa"/>
-            <w:noWrap/>
-            <w:hideMark/>
-          </w:tcPr>
-          <w:p>
-            <w:pPr>
-              <w:rPr>
-                <w:rFonts w:ascii="楷体" w:eastAsia="楷体" w:hAnsi="楷体" w:hint="eastAsia"/>
-                <w:szCs w:val="22"/>
-              </w:rPr>
-            </w:pPr>
-            <w:r>
-              <w:rPr>
-                <w:rFonts w:ascii="楷体" w:eastAsia="楷体" w:hAnsi="楷体"/>
-                <w:szCs w:val="22"/>
-              </w:rPr>
-              <w:t>300%</w:t>
-            </w:r>
-          </w:p>
-        </w:tc>
-        <w:tc>
-          <w:tcPr>
-            <w:tcW w:w="1820" w:type="dxa"/>
-            <w:noWrap/>
-            <w:hideMark/>
-          </w:tcPr>
-          <w:p>
-            <w:pPr>
-              <w:rPr>
-                <w:rFonts w:ascii="楷体" w:eastAsia="楷体" w:hAnsi="楷体" w:hint="eastAsia"/>
-                <w:szCs w:val="22"/>
-              </w:rPr>
-            </w:pPr>
-            <w:r>
-              <w:rPr>
-                <w:rFonts w:ascii="楷体" w:eastAsia="楷体" w:hAnsi="楷体"/>
-                <w:szCs w:val="22"/>
-              </w:rPr>
-              <w:t>50%</w:t>
+            <w:tcW w:w="2539" w:type="dxa"/>
+            <w:noWrap/>
+            <w:hideMark/>
+          </w:tcPr>
+          <w:p>
+            <w:r>
+              <w:t>26E</w:t>
+            </w:r>
+          </w:p>
+        </w:tc>
+        <w:tc>
+          <w:tcPr>
+            <w:tcW w:w="1633" w:type="dxa"/>
+            <w:noWrap/>
+            <w:hideMark/>
+          </w:tcPr>
+          <w:p>
+            <w:r>
+              <w:t>3635</w:t>
+            </w:r>
+          </w:p>
+        </w:tc>
+        <w:tc>
+          <w:tcPr>
+            <w:tcW w:w="1534" w:type="dxa"/>
+            <w:noWrap/>
+            <w:hideMark/>
+          </w:tcPr>
+          <w:p>
+            <w:r>
+              <w:t>507</w:t>
+            </w:r>
+          </w:p>
+        </w:tc>
+        <w:tc>
+          <w:tcPr>
+            <w:tcW w:w="1534" w:type="dxa"/>
+            <w:noWrap/>
+            <w:hideMark/>
+          </w:tcPr>
+          <w:p>
+            <w:r>
+              <w:t>0</w:t>
+            </w:r>
+          </w:p>
+        </w:tc>
+        <w:tc>
+          <w:tcPr>
+            <w:tcW w:w="1549" w:type="dxa"/>
+            <w:noWrap/>
+            <w:hideMark/>
+          </w:tcPr>
+          <w:p>
+            <w:pPr>
+              <w:rPr>
+                <w:rFonts w:hint="eastAsia"/>
+              </w:rPr>
+            </w:pPr>
+            <w:r>
+              <w:t>414</w:t>
+            </w:r>
+            <w:r>
+              <w:rPr>
+                <w:rFonts w:hint="eastAsia"/>
+              </w:rPr>
+              <w:t>2</w:t>
             </w:r>
           </w:p>
         </w:tc>
@@ -6882,156 +8626,61 @@
         </w:trPr>
         <w:tc>
           <w:tcPr>
-            <w:tcW w:w="1080" w:type="dxa"/>
-            <w:noWrap/>
-            <w:hideMark/>
-          </w:tcPr>
-          <w:p>
-            <w:pPr>
-              <w:rPr>
-                <w:rFonts w:ascii="楷体" w:eastAsia="楷体" w:hAnsi="楷体" w:hint="eastAsia"/>
-                <w:szCs w:val="22"/>
-              </w:rPr>
-            </w:pPr>
-            <w:r>
-              <w:rPr>
-                <w:rFonts w:ascii="楷体" w:eastAsia="楷体" w:hAnsi="楷体"/>
-                <w:szCs w:val="22"/>
-              </w:rPr>
-              <w:lastRenderedPageBreak/>
-              <w:t>2027E</w:t>
-            </w:r>
-          </w:p>
-        </w:tc>
-        <w:tc>
-          <w:tcPr>
-            <w:tcW w:w="1080" w:type="dxa"/>
-            <w:noWrap/>
-            <w:hideMark/>
-          </w:tcPr>
-          <w:p>
-            <w:pPr>
-              <w:rPr>
-                <w:rFonts w:ascii="楷体" w:eastAsia="楷体" w:hAnsi="楷体" w:hint="eastAsia"/>
-                <w:szCs w:val="22"/>
-              </w:rPr>
-            </w:pPr>
-            <w:r>
-              <w:rPr>
-                <w:rFonts w:ascii="楷体" w:eastAsia="楷体" w:hAnsi="楷体"/>
-                <w:szCs w:val="22"/>
-              </w:rPr>
-              <w:t>4063</w:t>
-            </w:r>
-          </w:p>
-        </w:tc>
-        <w:tc>
-          <w:tcPr>
-            <w:tcW w:w="1080" w:type="dxa"/>
-            <w:noWrap/>
-            <w:hideMark/>
-          </w:tcPr>
-          <w:p>
-            <w:pPr>
-              <w:rPr>
-                <w:rFonts w:ascii="楷体" w:eastAsia="楷体" w:hAnsi="楷体" w:hint="eastAsia"/>
-                <w:szCs w:val="22"/>
-              </w:rPr>
-            </w:pPr>
-            <w:r>
-              <w:rPr>
-                <w:rFonts w:ascii="楷体" w:eastAsia="楷体" w:hAnsi="楷体"/>
-                <w:szCs w:val="22"/>
-              </w:rPr>
-              <w:t>945</w:t>
-            </w:r>
-          </w:p>
-        </w:tc>
-        <w:tc>
-          <w:tcPr>
-            <w:tcW w:w="1080" w:type="dxa"/>
-            <w:noWrap/>
-            <w:hideMark/>
-          </w:tcPr>
-          <w:p>
-            <w:pPr>
-              <w:rPr>
-                <w:rFonts w:ascii="楷体" w:eastAsia="楷体" w:hAnsi="楷体" w:hint="eastAsia"/>
-                <w:szCs w:val="22"/>
-              </w:rPr>
-            </w:pPr>
-            <w:r>
-              <w:rPr>
-                <w:rFonts w:ascii="楷体" w:eastAsia="楷体" w:hAnsi="楷体"/>
-                <w:szCs w:val="22"/>
-              </w:rPr>
-              <w:t>300</w:t>
-            </w:r>
-          </w:p>
-        </w:tc>
-        <w:tc>
-          <w:tcPr>
-            <w:tcW w:w="1080" w:type="dxa"/>
-            <w:noWrap/>
-            <w:hideMark/>
-          </w:tcPr>
-          <w:p>
-            <w:pPr>
-              <w:rPr>
-                <w:rFonts w:ascii="楷体" w:eastAsia="楷体" w:hAnsi="楷体" w:hint="eastAsia"/>
-                <w:szCs w:val="22"/>
-              </w:rPr>
-            </w:pPr>
-            <w:r>
-              <w:rPr>
-                <w:rFonts w:ascii="楷体" w:eastAsia="楷体" w:hAnsi="楷体"/>
-                <w:szCs w:val="22"/>
-              </w:rPr>
-              <w:t>122%</w:t>
-            </w:r>
-          </w:p>
-        </w:tc>
-        <w:tc>
-          <w:tcPr>
-            <w:tcW w:w="1080" w:type="dxa"/>
-            <w:noWrap/>
-            <w:hideMark/>
-          </w:tcPr>
-          <w:p>
-            <w:pPr>
-              <w:rPr>
-                <w:rFonts w:ascii="楷体" w:eastAsia="楷体" w:hAnsi="楷体" w:hint="eastAsia"/>
-                <w:szCs w:val="22"/>
-              </w:rPr>
-            </w:pPr>
-            <w:r>
-              <w:rPr>
-                <w:rFonts w:ascii="楷体" w:eastAsia="楷体" w:hAnsi="楷体"/>
-                <w:szCs w:val="22"/>
-              </w:rPr>
-              <w:t>210%</w:t>
-            </w:r>
-          </w:p>
-        </w:tc>
-        <w:tc>
-          <w:tcPr>
-            <w:tcW w:w="1820" w:type="dxa"/>
-            <w:noWrap/>
-            <w:hideMark/>
-          </w:tcPr>
-          <w:p>
-            <w:pPr>
-              <w:rPr>
-                <w:rFonts w:ascii="楷体" w:eastAsia="楷体" w:hAnsi="楷体" w:hint="eastAsia"/>
-                <w:szCs w:val="22"/>
-              </w:rPr>
-            </w:pPr>
-            <w:r>
-              <w:rPr>
-                <w:rFonts w:ascii="楷体" w:eastAsia="楷体" w:hAnsi="楷体"/>
-                <w:szCs w:val="22"/>
-              </w:rPr>
-              <w:t>55%</w:t>
+            <w:tcW w:w="2539" w:type="dxa"/>
+            <w:noWrap/>
+            <w:hideMark/>
+          </w:tcPr>
+          <w:p>
+            <w:r>
+              <w:t>27E</w:t>
+            </w:r>
+          </w:p>
+        </w:tc>
+        <w:tc>
+          <w:tcPr>
+            <w:tcW w:w="1633" w:type="dxa"/>
+            <w:noWrap/>
+            <w:hideMark/>
+          </w:tcPr>
+          <w:p>
+            <w:r>
+              <w:t>5576</w:t>
+            </w:r>
+          </w:p>
+        </w:tc>
+        <w:tc>
+          <w:tcPr>
+            <w:tcW w:w="1534" w:type="dxa"/>
+            <w:noWrap/>
+            <w:hideMark/>
+          </w:tcPr>
+          <w:p>
+            <w:r>
+              <w:t>1235</w:t>
+            </w:r>
+          </w:p>
+        </w:tc>
+        <w:tc>
+          <w:tcPr>
+            <w:tcW w:w="1534" w:type="dxa"/>
+            <w:noWrap/>
+            <w:hideMark/>
+          </w:tcPr>
+          <w:p>
+            <w:r>
+              <w:t>0</w:t>
+            </w:r>
+          </w:p>
+        </w:tc>
+        <w:tc>
+          <w:tcPr>
+            <w:tcW w:w="1549" w:type="dxa"/>
+            <w:noWrap/>
+            <w:hideMark/>
+          </w:tcPr>
+          <w:p>
+            <w:r>
+              <w:t>6811</w:t>
             </w:r>
           </w:p>
         </w:tc>
@@ -7042,155 +8691,72 @@
         </w:trPr>
         <w:tc>
           <w:tcPr>
-            <w:tcW w:w="1080" w:type="dxa"/>
-            <w:noWrap/>
-            <w:hideMark/>
-          </w:tcPr>
-          <w:p>
-            <w:pPr>
-              <w:rPr>
-                <w:rFonts w:ascii="楷体" w:eastAsia="楷体" w:hAnsi="楷体" w:hint="eastAsia"/>
-                <w:szCs w:val="22"/>
-              </w:rPr>
-            </w:pPr>
-            <w:r>
-              <w:rPr>
-                <w:rFonts w:ascii="楷体" w:eastAsia="楷体" w:hAnsi="楷体"/>
-                <w:szCs w:val="22"/>
-              </w:rPr>
-              <w:t>2028E</w:t>
-            </w:r>
-          </w:p>
-        </w:tc>
-        <w:tc>
-          <w:tcPr>
-            <w:tcW w:w="1080" w:type="dxa"/>
-            <w:noWrap/>
-            <w:hideMark/>
-          </w:tcPr>
-          <w:p>
-            <w:pPr>
-              <w:rPr>
-                <w:rFonts w:ascii="楷体" w:eastAsia="楷体" w:hAnsi="楷体" w:hint="eastAsia"/>
-                <w:szCs w:val="22"/>
-              </w:rPr>
-            </w:pPr>
-            <w:r>
-              <w:rPr>
-                <w:rFonts w:ascii="楷体" w:eastAsia="楷体" w:hAnsi="楷体"/>
-                <w:szCs w:val="22"/>
-              </w:rPr>
-              <w:t>3616</w:t>
-            </w:r>
-          </w:p>
-        </w:tc>
-        <w:tc>
-          <w:tcPr>
-            <w:tcW w:w="1080" w:type="dxa"/>
-            <w:noWrap/>
-            <w:hideMark/>
-          </w:tcPr>
-          <w:p>
-            <w:pPr>
-              <w:rPr>
-                <w:rFonts w:ascii="楷体" w:eastAsia="楷体" w:hAnsi="楷体" w:hint="eastAsia"/>
-                <w:szCs w:val="22"/>
-              </w:rPr>
-            </w:pPr>
-            <w:r>
-              <w:rPr>
-                <w:rFonts w:ascii="楷体" w:eastAsia="楷体" w:hAnsi="楷体"/>
-                <w:szCs w:val="22"/>
-              </w:rPr>
-              <w:t>1701</w:t>
-            </w:r>
-          </w:p>
-        </w:tc>
-        <w:tc>
-          <w:tcPr>
-            <w:tcW w:w="1080" w:type="dxa"/>
-            <w:noWrap/>
-            <w:hideMark/>
-          </w:tcPr>
-          <w:p>
-            <w:pPr>
-              <w:rPr>
-                <w:rFonts w:ascii="楷体" w:eastAsia="楷体" w:hAnsi="楷体" w:hint="eastAsia"/>
-                <w:szCs w:val="22"/>
-              </w:rPr>
-            </w:pPr>
-            <w:r>
-              <w:rPr>
-                <w:rFonts w:ascii="楷体" w:eastAsia="楷体" w:hAnsi="楷体"/>
-                <w:szCs w:val="22"/>
-              </w:rPr>
-              <w:t>600</w:t>
-            </w:r>
-          </w:p>
-        </w:tc>
-        <w:tc>
-          <w:tcPr>
-            <w:tcW w:w="1080" w:type="dxa"/>
-            <w:noWrap/>
-            <w:hideMark/>
-          </w:tcPr>
-          <w:p>
-            <w:pPr>
-              <w:rPr>
-                <w:rFonts w:ascii="楷体" w:eastAsia="楷体" w:hAnsi="楷体" w:hint="eastAsia"/>
-                <w:szCs w:val="22"/>
-              </w:rPr>
-            </w:pPr>
-            <w:r>
-              <w:rPr>
-                <w:rFonts w:ascii="楷体" w:eastAsia="楷体" w:hAnsi="楷体"/>
-                <w:szCs w:val="22"/>
-              </w:rPr>
-              <w:t>89%</w:t>
-            </w:r>
-          </w:p>
-        </w:tc>
-        <w:tc>
-          <w:tcPr>
-            <w:tcW w:w="1080" w:type="dxa"/>
-            <w:noWrap/>
-            <w:hideMark/>
-          </w:tcPr>
-          <w:p>
-            <w:pPr>
-              <w:rPr>
-                <w:rFonts w:ascii="楷体" w:eastAsia="楷体" w:hAnsi="楷体" w:hint="eastAsia"/>
-                <w:szCs w:val="22"/>
-              </w:rPr>
-            </w:pPr>
-            <w:r>
-              <w:rPr>
-                <w:rFonts w:ascii="楷体" w:eastAsia="楷体" w:hAnsi="楷体"/>
-                <w:szCs w:val="22"/>
-              </w:rPr>
-              <w:t>180%</w:t>
-            </w:r>
-          </w:p>
-        </w:tc>
-        <w:tc>
-          <w:tcPr>
-            <w:tcW w:w="1820" w:type="dxa"/>
-            <w:noWrap/>
-            <w:hideMark/>
-          </w:tcPr>
-          <w:p>
-            <w:pPr>
-              <w:rPr>
-                <w:rFonts w:ascii="楷体" w:eastAsia="楷体" w:hAnsi="楷体" w:hint="eastAsia"/>
-                <w:szCs w:val="22"/>
-              </w:rPr>
-            </w:pPr>
-            <w:r>
-              <w:rPr>
-                <w:rFonts w:ascii="楷体" w:eastAsia="楷体" w:hAnsi="楷体"/>
-                <w:szCs w:val="22"/>
-              </w:rPr>
-              <w:t>60%</w:t>
+            <w:tcW w:w="2539" w:type="dxa"/>
+            <w:noWrap/>
+            <w:hideMark/>
+          </w:tcPr>
+          <w:p>
+            <w:r>
+              <w:t>28E</w:t>
+            </w:r>
+          </w:p>
+        </w:tc>
+        <w:tc>
+          <w:tcPr>
+            <w:tcW w:w="1633" w:type="dxa"/>
+            <w:noWrap/>
+            <w:hideMark/>
+          </w:tcPr>
+          <w:p>
+            <w:r>
+              <w:t>9184</w:t>
+            </w:r>
+          </w:p>
+        </w:tc>
+        <w:tc>
+          <w:tcPr>
+            <w:tcW w:w="1534" w:type="dxa"/>
+            <w:noWrap/>
+            <w:hideMark/>
+          </w:tcPr>
+          <w:p>
+            <w:r>
+              <w:t>2552</w:t>
+            </w:r>
+          </w:p>
+        </w:tc>
+        <w:tc>
+          <w:tcPr>
+            <w:tcW w:w="1534" w:type="dxa"/>
+            <w:noWrap/>
+            <w:hideMark/>
+          </w:tcPr>
+          <w:p>
+            <w:r>
+              <w:t>215</w:t>
+            </w:r>
+          </w:p>
+        </w:tc>
+        <w:tc>
+          <w:tcPr>
+            <w:tcW w:w="1549" w:type="dxa"/>
+            <w:noWrap/>
+            <w:hideMark/>
+          </w:tcPr>
+          <w:p>
+            <w:pPr>
+              <w:rPr>
+                <w:rFonts w:hint="eastAsia"/>
+              </w:rPr>
+            </w:pPr>
+            <w:r>
+              <w:t>1195</w:t>
+            </w:r>
+            <w:r>
+              <w:rPr>
+                <w:rFonts w:hint="eastAsia"/>
+              </w:rPr>
+              <w:t>2</w:t>
             </w:r>
           </w:p>
         </w:tc>
@@ -7201,155 +8767,72 @@
         </w:trPr>
         <w:tc>
           <w:tcPr>
-            <w:tcW w:w="1080" w:type="dxa"/>
-            <w:noWrap/>
-            <w:hideMark/>
-          </w:tcPr>
-          <w:p>
-            <w:pPr>
-              <w:rPr>
-                <w:rFonts w:ascii="楷体" w:eastAsia="楷体" w:hAnsi="楷体" w:hint="eastAsia"/>
-                <w:szCs w:val="22"/>
-              </w:rPr>
-            </w:pPr>
-            <w:r>
-              <w:rPr>
-                <w:rFonts w:ascii="楷体" w:eastAsia="楷体" w:hAnsi="楷体"/>
-                <w:szCs w:val="22"/>
-              </w:rPr>
-              <w:t>2029E</w:t>
-            </w:r>
-          </w:p>
-        </w:tc>
-        <w:tc>
-          <w:tcPr>
-            <w:tcW w:w="1080" w:type="dxa"/>
-            <w:noWrap/>
-            <w:hideMark/>
-          </w:tcPr>
-          <w:p>
-            <w:pPr>
-              <w:rPr>
-                <w:rFonts w:ascii="楷体" w:eastAsia="楷体" w:hAnsi="楷体" w:hint="eastAsia"/>
-                <w:szCs w:val="22"/>
-              </w:rPr>
-            </w:pPr>
-            <w:r>
-              <w:rPr>
-                <w:rFonts w:ascii="楷体" w:eastAsia="楷体" w:hAnsi="楷体"/>
-                <w:szCs w:val="22"/>
-              </w:rPr>
-              <w:t>2712</w:t>
-            </w:r>
-          </w:p>
-        </w:tc>
-        <w:tc>
-          <w:tcPr>
-            <w:tcW w:w="1080" w:type="dxa"/>
-            <w:noWrap/>
-            <w:hideMark/>
-          </w:tcPr>
-          <w:p>
-            <w:pPr>
-              <w:rPr>
-                <w:rFonts w:ascii="楷体" w:eastAsia="楷体" w:hAnsi="楷体" w:hint="eastAsia"/>
-                <w:szCs w:val="22"/>
-              </w:rPr>
-            </w:pPr>
-            <w:r>
-              <w:rPr>
-                <w:rFonts w:ascii="楷体" w:eastAsia="楷体" w:hAnsi="楷体"/>
-                <w:szCs w:val="22"/>
-              </w:rPr>
-              <w:t>2722</w:t>
-            </w:r>
-          </w:p>
-        </w:tc>
-        <w:tc>
-          <w:tcPr>
-            <w:tcW w:w="1080" w:type="dxa"/>
-            <w:noWrap/>
-            <w:hideMark/>
-          </w:tcPr>
-          <w:p>
-            <w:pPr>
-              <w:rPr>
-                <w:rFonts w:ascii="楷体" w:eastAsia="楷体" w:hAnsi="楷体" w:hint="eastAsia"/>
-                <w:szCs w:val="22"/>
-              </w:rPr>
-            </w:pPr>
-            <w:r>
-              <w:rPr>
-                <w:rFonts w:ascii="楷体" w:eastAsia="楷体" w:hAnsi="楷体"/>
-                <w:szCs w:val="22"/>
-              </w:rPr>
-              <w:t>2000</w:t>
-            </w:r>
-          </w:p>
-        </w:tc>
-        <w:tc>
-          <w:tcPr>
-            <w:tcW w:w="1080" w:type="dxa"/>
-            <w:noWrap/>
-            <w:hideMark/>
-          </w:tcPr>
-          <w:p>
-            <w:pPr>
-              <w:rPr>
-                <w:rFonts w:ascii="楷体" w:eastAsia="楷体" w:hAnsi="楷体" w:hint="eastAsia"/>
-                <w:szCs w:val="22"/>
-              </w:rPr>
-            </w:pPr>
-            <w:r>
-              <w:rPr>
-                <w:rFonts w:ascii="楷体" w:eastAsia="楷体" w:hAnsi="楷体"/>
-                <w:szCs w:val="22"/>
-              </w:rPr>
-              <w:t>75%</w:t>
-            </w:r>
-          </w:p>
-        </w:tc>
-        <w:tc>
-          <w:tcPr>
-            <w:tcW w:w="1080" w:type="dxa"/>
-            <w:noWrap/>
-            <w:hideMark/>
-          </w:tcPr>
-          <w:p>
-            <w:pPr>
-              <w:rPr>
-                <w:rFonts w:ascii="楷体" w:eastAsia="楷体" w:hAnsi="楷体" w:hint="eastAsia"/>
-                <w:szCs w:val="22"/>
-              </w:rPr>
-            </w:pPr>
-            <w:r>
-              <w:rPr>
-                <w:rFonts w:ascii="楷体" w:eastAsia="楷体" w:hAnsi="楷体"/>
-                <w:szCs w:val="22"/>
-              </w:rPr>
-              <w:t>160%</w:t>
-            </w:r>
-          </w:p>
-        </w:tc>
-        <w:tc>
-          <w:tcPr>
-            <w:tcW w:w="1820" w:type="dxa"/>
-            <w:noWrap/>
-            <w:hideMark/>
-          </w:tcPr>
-          <w:p>
-            <w:pPr>
-              <w:rPr>
-                <w:rFonts w:ascii="楷体" w:eastAsia="楷体" w:hAnsi="楷体" w:hint="eastAsia"/>
-                <w:szCs w:val="22"/>
-              </w:rPr>
-            </w:pPr>
-            <w:r>
-              <w:rPr>
-                <w:rFonts w:ascii="楷体" w:eastAsia="楷体" w:hAnsi="楷体"/>
-                <w:szCs w:val="22"/>
-              </w:rPr>
-              <w:t>65%</w:t>
+            <w:tcW w:w="2539" w:type="dxa"/>
+            <w:noWrap/>
+            <w:hideMark/>
+          </w:tcPr>
+          <w:p>
+            <w:pPr>
+              <w:rPr>
+                <w:rFonts w:hint="eastAsia"/>
+              </w:rPr>
+            </w:pPr>
+            <w:r>
+              <w:t>中信预测出货</w:t>
+            </w:r>
+            <w:r>
+              <w:rPr>
+                <w:rFonts w:hint="eastAsia"/>
+              </w:rPr>
+              <w:t>（激进）</w:t>
+            </w:r>
+          </w:p>
+        </w:tc>
+        <w:tc>
+          <w:tcPr>
+            <w:tcW w:w="1633" w:type="dxa"/>
+            <w:noWrap/>
+            <w:hideMark/>
+          </w:tcPr>
+          <w:p>
+            <w:r>
+              <w:t>800G（万个）</w:t>
+            </w:r>
+          </w:p>
+        </w:tc>
+        <w:tc>
+          <w:tcPr>
+            <w:tcW w:w="1534" w:type="dxa"/>
+            <w:noWrap/>
+            <w:hideMark/>
+          </w:tcPr>
+          <w:p>
+            <w:r>
+              <w:t>1.6T（万个）</w:t>
+            </w:r>
+          </w:p>
+        </w:tc>
+        <w:tc>
+          <w:tcPr>
+            <w:tcW w:w="1534" w:type="dxa"/>
+            <w:noWrap/>
+            <w:hideMark/>
+          </w:tcPr>
+          <w:p>
+            <w:r>
+              <w:t>3.2T（万个）</w:t>
+            </w:r>
+          </w:p>
+        </w:tc>
+        <w:tc>
+          <w:tcPr>
+            <w:tcW w:w="1549" w:type="dxa"/>
+            <w:noWrap/>
+            <w:hideMark/>
+          </w:tcPr>
+          <w:p>
+            <w:r>
+              <w:t>总量（万个）</w:t>
             </w:r>
           </w:p>
         </w:tc>
@@ -7360,155 +8843,1446 @@
         </w:trPr>
         <w:tc>
           <w:tcPr>
-            <w:tcW w:w="1080" w:type="dxa"/>
-            <w:noWrap/>
-            <w:hideMark/>
-          </w:tcPr>
-          <w:p>
-            <w:pPr>
-              <w:rPr>
-                <w:rFonts w:ascii="楷体" w:eastAsia="楷体" w:hAnsi="楷体" w:hint="eastAsia"/>
-                <w:szCs w:val="22"/>
-              </w:rPr>
-            </w:pPr>
-            <w:r>
-              <w:rPr>
-                <w:rFonts w:ascii="楷体" w:eastAsia="楷体" w:hAnsi="楷体"/>
-                <w:szCs w:val="22"/>
-              </w:rPr>
-              <w:t>2030E</w:t>
-            </w:r>
-          </w:p>
-        </w:tc>
-        <w:tc>
-          <w:tcPr>
-            <w:tcW w:w="1080" w:type="dxa"/>
-            <w:noWrap/>
-            <w:hideMark/>
-          </w:tcPr>
-          <w:p>
-            <w:pPr>
-              <w:rPr>
-                <w:rFonts w:ascii="楷体" w:eastAsia="楷体" w:hAnsi="楷体" w:hint="eastAsia"/>
-                <w:szCs w:val="22"/>
-              </w:rPr>
-            </w:pPr>
-            <w:r>
-              <w:rPr>
-                <w:rFonts w:ascii="楷体" w:eastAsia="楷体" w:hAnsi="楷体"/>
-                <w:szCs w:val="22"/>
-              </w:rPr>
-              <w:t>1817</w:t>
-            </w:r>
-          </w:p>
-        </w:tc>
-        <w:tc>
-          <w:tcPr>
-            <w:tcW w:w="1080" w:type="dxa"/>
-            <w:noWrap/>
-            <w:hideMark/>
-          </w:tcPr>
-          <w:p>
-            <w:pPr>
-              <w:rPr>
-                <w:rFonts w:ascii="楷体" w:eastAsia="楷体" w:hAnsi="楷体" w:hint="eastAsia"/>
-                <w:szCs w:val="22"/>
-              </w:rPr>
-            </w:pPr>
-            <w:r>
-              <w:rPr>
-                <w:rFonts w:ascii="楷体" w:eastAsia="楷体" w:hAnsi="楷体"/>
-                <w:szCs w:val="22"/>
-              </w:rPr>
-              <w:t>3810</w:t>
-            </w:r>
-          </w:p>
-        </w:tc>
-        <w:tc>
-          <w:tcPr>
-            <w:tcW w:w="1080" w:type="dxa"/>
-            <w:noWrap/>
-            <w:hideMark/>
-          </w:tcPr>
-          <w:p>
-            <w:pPr>
-              <w:rPr>
-                <w:rFonts w:ascii="楷体" w:eastAsia="楷体" w:hAnsi="楷体" w:hint="eastAsia"/>
-                <w:szCs w:val="22"/>
-              </w:rPr>
-            </w:pPr>
-            <w:r>
-              <w:rPr>
-                <w:rFonts w:ascii="楷体" w:eastAsia="楷体" w:hAnsi="楷体"/>
-                <w:szCs w:val="22"/>
-              </w:rPr>
-              <w:t>5000</w:t>
-            </w:r>
-          </w:p>
-        </w:tc>
-        <w:tc>
-          <w:tcPr>
-            <w:tcW w:w="1080" w:type="dxa"/>
-            <w:noWrap/>
-            <w:hideMark/>
-          </w:tcPr>
-          <w:p>
-            <w:pPr>
-              <w:rPr>
-                <w:rFonts w:ascii="楷体" w:eastAsia="楷体" w:hAnsi="楷体" w:hint="eastAsia"/>
-                <w:szCs w:val="22"/>
-              </w:rPr>
-            </w:pPr>
-            <w:r>
-              <w:rPr>
-                <w:rFonts w:ascii="楷体" w:eastAsia="楷体" w:hAnsi="楷体"/>
-                <w:szCs w:val="22"/>
-              </w:rPr>
-              <w:t>67%</w:t>
-            </w:r>
-          </w:p>
-        </w:tc>
-        <w:tc>
-          <w:tcPr>
-            <w:tcW w:w="1080" w:type="dxa"/>
-            <w:noWrap/>
-            <w:hideMark/>
-          </w:tcPr>
-          <w:p>
-            <w:pPr>
-              <w:rPr>
-                <w:rFonts w:ascii="楷体" w:eastAsia="楷体" w:hAnsi="楷体" w:hint="eastAsia"/>
-                <w:szCs w:val="22"/>
-              </w:rPr>
-            </w:pPr>
-            <w:r>
-              <w:rPr>
-                <w:rFonts w:ascii="楷体" w:eastAsia="楷体" w:hAnsi="楷体"/>
-                <w:szCs w:val="22"/>
-              </w:rPr>
-              <w:t>140%</w:t>
-            </w:r>
-          </w:p>
-        </w:tc>
-        <w:tc>
-          <w:tcPr>
-            <w:tcW w:w="1820" w:type="dxa"/>
-            <w:noWrap/>
-            <w:hideMark/>
-          </w:tcPr>
-          <w:p>
-            <w:pPr>
-              <w:rPr>
-                <w:rFonts w:ascii="楷体" w:eastAsia="楷体" w:hAnsi="楷体" w:hint="eastAsia"/>
-                <w:szCs w:val="22"/>
-              </w:rPr>
-            </w:pPr>
-            <w:r>
-              <w:rPr>
-                <w:rFonts w:ascii="楷体" w:eastAsia="楷体" w:hAnsi="楷体"/>
-                <w:szCs w:val="22"/>
-              </w:rPr>
-              <w:t>70%</w:t>
+            <w:tcW w:w="2539" w:type="dxa"/>
+            <w:noWrap/>
+            <w:hideMark/>
+          </w:tcPr>
+          <w:p>
+            <w:r>
+              <w:t>25E</w:t>
+            </w:r>
+          </w:p>
+        </w:tc>
+        <w:tc>
+          <w:tcPr>
+            <w:tcW w:w="1633" w:type="dxa"/>
+            <w:noWrap/>
+            <w:hideMark/>
+          </w:tcPr>
+          <w:p>
+            <w:r>
+              <w:t>2170</w:t>
+            </w:r>
+          </w:p>
+        </w:tc>
+        <w:tc>
+          <w:tcPr>
+            <w:tcW w:w="1534" w:type="dxa"/>
+            <w:noWrap/>
+            <w:hideMark/>
+          </w:tcPr>
+          <w:p>
+            <w:r>
+              <w:t>250</w:t>
+            </w:r>
+          </w:p>
+        </w:tc>
+        <w:tc>
+          <w:tcPr>
+            <w:tcW w:w="1534" w:type="dxa"/>
+            <w:noWrap/>
+            <w:hideMark/>
+          </w:tcPr>
+          <w:p>
+            <w:r>
+              <w:t>0</w:t>
+            </w:r>
+          </w:p>
+        </w:tc>
+        <w:tc>
+          <w:tcPr>
+            <w:tcW w:w="1549" w:type="dxa"/>
+            <w:noWrap/>
+            <w:hideMark/>
+          </w:tcPr>
+          <w:p>
+            <w:r>
+              <w:t>2420</w:t>
+            </w:r>
+          </w:p>
+        </w:tc>
+      </w:tr>
+      <w:tr>
+        <w:trPr>
+          <w:trHeight w:val="285"/>
+        </w:trPr>
+        <w:tc>
+          <w:tcPr>
+            <w:tcW w:w="2539" w:type="dxa"/>
+            <w:noWrap/>
+            <w:hideMark/>
+          </w:tcPr>
+          <w:p>
+            <w:r>
+              <w:t>26E</w:t>
+            </w:r>
+          </w:p>
+        </w:tc>
+        <w:tc>
+          <w:tcPr>
+            <w:tcW w:w="1633" w:type="dxa"/>
+            <w:noWrap/>
+            <w:hideMark/>
+          </w:tcPr>
+          <w:p>
+            <w:r>
+              <w:t>5800</w:t>
+            </w:r>
+          </w:p>
+        </w:tc>
+        <w:tc>
+          <w:tcPr>
+            <w:tcW w:w="1534" w:type="dxa"/>
+            <w:noWrap/>
+            <w:hideMark/>
+          </w:tcPr>
+          <w:p>
+            <w:r>
+              <w:t>2980</w:t>
+            </w:r>
+          </w:p>
+        </w:tc>
+        <w:tc>
+          <w:tcPr>
+            <w:tcW w:w="1534" w:type="dxa"/>
+            <w:noWrap/>
+            <w:hideMark/>
+          </w:tcPr>
+          <w:p>
+            <w:r>
+              <w:t>0</w:t>
+            </w:r>
+          </w:p>
+        </w:tc>
+        <w:tc>
+          <w:tcPr>
+            <w:tcW w:w="1549" w:type="dxa"/>
+            <w:noWrap/>
+            <w:hideMark/>
+          </w:tcPr>
+          <w:p>
+            <w:r>
+              <w:t>8780</w:t>
+            </w:r>
+          </w:p>
+        </w:tc>
+      </w:tr>
+      <w:tr>
+        <w:trPr>
+          <w:trHeight w:val="285"/>
+        </w:trPr>
+        <w:tc>
+          <w:tcPr>
+            <w:tcW w:w="2539" w:type="dxa"/>
+            <w:noWrap/>
+            <w:hideMark/>
+          </w:tcPr>
+          <w:p>
+            <w:r>
+              <w:t>27E</w:t>
+            </w:r>
+          </w:p>
+        </w:tc>
+        <w:tc>
+          <w:tcPr>
+            <w:tcW w:w="1633" w:type="dxa"/>
+            <w:noWrap/>
+            <w:hideMark/>
+          </w:tcPr>
+          <w:p>
+            <w:r>
+              <w:t>8100</w:t>
+            </w:r>
+          </w:p>
+        </w:tc>
+        <w:tc>
+          <w:tcPr>
+            <w:tcW w:w="1534" w:type="dxa"/>
+            <w:noWrap/>
+            <w:hideMark/>
+          </w:tcPr>
+          <w:p>
+            <w:r>
+              <w:t>7000</w:t>
+            </w:r>
+          </w:p>
+        </w:tc>
+        <w:tc>
+          <w:tcPr>
+            <w:tcW w:w="1534" w:type="dxa"/>
+            <w:noWrap/>
+            <w:hideMark/>
+          </w:tcPr>
+          <w:p>
+            <w:r>
+              <w:t>100</w:t>
+            </w:r>
+          </w:p>
+        </w:tc>
+        <w:tc>
+          <w:tcPr>
+            <w:tcW w:w="1549" w:type="dxa"/>
+            <w:noWrap/>
+            <w:hideMark/>
+          </w:tcPr>
+          <w:p>
+            <w:r>
+              <w:t>15200</w:t>
+            </w:r>
+          </w:p>
+        </w:tc>
+      </w:tr>
+      <w:tr>
+        <w:trPr>
+          <w:trHeight w:val="285"/>
+        </w:trPr>
+        <w:tc>
+          <w:tcPr>
+            <w:tcW w:w="2539" w:type="dxa"/>
+            <w:noWrap/>
+            <w:hideMark/>
+          </w:tcPr>
+          <w:p>
+            <w:pPr>
+              <w:rPr>
+                <w:rFonts w:hint="eastAsia"/>
+              </w:rPr>
+            </w:pPr>
+            <w:r>
+              <w:t>大摩预测出货</w:t>
+            </w:r>
+            <w:r>
+              <w:rPr>
+                <w:rFonts w:hint="eastAsia"/>
+              </w:rPr>
+              <w:t>（激进）</w:t>
+            </w:r>
+          </w:p>
+        </w:tc>
+        <w:tc>
+          <w:tcPr>
+            <w:tcW w:w="1633" w:type="dxa"/>
+            <w:noWrap/>
+            <w:hideMark/>
+          </w:tcPr>
+          <w:p>
+            <w:r>
+              <w:t>800G（万个）</w:t>
+            </w:r>
+          </w:p>
+        </w:tc>
+        <w:tc>
+          <w:tcPr>
+            <w:tcW w:w="1534" w:type="dxa"/>
+            <w:noWrap/>
+            <w:hideMark/>
+          </w:tcPr>
+          <w:p>
+            <w:r>
+              <w:t>1.6T（万个）</w:t>
+            </w:r>
+          </w:p>
+        </w:tc>
+        <w:tc>
+          <w:tcPr>
+            <w:tcW w:w="1534" w:type="dxa"/>
+            <w:noWrap/>
+            <w:hideMark/>
+          </w:tcPr>
+          <w:p>
+            <w:r>
+              <w:t>3.2T（万个）</w:t>
+            </w:r>
+          </w:p>
+        </w:tc>
+        <w:tc>
+          <w:tcPr>
+            <w:tcW w:w="1549" w:type="dxa"/>
+            <w:noWrap/>
+            <w:hideMark/>
+          </w:tcPr>
+          <w:p>
+            <w:r>
+              <w:t>总量（万个）</w:t>
+            </w:r>
+          </w:p>
+        </w:tc>
+      </w:tr>
+      <w:tr>
+        <w:trPr>
+          <w:trHeight w:val="285"/>
+        </w:trPr>
+        <w:tc>
+          <w:tcPr>
+            <w:tcW w:w="2539" w:type="dxa"/>
+            <w:noWrap/>
+            <w:hideMark/>
+          </w:tcPr>
+          <w:p>
+            <w:r>
+              <w:lastRenderedPageBreak/>
+              <w:t>25E</w:t>
+            </w:r>
+          </w:p>
+        </w:tc>
+        <w:tc>
+          <w:tcPr>
+            <w:tcW w:w="1633" w:type="dxa"/>
+            <w:noWrap/>
+            <w:hideMark/>
+          </w:tcPr>
+          <w:p>
+            <w:r>
+              <w:t>1800</w:t>
+            </w:r>
+          </w:p>
+        </w:tc>
+        <w:tc>
+          <w:tcPr>
+            <w:tcW w:w="1534" w:type="dxa"/>
+            <w:noWrap/>
+            <w:hideMark/>
+          </w:tcPr>
+          <w:p>
+            <w:r>
+              <w:t>270</w:t>
+            </w:r>
+          </w:p>
+        </w:tc>
+        <w:tc>
+          <w:tcPr>
+            <w:tcW w:w="1534" w:type="dxa"/>
+            <w:noWrap/>
+            <w:hideMark/>
+          </w:tcPr>
+          <w:p>
+            <w:r>
+              <w:t>0</w:t>
+            </w:r>
+          </w:p>
+        </w:tc>
+        <w:tc>
+          <w:tcPr>
+            <w:tcW w:w="1549" w:type="dxa"/>
+            <w:noWrap/>
+            <w:hideMark/>
+          </w:tcPr>
+          <w:p>
+            <w:r>
+              <w:t>2070</w:t>
+            </w:r>
+          </w:p>
+        </w:tc>
+      </w:tr>
+      <w:tr>
+        <w:trPr>
+          <w:trHeight w:val="285"/>
+        </w:trPr>
+        <w:tc>
+          <w:tcPr>
+            <w:tcW w:w="2539" w:type="dxa"/>
+            <w:noWrap/>
+            <w:hideMark/>
+          </w:tcPr>
+          <w:p>
+            <w:r>
+              <w:t>26E</w:t>
+            </w:r>
+          </w:p>
+        </w:tc>
+        <w:tc>
+          <w:tcPr>
+            <w:tcW w:w="1633" w:type="dxa"/>
+            <w:noWrap/>
+            <w:hideMark/>
+          </w:tcPr>
+          <w:p>
+            <w:r>
+              <w:t>4400</w:t>
+            </w:r>
+          </w:p>
+        </w:tc>
+        <w:tc>
+          <w:tcPr>
+            <w:tcW w:w="1534" w:type="dxa"/>
+            <w:noWrap/>
+            <w:hideMark/>
+          </w:tcPr>
+          <w:p>
+            <w:r>
+              <w:t>2900</w:t>
+            </w:r>
+          </w:p>
+        </w:tc>
+        <w:tc>
+          <w:tcPr>
+            <w:tcW w:w="1534" w:type="dxa"/>
+            <w:noWrap/>
+            <w:hideMark/>
+          </w:tcPr>
+          <w:p>
+            <w:r>
+              <w:t>0</w:t>
+            </w:r>
+          </w:p>
+        </w:tc>
+        <w:tc>
+          <w:tcPr>
+            <w:tcW w:w="1549" w:type="dxa"/>
+            <w:noWrap/>
+            <w:hideMark/>
+          </w:tcPr>
+          <w:p>
+            <w:r>
+              <w:t>7300</w:t>
+            </w:r>
+          </w:p>
+        </w:tc>
+      </w:tr>
+      <w:tr>
+        <w:trPr>
+          <w:trHeight w:val="285"/>
+        </w:trPr>
+        <w:tc>
+          <w:tcPr>
+            <w:tcW w:w="2539" w:type="dxa"/>
+            <w:noWrap/>
+            <w:hideMark/>
+          </w:tcPr>
+          <w:p>
+            <w:r>
+              <w:t>27E</w:t>
+            </w:r>
+          </w:p>
+        </w:tc>
+        <w:tc>
+          <w:tcPr>
+            <w:tcW w:w="1633" w:type="dxa"/>
+            <w:noWrap/>
+            <w:hideMark/>
+          </w:tcPr>
+          <w:p>
+            <w:r>
+              <w:t>6300</w:t>
+            </w:r>
+          </w:p>
+        </w:tc>
+        <w:tc>
+          <w:tcPr>
+            <w:tcW w:w="1534" w:type="dxa"/>
+            <w:noWrap/>
+            <w:hideMark/>
+          </w:tcPr>
+          <w:p>
+            <w:r>
+              <w:t>7900</w:t>
+            </w:r>
+          </w:p>
+        </w:tc>
+        <w:tc>
+          <w:tcPr>
+            <w:tcW w:w="1534" w:type="dxa"/>
+            <w:noWrap/>
+            <w:hideMark/>
+          </w:tcPr>
+          <w:p>
+            <w:r>
+              <w:t>0</w:t>
+            </w:r>
+          </w:p>
+        </w:tc>
+        <w:tc>
+          <w:tcPr>
+            <w:tcW w:w="1549" w:type="dxa"/>
+            <w:noWrap/>
+            <w:hideMark/>
+          </w:tcPr>
+          <w:p>
+            <w:r>
+              <w:t>14200</w:t>
+            </w:r>
+          </w:p>
+        </w:tc>
+      </w:tr>
+      <w:tr>
+        <w:trPr>
+          <w:trHeight w:val="285"/>
+        </w:trPr>
+        <w:tc>
+          <w:tcPr>
+            <w:tcW w:w="2539" w:type="dxa"/>
+            <w:noWrap/>
+            <w:hideMark/>
+          </w:tcPr>
+          <w:p>
+            <w:r>
+              <w:t>28E</w:t>
+            </w:r>
+          </w:p>
+        </w:tc>
+        <w:tc>
+          <w:tcPr>
+            <w:tcW w:w="1633" w:type="dxa"/>
+            <w:noWrap/>
+            <w:hideMark/>
+          </w:tcPr>
+          <w:p>
+            <w:r>
+              <w:t>6400</w:t>
+            </w:r>
+          </w:p>
+        </w:tc>
+        <w:tc>
+          <w:tcPr>
+            <w:tcW w:w="1534" w:type="dxa"/>
+            <w:noWrap/>
+            <w:hideMark/>
+          </w:tcPr>
+          <w:p>
+            <w:r>
+              <w:t>8700</w:t>
+            </w:r>
+          </w:p>
+        </w:tc>
+        <w:tc>
+          <w:tcPr>
+            <w:tcW w:w="1534" w:type="dxa"/>
+            <w:noWrap/>
+            <w:hideMark/>
+          </w:tcPr>
+          <w:p>
+            <w:r>
+              <w:t>0</w:t>
+            </w:r>
+          </w:p>
+        </w:tc>
+        <w:tc>
+          <w:tcPr>
+            <w:tcW w:w="1549" w:type="dxa"/>
+            <w:noWrap/>
+            <w:hideMark/>
+          </w:tcPr>
+          <w:p>
+            <w:r>
+              <w:t>15100</w:t>
+            </w:r>
+          </w:p>
+        </w:tc>
+      </w:tr>
+    </w:tbl>
+    <w:p>
+      <w:r>
+        <w:rPr>
+          <w:rFonts w:hint="eastAsia"/>
+        </w:rPr>
+        <w:t>数据来源：高盛，中信证券，摩根士丹利</w:t>
+      </w:r>
+    </w:p>
+    <w:p/>
+    <w:p>
+      <w:pPr>
+        <w:jc w:val="center"/>
+      </w:pPr>
+      <w:r>
+        <w:rPr>
+          <w:rFonts w:hint="eastAsia"/>
+        </w:rPr>
+        <w:t>表：市场规模测算</w:t>
+      </w:r>
+    </w:p>
+    <w:tbl>
+      <w:tblPr>
+        <w:tblStyle w:val="ae"/>
+        <w:tblW w:w="8789" w:type="dxa"/>
+        <w:tblInd w:w="-289" w:type="dxa"/>
+        <w:tblLook w:val="04A0" w:firstRow="1" w:lastRow="0" w:firstColumn="1" w:lastColumn="0" w:noHBand="0" w:noVBand="1"/>
+      </w:tblPr>
+      <w:tblGrid>
+        <w:gridCol w:w="1085"/>
+        <w:gridCol w:w="1556"/>
+        <w:gridCol w:w="1045"/>
+        <w:gridCol w:w="851"/>
+        <w:gridCol w:w="709"/>
+        <w:gridCol w:w="856"/>
+        <w:gridCol w:w="865"/>
+        <w:gridCol w:w="972"/>
+        <w:gridCol w:w="850"/>
+      </w:tblGrid>
+      <w:tr>
+        <w:trPr>
+          <w:trHeight w:val="285"/>
+        </w:trPr>
+        <w:tc>
+          <w:tcPr>
+            <w:tcW w:w="1085" w:type="dxa"/>
+            <w:noWrap/>
+            <w:hideMark/>
+          </w:tcPr>
+          <w:p>
+            <w:r>
+              <w:t>态度</w:t>
+            </w:r>
+          </w:p>
+        </w:tc>
+        <w:tc>
+          <w:tcPr>
+            <w:tcW w:w="1556" w:type="dxa"/>
+            <w:noWrap/>
+            <w:hideMark/>
+          </w:tcPr>
+          <w:p>
+            <w:r>
+              <w:t>券商</w:t>
+            </w:r>
+          </w:p>
+        </w:tc>
+        <w:tc>
+          <w:tcPr>
+            <w:tcW w:w="1045" w:type="dxa"/>
+            <w:noWrap/>
+            <w:hideMark/>
+          </w:tcPr>
+          <w:p>
+            <w:r>
+              <w:t>25E</w:t>
+            </w:r>
+          </w:p>
+        </w:tc>
+        <w:tc>
+          <w:tcPr>
+            <w:tcW w:w="851" w:type="dxa"/>
+            <w:noWrap/>
+            <w:hideMark/>
+          </w:tcPr>
+          <w:p>
+            <w:r>
+              <w:t>26E</w:t>
+            </w:r>
+          </w:p>
+        </w:tc>
+        <w:tc>
+          <w:tcPr>
+            <w:tcW w:w="709" w:type="dxa"/>
+            <w:noWrap/>
+            <w:hideMark/>
+          </w:tcPr>
+          <w:p>
+            <w:r>
+              <w:t>27E</w:t>
+            </w:r>
+          </w:p>
+        </w:tc>
+        <w:tc>
+          <w:tcPr>
+            <w:tcW w:w="856" w:type="dxa"/>
+            <w:noWrap/>
+            <w:hideMark/>
+          </w:tcPr>
+          <w:p>
+            <w:r>
+              <w:t>28E</w:t>
+            </w:r>
+          </w:p>
+        </w:tc>
+        <w:tc>
+          <w:tcPr>
+            <w:tcW w:w="865" w:type="dxa"/>
+            <w:noWrap/>
+            <w:hideMark/>
+          </w:tcPr>
+          <w:p>
+            <w:r>
+              <w:t>29E</w:t>
+            </w:r>
+          </w:p>
+        </w:tc>
+        <w:tc>
+          <w:tcPr>
+            <w:tcW w:w="972" w:type="dxa"/>
+            <w:noWrap/>
+            <w:hideMark/>
+          </w:tcPr>
+          <w:p>
+            <w:r>
+              <w:t>30E</w:t>
+            </w:r>
+          </w:p>
+        </w:tc>
+        <w:tc>
+          <w:tcPr>
+            <w:tcW w:w="850" w:type="dxa"/>
+            <w:noWrap/>
+            <w:hideMark/>
+          </w:tcPr>
+          <w:p>
+            <w:r>
+              <w:t>31E</w:t>
+            </w:r>
+          </w:p>
+        </w:tc>
+      </w:tr>
+      <w:tr>
+        <w:trPr>
+          <w:trHeight w:val="285"/>
+        </w:trPr>
+        <w:tc>
+          <w:tcPr>
+            <w:tcW w:w="1085" w:type="dxa"/>
+            <w:vMerge w:val="restart"/>
+            <w:noWrap/>
+            <w:hideMark/>
+          </w:tcPr>
+          <w:p>
+            <w:r>
+              <w:t>保守</w:t>
+            </w:r>
+          </w:p>
+        </w:tc>
+        <w:tc>
+          <w:tcPr>
+            <w:tcW w:w="1556" w:type="dxa"/>
+            <w:noWrap/>
+            <w:hideMark/>
+          </w:tcPr>
+          <w:p>
+            <w:r>
+              <w:t>银河</w:t>
+            </w:r>
+          </w:p>
+        </w:tc>
+        <w:tc>
+          <w:tcPr>
+            <w:tcW w:w="1045" w:type="dxa"/>
+            <w:noWrap/>
+            <w:hideMark/>
+          </w:tcPr>
+          <w:p>
+            <w:r>
+              <w:t>148</w:t>
+            </w:r>
+          </w:p>
+        </w:tc>
+        <w:tc>
+          <w:tcPr>
+            <w:tcW w:w="851" w:type="dxa"/>
+            <w:noWrap/>
+            <w:hideMark/>
+          </w:tcPr>
+          <w:p>
+            <w:r>
+              <w:t>165</w:t>
+            </w:r>
+          </w:p>
+        </w:tc>
+        <w:tc>
+          <w:tcPr>
+            <w:tcW w:w="709" w:type="dxa"/>
+            <w:noWrap/>
+            <w:hideMark/>
+          </w:tcPr>
+          <w:p>
+            <w:r>
+              <w:t>185</w:t>
+            </w:r>
+          </w:p>
+        </w:tc>
+        <w:tc>
+          <w:tcPr>
+            <w:tcW w:w="856" w:type="dxa"/>
+            <w:noWrap/>
+            <w:hideMark/>
+          </w:tcPr>
+          <w:p>
+            <w:r>
+              <w:t>207</w:t>
+            </w:r>
+          </w:p>
+        </w:tc>
+        <w:tc>
+          <w:tcPr>
+            <w:tcW w:w="865" w:type="dxa"/>
+            <w:noWrap/>
+            <w:hideMark/>
+          </w:tcPr>
+          <w:p>
+            <w:r>
+              <w:t>231</w:t>
+            </w:r>
+          </w:p>
+        </w:tc>
+        <w:tc>
+          <w:tcPr>
+            <w:tcW w:w="972" w:type="dxa"/>
+            <w:noWrap/>
+            <w:hideMark/>
+          </w:tcPr>
+          <w:p>
+            <w:r>
+              <w:t>261</w:t>
+            </w:r>
+          </w:p>
+        </w:tc>
+        <w:tc>
+          <w:tcPr>
+            <w:tcW w:w="850" w:type="dxa"/>
+            <w:noWrap/>
+            <w:hideMark/>
+          </w:tcPr>
+          <w:p>
+            <w:r>
+              <w:t>294</w:t>
+            </w:r>
+          </w:p>
+        </w:tc>
+      </w:tr>
+      <w:tr>
+        <w:trPr>
+          <w:trHeight w:val="285"/>
+        </w:trPr>
+        <w:tc>
+          <w:tcPr>
+            <w:tcW w:w="1085" w:type="dxa"/>
+            <w:vMerge/>
+            <w:hideMark/>
+          </w:tcPr>
+          <w:p/>
+        </w:tc>
+        <w:tc>
+          <w:tcPr>
+            <w:tcW w:w="1556" w:type="dxa"/>
+            <w:noWrap/>
+            <w:hideMark/>
+          </w:tcPr>
+          <w:p>
+            <w:r>
+              <w:t>LightCounting</w:t>
+            </w:r>
+          </w:p>
+        </w:tc>
+        <w:tc>
+          <w:tcPr>
+            <w:tcW w:w="1045" w:type="dxa"/>
+            <w:noWrap/>
+            <w:hideMark/>
+          </w:tcPr>
+          <w:p>
+            <w:r>
+              <w:t>170</w:t>
+            </w:r>
+          </w:p>
+        </w:tc>
+        <w:tc>
+          <w:tcPr>
+            <w:tcW w:w="851" w:type="dxa"/>
+            <w:noWrap/>
+            <w:hideMark/>
+          </w:tcPr>
+          <w:p>
+            <w:r>
+              <w:t>205</w:t>
+            </w:r>
+          </w:p>
+        </w:tc>
+        <w:tc>
+          <w:tcPr>
+            <w:tcW w:w="709" w:type="dxa"/>
+            <w:noWrap/>
+            <w:hideMark/>
+          </w:tcPr>
+          <w:p>
+            <w:r>
+              <w:t>220</w:t>
+            </w:r>
+          </w:p>
+        </w:tc>
+        <w:tc>
+          <w:tcPr>
+            <w:tcW w:w="856" w:type="dxa"/>
+            <w:noWrap/>
+            <w:hideMark/>
+          </w:tcPr>
+          <w:p>
+            <w:r>
+              <w:t>242</w:t>
+            </w:r>
+          </w:p>
+        </w:tc>
+        <w:tc>
+          <w:tcPr>
+            <w:tcW w:w="865" w:type="dxa"/>
+            <w:noWrap/>
+            <w:hideMark/>
+          </w:tcPr>
+          <w:p>
+            <w:r>
+              <w:t>278</w:t>
+            </w:r>
+          </w:p>
+        </w:tc>
+        <w:tc>
+          <w:tcPr>
+            <w:tcW w:w="972" w:type="dxa"/>
+            <w:noWrap/>
+            <w:hideMark/>
+          </w:tcPr>
+          <w:p>
+            <w:r>
+              <w:t>320</w:t>
+            </w:r>
+          </w:p>
+        </w:tc>
+        <w:tc>
+          <w:tcPr>
+            <w:tcW w:w="850" w:type="dxa"/>
+            <w:noWrap/>
+            <w:hideMark/>
+          </w:tcPr>
+          <w:p>
+            <w:r>
+              <w:t>368</w:t>
+            </w:r>
+          </w:p>
+        </w:tc>
+      </w:tr>
+      <w:tr>
+        <w:trPr>
+          <w:trHeight w:val="285"/>
+        </w:trPr>
+        <w:tc>
+          <w:tcPr>
+            <w:tcW w:w="1085" w:type="dxa"/>
+            <w:vMerge w:val="restart"/>
+            <w:noWrap/>
+            <w:hideMark/>
+          </w:tcPr>
+          <w:p>
+            <w:r>
+              <w:t>中立</w:t>
+            </w:r>
+          </w:p>
+        </w:tc>
+        <w:tc>
+          <w:tcPr>
+            <w:tcW w:w="1556" w:type="dxa"/>
+            <w:noWrap/>
+            <w:hideMark/>
+          </w:tcPr>
+          <w:p>
+            <w:r>
+              <w:t>需求法测算</w:t>
+            </w:r>
+          </w:p>
+        </w:tc>
+        <w:tc>
+          <w:tcPr>
+            <w:tcW w:w="1045" w:type="dxa"/>
+            <w:noWrap/>
+            <w:hideMark/>
+          </w:tcPr>
+          <w:p>
+            <w:r>
+              <w:t>225</w:t>
+            </w:r>
+          </w:p>
+        </w:tc>
+        <w:tc>
+          <w:tcPr>
+            <w:tcW w:w="851" w:type="dxa"/>
+            <w:noWrap/>
+            <w:hideMark/>
+          </w:tcPr>
+          <w:p>
+            <w:r>
+              <w:t>338</w:t>
+            </w:r>
+          </w:p>
+        </w:tc>
+        <w:tc>
+          <w:tcPr>
+            <w:tcW w:w="709" w:type="dxa"/>
+            <w:noWrap/>
+            <w:hideMark/>
+          </w:tcPr>
+          <w:p>
+            <w:r>
+              <w:t>422</w:t>
+            </w:r>
+          </w:p>
+        </w:tc>
+        <w:tc>
+          <w:tcPr>
+            <w:tcW w:w="856" w:type="dxa"/>
+            <w:noWrap/>
+            <w:hideMark/>
+          </w:tcPr>
+          <w:p>
+            <w:r>
+              <w:t>527</w:t>
+            </w:r>
+          </w:p>
+        </w:tc>
+        <w:tc>
+          <w:tcPr>
+            <w:tcW w:w="865" w:type="dxa"/>
+            <w:noWrap/>
+            <w:hideMark/>
+          </w:tcPr>
+          <w:p>
+            <w:r>
+              <w:t>606</w:t>
+            </w:r>
+          </w:p>
+        </w:tc>
+        <w:tc>
+          <w:tcPr>
+            <w:tcW w:w="972" w:type="dxa"/>
+            <w:noWrap/>
+            <w:hideMark/>
+          </w:tcPr>
+          <w:p>
+            <w:r>
+              <w:t>697</w:t>
+            </w:r>
+          </w:p>
+        </w:tc>
+        <w:tc>
+          <w:tcPr>
+            <w:tcW w:w="850" w:type="dxa"/>
+            <w:noWrap/>
+            <w:hideMark/>
+          </w:tcPr>
+          <w:p>
+            <w:r>
+              <w:t>802</w:t>
+            </w:r>
+          </w:p>
+        </w:tc>
+      </w:tr>
+      <w:tr>
+        <w:trPr>
+          <w:trHeight w:val="285"/>
+        </w:trPr>
+        <w:tc>
+          <w:tcPr>
+            <w:tcW w:w="1085" w:type="dxa"/>
+            <w:vMerge/>
+            <w:hideMark/>
+          </w:tcPr>
+          <w:p/>
+        </w:tc>
+        <w:tc>
+          <w:tcPr>
+            <w:tcW w:w="1556" w:type="dxa"/>
+            <w:noWrap/>
+            <w:hideMark/>
+          </w:tcPr>
+          <w:p>
+            <w:r>
+              <w:t>供给法测算</w:t>
+            </w:r>
+          </w:p>
+        </w:tc>
+        <w:tc>
+          <w:tcPr>
+            <w:tcW w:w="1045" w:type="dxa"/>
+            <w:noWrap/>
+            <w:hideMark/>
+          </w:tcPr>
+          <w:p>
+            <w:r>
+              <w:t>217</w:t>
+            </w:r>
+          </w:p>
+        </w:tc>
+        <w:tc>
+          <w:tcPr>
+            <w:tcW w:w="851" w:type="dxa"/>
+            <w:noWrap/>
+            <w:hideMark/>
+          </w:tcPr>
+          <w:p>
+            <w:r>
+              <w:t>326</w:t>
+            </w:r>
+          </w:p>
+        </w:tc>
+        <w:tc>
+          <w:tcPr>
+            <w:tcW w:w="709" w:type="dxa"/>
+            <w:noWrap/>
+            <w:hideMark/>
+          </w:tcPr>
+          <w:p>
+            <w:r>
+              <w:t>407</w:t>
+            </w:r>
+          </w:p>
+        </w:tc>
+        <w:tc>
+          <w:tcPr>
+            <w:tcW w:w="856" w:type="dxa"/>
+            <w:noWrap/>
+            <w:hideMark/>
+          </w:tcPr>
+          <w:p>
+            <w:r>
+              <w:t>509</w:t>
+            </w:r>
+          </w:p>
+        </w:tc>
+        <w:tc>
+          <w:tcPr>
+            <w:tcW w:w="865" w:type="dxa"/>
+            <w:noWrap/>
+            <w:hideMark/>
+          </w:tcPr>
+          <w:p>
+            <w:r>
+              <w:t>585</w:t>
+            </w:r>
+          </w:p>
+        </w:tc>
+        <w:tc>
+          <w:tcPr>
+            <w:tcW w:w="972" w:type="dxa"/>
+            <w:noWrap/>
+            <w:hideMark/>
+          </w:tcPr>
+          <w:p>
+            <w:r>
+              <w:t>673</w:t>
+            </w:r>
+          </w:p>
+        </w:tc>
+        <w:tc>
+          <w:tcPr>
+            <w:tcW w:w="850" w:type="dxa"/>
+            <w:noWrap/>
+            <w:hideMark/>
+          </w:tcPr>
+          <w:p>
+            <w:r>
+              <w:t>774</w:t>
+            </w:r>
+          </w:p>
+        </w:tc>
+      </w:tr>
+      <w:tr>
+        <w:trPr>
+          <w:trHeight w:val="285"/>
+        </w:trPr>
+        <w:tc>
+          <w:tcPr>
+            <w:tcW w:w="1085" w:type="dxa"/>
+            <w:vMerge/>
+            <w:hideMark/>
+          </w:tcPr>
+          <w:p/>
+        </w:tc>
+        <w:tc>
+          <w:tcPr>
+            <w:tcW w:w="1556" w:type="dxa"/>
+            <w:noWrap/>
+            <w:hideMark/>
+          </w:tcPr>
+          <w:p>
+            <w:r>
+              <w:t>高盛</w:t>
+            </w:r>
+          </w:p>
+        </w:tc>
+        <w:tc>
+          <w:tcPr>
+            <w:tcW w:w="1045" w:type="dxa"/>
+            <w:noWrap/>
+            <w:hideMark/>
+          </w:tcPr>
+          <w:p>
+            <w:r>
+              <w:t>241</w:t>
+            </w:r>
+          </w:p>
+        </w:tc>
+        <w:tc>
+          <w:tcPr>
+            <w:tcW w:w="851" w:type="dxa"/>
+            <w:noWrap/>
+            <w:hideMark/>
+          </w:tcPr>
+          <w:p>
+            <w:r>
+              <w:t>302</w:t>
+            </w:r>
+          </w:p>
+        </w:tc>
+        <w:tc>
+          <w:tcPr>
+            <w:tcW w:w="709" w:type="dxa"/>
+            <w:noWrap/>
+            <w:hideMark/>
+          </w:tcPr>
+          <w:p>
+            <w:r>
+              <w:t>368</w:t>
+            </w:r>
+          </w:p>
+        </w:tc>
+        <w:tc>
+          <w:tcPr>
+            <w:tcW w:w="856" w:type="dxa"/>
+            <w:noWrap/>
+            <w:hideMark/>
+          </w:tcPr>
+          <w:p>
+            <w:r>
+              <w:t>477</w:t>
+            </w:r>
+          </w:p>
+        </w:tc>
+        <w:tc>
+          <w:tcPr>
+            <w:tcW w:w="865" w:type="dxa"/>
+            <w:noWrap/>
+            <w:hideMark/>
+          </w:tcPr>
+          <w:p>
+            <w:r>
+              <w:t>549</w:t>
+            </w:r>
+          </w:p>
+        </w:tc>
+        <w:tc>
+          <w:tcPr>
+            <w:tcW w:w="972" w:type="dxa"/>
+            <w:noWrap/>
+            <w:hideMark/>
+          </w:tcPr>
+          <w:p>
+            <w:r>
+              <w:t>631</w:t>
+            </w:r>
+          </w:p>
+        </w:tc>
+        <w:tc>
+          <w:tcPr>
+            <w:tcW w:w="850" w:type="dxa"/>
+            <w:noWrap/>
+            <w:hideMark/>
+          </w:tcPr>
+          <w:p>
+            <w:r>
+              <w:t>725</w:t>
+            </w:r>
+          </w:p>
+        </w:tc>
+      </w:tr>
+      <w:tr>
+        <w:trPr>
+          <w:trHeight w:val="285"/>
+        </w:trPr>
+        <w:tc>
+          <w:tcPr>
+            <w:tcW w:w="1085" w:type="dxa"/>
+            <w:noWrap/>
+            <w:hideMark/>
+          </w:tcPr>
+          <w:p>
+            <w:r>
+              <w:t>乐观</w:t>
+            </w:r>
+          </w:p>
+        </w:tc>
+        <w:tc>
+          <w:tcPr>
+            <w:tcW w:w="1556" w:type="dxa"/>
+            <w:noWrap/>
+            <w:hideMark/>
+          </w:tcPr>
+          <w:p>
+            <w:r>
+              <w:t>大摩</w:t>
+            </w:r>
+          </w:p>
+        </w:tc>
+        <w:tc>
+          <w:tcPr>
+            <w:tcW w:w="1045" w:type="dxa"/>
+            <w:noWrap/>
+            <w:hideMark/>
+          </w:tcPr>
+          <w:p>
+            <w:r>
+              <w:t>180</w:t>
+            </w:r>
+          </w:p>
+        </w:tc>
+        <w:tc>
+          <w:tcPr>
+            <w:tcW w:w="851" w:type="dxa"/>
+            <w:noWrap/>
+            <w:hideMark/>
+          </w:tcPr>
+          <w:p>
+            <w:r>
+              <w:t>490</w:t>
+            </w:r>
+          </w:p>
+        </w:tc>
+        <w:tc>
+          <w:tcPr>
+            <w:tcW w:w="709" w:type="dxa"/>
+            <w:noWrap/>
+            <w:hideMark/>
+          </w:tcPr>
+          <w:p>
+            <w:r>
+              <w:t>870</w:t>
+            </w:r>
+          </w:p>
+        </w:tc>
+        <w:tc>
+          <w:tcPr>
+            <w:tcW w:w="856" w:type="dxa"/>
+            <w:noWrap/>
+            <w:hideMark/>
+          </w:tcPr>
+          <w:p>
+            <w:r>
+              <w:t>1010</w:t>
+            </w:r>
+          </w:p>
+        </w:tc>
+        <w:tc>
+          <w:tcPr>
+            <w:tcW w:w="865" w:type="dxa"/>
+            <w:noWrap/>
+            <w:hideMark/>
+          </w:tcPr>
+          <w:p>
+            <w:r>
+              <w:t>1162</w:t>
+            </w:r>
+          </w:p>
+        </w:tc>
+        <w:tc>
+          <w:tcPr>
+            <w:tcW w:w="972" w:type="dxa"/>
+            <w:noWrap/>
+            <w:hideMark/>
+          </w:tcPr>
+          <w:p>
+            <w:r>
+              <w:t>1336</w:t>
+            </w:r>
+          </w:p>
+        </w:tc>
+        <w:tc>
+          <w:tcPr>
+            <w:tcW w:w="850" w:type="dxa"/>
+            <w:noWrap/>
+            <w:hideMark/>
+          </w:tcPr>
+          <w:p>
+            <w:r>
+              <w:t>1536</w:t>
+            </w:r>
+          </w:p>
+        </w:tc>
+      </w:tr>
+      <w:tr>
+        <w:trPr>
+          <w:trHeight w:val="285"/>
+        </w:trPr>
+        <w:tc>
+          <w:tcPr>
+            <w:tcW w:w="1085" w:type="dxa"/>
+            <w:noWrap/>
+            <w:hideMark/>
+          </w:tcPr>
+          <w:p/>
+        </w:tc>
+        <w:tc>
+          <w:tcPr>
+            <w:tcW w:w="2601" w:type="dxa"/>
+            <w:gridSpan w:val="2"/>
+            <w:noWrap/>
+            <w:hideMark/>
+          </w:tcPr>
+          <w:p>
+            <w:r>
+              <w:t>LightCounting预期增长系数</w:t>
+            </w:r>
+          </w:p>
+        </w:tc>
+        <w:tc>
+          <w:tcPr>
+            <w:tcW w:w="851" w:type="dxa"/>
+            <w:noWrap/>
+            <w:hideMark/>
+          </w:tcPr>
+          <w:p>
+            <w:r>
+              <w:t>0.50</w:t>
+            </w:r>
+          </w:p>
+        </w:tc>
+        <w:tc>
+          <w:tcPr>
+            <w:tcW w:w="709" w:type="dxa"/>
+            <w:noWrap/>
+            <w:hideMark/>
+          </w:tcPr>
+          <w:p>
+            <w:r>
+              <w:t>0.25</w:t>
+            </w:r>
+          </w:p>
+        </w:tc>
+        <w:tc>
+          <w:tcPr>
+            <w:tcW w:w="856" w:type="dxa"/>
+            <w:noWrap/>
+            <w:hideMark/>
+          </w:tcPr>
+          <w:p>
+            <w:r>
+              <w:t>0.25</w:t>
+            </w:r>
+          </w:p>
+        </w:tc>
+        <w:tc>
+          <w:tcPr>
+            <w:tcW w:w="865" w:type="dxa"/>
+            <w:noWrap/>
+            <w:hideMark/>
+          </w:tcPr>
+          <w:p>
+            <w:r>
+              <w:t>0.15</w:t>
+            </w:r>
+          </w:p>
+        </w:tc>
+        <w:tc>
+          <w:tcPr>
+            <w:tcW w:w="972" w:type="dxa"/>
+            <w:noWrap/>
+            <w:hideMark/>
+          </w:tcPr>
+          <w:p>
+            <w:r>
+              <w:t>0.15</w:t>
+            </w:r>
+          </w:p>
+        </w:tc>
+        <w:tc>
+          <w:tcPr>
+            <w:tcW w:w="850" w:type="dxa"/>
+            <w:noWrap/>
+            <w:hideMark/>
+          </w:tcPr>
+          <w:p>
+            <w:r>
+              <w:t>0.11</w:t>
             </w:r>
           </w:p>
         </w:tc>
@@ -7564,19 +10338,21 @@
       </w:r>
     </w:p>
     <w:p>
+      <w:pPr>
+        <w:rPr>
+          <w:rFonts w:hint="eastAsia"/>
+        </w:rPr>
+      </w:pPr>
       <w:r>
-        <w:t>光模块上游是产业</w:t>
-      </w:r>
-      <w:proofErr w:type="gramStart"/>
-      <w:r>
-        <w:t>链技术</w:t>
-      </w:r>
-      <w:proofErr w:type="gramEnd"/>
-      <w:r>
-        <w:t>壁垒最高、价值量最集中的部分，主要包括光/电芯片、光器件、封装材料及生产设备四大类：</w:t>
+        <w:t>光模块上游是产业链技术壁垒最高、价值量最集中的部分，主要包括光/电芯片、光器件、封装材料及生产设备四大类：</w:t>
       </w:r>
     </w:p>
     <w:p>
+      <w:pPr>
+        <w:rPr>
+          <w:rFonts w:hint="eastAsia"/>
+        </w:rPr>
+      </w:pPr>
       <w:r>
         <w:rPr>
           <w:b/>
@@ -7585,50 +10361,15 @@
         <w:t>1）</w:t>
       </w:r>
       <w:r>
-        <w:t>光芯片作为光模块的核心，直接决定传输速率和功耗水平。按功能可分为激光器芯片和探测器芯片；按材料体系主要分为磷化铟（</w:t>
-      </w:r>
-      <w:proofErr w:type="spellStart"/>
-      <w:r>
-        <w:t>InP</w:t>
-      </w:r>
-      <w:proofErr w:type="spellEnd"/>
-      <w:r>
-        <w:t>）、砷化镓（GaAs）</w:t>
-      </w:r>
-      <w:proofErr w:type="gramStart"/>
-      <w:r>
-        <w:t>及硅光芯片</w:t>
-      </w:r>
-      <w:proofErr w:type="gramEnd"/>
-      <w:r>
-        <w:t xml:space="preserve">等类别，其中 </w:t>
-      </w:r>
-      <w:proofErr w:type="spellStart"/>
-      <w:r>
-        <w:t>InP</w:t>
-      </w:r>
-      <w:proofErr w:type="spellEnd"/>
-      <w:r>
-        <w:t xml:space="preserve"> 用于长距高速单模，GaAs 用于</w:t>
-      </w:r>
-      <w:proofErr w:type="gramStart"/>
-      <w:r>
-        <w:t>短距多模</w:t>
-      </w:r>
-      <w:proofErr w:type="gramEnd"/>
-      <w:r>
-        <w:t>，</w:t>
-      </w:r>
-      <w:proofErr w:type="gramStart"/>
-      <w:r>
-        <w:t>硅光则</w:t>
-      </w:r>
-      <w:proofErr w:type="gramEnd"/>
-      <w:r>
-        <w:t>依托 CMOS 工艺大规模集成；电芯片层面，驱动芯片为激光器提供调制电流，数字信号处理（DSP）芯片负责补偿信号失真，跨阻放大器（TIA）芯片则实现光电流到电压的转换，三者协同工作保障高频高速信号质量。</w:t>
+        <w:t>光芯片作为光模块的核心，直接决定传输速率和功耗水平。按功能可分为激光器芯片和探测器芯片；按材料体系主要分为磷化铟（InP）、砷化镓（GaAs）及硅光芯片等类别，其中 InP 用于长距高速单模，GaAs 用于短距多模，硅光则依托 CMOS 工艺大规模集成；电芯片层面，驱动芯片为激光器提供调制电流，数字信号处理（DSP）芯片负责补偿信号失真，跨阻放大器（TIA）芯片则实现光电流到电压的转换，三者协同工作保障高频高速信号质量。</w:t>
       </w:r>
     </w:p>
     <w:p>
+      <w:pPr>
+        <w:rPr>
+          <w:rFonts w:hint="eastAsia"/>
+        </w:rPr>
+      </w:pPr>
       <w:r>
         <w:rPr>
           <w:b/>
@@ -7641,6 +10382,11 @@
       </w:r>
     </w:p>
     <w:p>
+      <w:pPr>
+        <w:rPr>
+          <w:rFonts w:hint="eastAsia"/>
+        </w:rPr>
+      </w:pPr>
       <w:r>
         <w:rPr>
           <w:b/>
@@ -7666,15 +10412,11 @@
         <w:t>4）</w:t>
       </w:r>
       <w:r>
-        <w:t>生产设备环节，贴片机精度、</w:t>
+        <w:t>生产设备环节，贴片机精度、耦合机对准能力以及老化测试设备决定了产品良率与</w:t>
       </w:r>
-      <w:proofErr w:type="gramStart"/>
       <w:r>
-        <w:t>耦合机</w:t>
-      </w:r>
-      <w:proofErr w:type="gramEnd"/>
-      <w:r>
-        <w:t>对准能力以及老化测试设备决定了产品良率与交付一致性。</w:t>
+        <w:lastRenderedPageBreak/>
+        <w:t>交付一致性。</w:t>
       </w:r>
     </w:p>
     <w:p>
@@ -7698,23 +10440,7 @@
         </w:rPr>
       </w:pPr>
       <w:r>
-        <w:t>中游光模块制造属于资本与技术密集型环节，竞争格局呈现集中化特征：国际巨头如 Coherent（原 II-VI）在高端芯片与模块垂直整合方面占据先发优势；Cisco 依托网络设备平台优势加速光模块自</w:t>
-      </w:r>
-      <w:proofErr w:type="gramStart"/>
-      <w:r>
-        <w:t>研</w:t>
-      </w:r>
-      <w:proofErr w:type="gramEnd"/>
-      <w:r>
-        <w:t xml:space="preserve">；Marvell </w:t>
-      </w:r>
-      <w:proofErr w:type="gramStart"/>
-      <w:r>
-        <w:t>等电芯片</w:t>
-      </w:r>
-      <w:proofErr w:type="gramEnd"/>
-      <w:r>
-        <w:t>厂商则通过 DSP 等核心芯片巩固在产业链中的关键地位。</w:t>
+        <w:t>中游光模块制造属于资本与技术密集型环节，竞争格局呈现集中化特征：国际巨头如 Coherent（原 II-VI）在高端芯片与模块垂直整合方面占据先发优势；Cisco 依托网络设备平台优势加速光模块自研；Marvell 等电芯片厂商则通过 DSP 等核心芯片巩固在产业链中的关键地位。</w:t>
       </w:r>
     </w:p>
     <w:p>
@@ -7732,73 +10458,30 @@
       </w:r>
     </w:p>
     <w:p>
+      <w:pPr>
+        <w:rPr>
+          <w:rFonts w:hint="eastAsia"/>
+        </w:rPr>
+      </w:pPr>
       <w:r>
         <w:t>光模块下游市场需求与数据流量增长呈强正相关，当前核心驱动力来自两大板块：</w:t>
       </w:r>
     </w:p>
     <w:p>
+      <w:pPr>
+        <w:rPr>
+          <w:rFonts w:hint="eastAsia"/>
+        </w:rPr>
+      </w:pPr>
       <w:r>
         <w:rPr>
           <w:b/>
           <w:bCs/>
         </w:rPr>
-        <w:t>1）</w:t>
-      </w:r>
-      <w:proofErr w:type="gramStart"/>
-      <w:r>
-        <w:rPr>
-          <w:b/>
-          <w:bCs/>
-        </w:rPr>
-        <w:t>数通市场</w:t>
-      </w:r>
-      <w:proofErr w:type="gramEnd"/>
-      <w:r>
-        <w:t>是当前增速最快、空间最大的增量市场。数据中心</w:t>
-      </w:r>
-      <w:proofErr w:type="gramStart"/>
-      <w:r>
-        <w:t>内部叶脊</w:t>
-      </w:r>
-      <w:proofErr w:type="gramEnd"/>
-      <w:r>
-        <w:t>架构升级拉动 800G/1.6T 光模块需求爆发，亚马逊 AWS、微软 Azure、谷歌云</w:t>
-      </w:r>
-      <w:proofErr w:type="gramStart"/>
-      <w:r>
-        <w:t>等云服务</w:t>
-      </w:r>
-      <w:proofErr w:type="gramEnd"/>
-      <w:r>
-        <w:t>商资本开支直接决定采购节奏。AI 训练与推理负载推动数据中心内部互联带宽</w:t>
-      </w:r>
-      <w:proofErr w:type="gramStart"/>
-      <w:r>
-        <w:t>指数级</w:t>
-      </w:r>
-      <w:proofErr w:type="gramEnd"/>
-      <w:r>
-        <w:t>增长，</w:t>
-      </w:r>
-      <w:proofErr w:type="gramStart"/>
-      <w:r>
-        <w:t>英伟</w:t>
+        <w:t>1）数通市场</w:t>
       </w:r>
       <w:r>
-        <w:lastRenderedPageBreak/>
-        <w:t>达</w:t>
-      </w:r>
-      <w:proofErr w:type="gramEnd"/>
-      <w:r>
-        <w:t xml:space="preserve"> GPU 集群对光互联带宽密度提出更高要求，云厂商亦加速自</w:t>
-      </w:r>
-      <w:proofErr w:type="gramStart"/>
-      <w:r>
-        <w:t>建智算中心</w:t>
-      </w:r>
-      <w:proofErr w:type="gramEnd"/>
-      <w:r>
-        <w:t>。</w:t>
+        <w:t>是当前增速最快、空间最大的增量市场。数据中心内部叶脊架构升级拉动 800G/1.6T 光模块需求爆发，亚马逊 AWS、微软 Azure、谷歌云等云服务商资本开支直接决定采购节奏。AI 训练与推理负载推动数据中心内部互联带宽指数级增长，英伟达 GPU 集群对光互联带宽密度提出更高要求，云厂商亦加速自建智算中心。</w:t>
       </w:r>
     </w:p>
     <w:p>
@@ -7815,15 +10498,7 @@
         <w:t>2）电信市场</w:t>
       </w:r>
       <w:r>
-        <w:t>则体现稳健性与长周期特性。海外 Verizon、AT&amp;T 等传统</w:t>
-      </w:r>
-      <w:proofErr w:type="gramStart"/>
-      <w:r>
-        <w:t>运营商固网</w:t>
-      </w:r>
-      <w:proofErr w:type="gramEnd"/>
-      <w:r>
-        <w:t>扩容与 5G 部署维持光模块基本盘。电信市场产品速率迭代相对数通而言滞后，但对温度稳定性、传输距离及可靠性要求更为苛刻。</w:t>
+        <w:t>则体现稳健性与长周期特性。海外 Verizon、AT&amp;T 等传统运营商固网扩容与 5G 部署维持光模块基本盘。电信市场产品速率迭代相对数通而言滞后，但对温度稳定性、传输距离及可靠性要求更为苛刻。</w:t>
       </w:r>
     </w:p>
     <w:p>
@@ -8310,7 +10985,16 @@
                 <w:sz w:val="22"/>
                 <w:szCs w:val="22"/>
               </w:rPr>
-              <w:t>成立日期/规模</w:t>
+              <w:t>成立日期/规</w:t>
+            </w:r>
+            <w:r>
+              <w:rPr>
+                <w:rFonts w:ascii="楷体" w:hAnsi="楷体" w:hint="eastAsia"/>
+                <w:sz w:val="22"/>
+                <w:szCs w:val="22"/>
+              </w:rPr>
+              <w:lastRenderedPageBreak/>
+              <w:t>模</w:t>
             </w:r>
           </w:p>
         </w:tc>
@@ -8341,7 +11025,17 @@
                 <w:sz w:val="22"/>
                 <w:szCs w:val="22"/>
               </w:rPr>
-              <w:t>2019年9月17日/41.53亿份</w:t>
+              <w:lastRenderedPageBreak/>
+              <w:t>2019年9月17日/41.53</w:t>
+            </w:r>
+            <w:r>
+              <w:rPr>
+                <w:rFonts w:ascii="楷体" w:hAnsi="楷体" w:hint="eastAsia"/>
+                <w:sz w:val="22"/>
+                <w:szCs w:val="22"/>
+              </w:rPr>
+              <w:lastRenderedPageBreak/>
+              <w:t>亿份</w:t>
             </w:r>
           </w:p>
         </w:tc>
@@ -8374,6 +11068,7 @@
                 <w:sz w:val="22"/>
                 <w:szCs w:val="22"/>
               </w:rPr>
+              <w:lastRenderedPageBreak/>
               <w:t>资产规模</w:t>
             </w:r>
           </w:p>
@@ -9081,15 +11776,7 @@
           <w:rFonts w:ascii="楷体" w:eastAsia="楷体" w:hAnsi="楷体" w:hint="eastAsia"/>
           <w:szCs w:val="22"/>
         </w:rPr>
-        <w:t>本基金主要采取复制法，即按照标的指数成份股及其权重构建基金的股票投资组合，</w:t>
-      </w:r>
-      <w:r>
-        <w:rPr>
-          <w:rFonts w:ascii="楷体" w:eastAsia="楷体" w:hAnsi="楷体" w:hint="eastAsia"/>
-          <w:szCs w:val="22"/>
-        </w:rPr>
-        <w:lastRenderedPageBreak/>
-        <w:t>并根据标的指数成份股及其权重的变动对股票投资组合进行相应地调整。</w:t>
+        <w:t>本基金主要采取复制法，即按照标的指数成份股及其权重构建基金的股票投资组合，并根据标的指数成份股及其权重的变动对股票投资组合进行相应地调整。</w:t>
       </w:r>
     </w:p>
     <w:tbl>
@@ -9300,55 +11987,7 @@
                 <w:rFonts w:ascii="楷体" w:eastAsia="楷体" w:hAnsi="楷体" w:hint="eastAsia"/>
                 <w:szCs w:val="22"/>
               </w:rPr>
-              <w:t>国内光模块核心供应商之一，深度布局 800G/1.6T 高速光模块，</w:t>
-            </w:r>
-            <w:proofErr w:type="gramStart"/>
-            <w:r>
-              <w:rPr>
-                <w:rFonts w:ascii="楷体" w:eastAsia="楷体" w:hAnsi="楷体" w:hint="eastAsia"/>
-                <w:szCs w:val="22"/>
-              </w:rPr>
-              <w:t>在硅光及</w:t>
-            </w:r>
-            <w:proofErr w:type="gramEnd"/>
-            <w:r>
-              <w:rPr>
-                <w:rFonts w:ascii="楷体" w:eastAsia="楷体" w:hAnsi="楷体" w:hint="eastAsia"/>
-                <w:szCs w:val="22"/>
-              </w:rPr>
-              <w:t xml:space="preserve"> LPO（线性驱动可插拔光学）技术路线具备先发优势。客户覆盖北美云厂商及国内互联网巨头，受益于 AI </w:t>
-            </w:r>
-            <w:proofErr w:type="gramStart"/>
-            <w:r>
-              <w:rPr>
-                <w:rFonts w:ascii="楷体" w:eastAsia="楷体" w:hAnsi="楷体" w:hint="eastAsia"/>
-                <w:szCs w:val="22"/>
-              </w:rPr>
-              <w:t>算力基础</w:t>
-            </w:r>
-            <w:proofErr w:type="gramEnd"/>
-            <w:r>
-              <w:rPr>
-                <w:rFonts w:ascii="楷体" w:eastAsia="楷体" w:hAnsi="楷体" w:hint="eastAsia"/>
-                <w:szCs w:val="22"/>
-              </w:rPr>
-              <w:t>设施扩容，高速产品占</w:t>
-            </w:r>
-            <w:proofErr w:type="gramStart"/>
-            <w:r>
-              <w:rPr>
-                <w:rFonts w:ascii="楷体" w:eastAsia="楷体" w:hAnsi="楷体" w:hint="eastAsia"/>
-                <w:szCs w:val="22"/>
-              </w:rPr>
-              <w:t>比持续</w:t>
-            </w:r>
-            <w:proofErr w:type="gramEnd"/>
-            <w:r>
-              <w:rPr>
-                <w:rFonts w:ascii="楷体" w:eastAsia="楷体" w:hAnsi="楷体" w:hint="eastAsia"/>
-                <w:szCs w:val="22"/>
-              </w:rPr>
-              <w:t>提升，盈利能力行业领先。</w:t>
+              <w:t>国内光模块核心供应商之一，深度布局 800G/1.6T 高速光模块，在硅光及 LPO（线性驱动可插拔光学）技术路线具备先发优势。客户覆盖北美云厂商及国内互联网巨头，受益于 AI 算力基础设施扩容，高速产品占比持续提升，盈利能力行业领先。</w:t>
             </w:r>
           </w:p>
         </w:tc>
@@ -9397,17 +12036,8 @@
                 <w:rFonts w:ascii="楷体" w:eastAsia="楷体" w:hAnsi="楷体" w:hint="eastAsia"/>
                 <w:szCs w:val="22"/>
               </w:rPr>
-              <w:t>中</w:t>
-            </w:r>
-            <w:proofErr w:type="gramStart"/>
-            <w:r>
-              <w:rPr>
-                <w:rFonts w:ascii="楷体" w:eastAsia="楷体" w:hAnsi="楷体" w:hint="eastAsia"/>
-                <w:szCs w:val="22"/>
-              </w:rPr>
-              <w:t>际旭创</w:t>
-            </w:r>
-            <w:proofErr w:type="gramEnd"/>
+              <w:t>中际旭创</w:t>
+            </w:r>
           </w:p>
         </w:tc>
         <w:tc>
@@ -9449,71 +12079,7 @@
                 <w:rFonts w:ascii="楷体" w:eastAsia="楷体" w:hAnsi="楷体" w:hint="eastAsia"/>
                 <w:szCs w:val="22"/>
               </w:rPr>
-              <w:t>全球光模块龙头，800G 出货</w:t>
-            </w:r>
-            <w:proofErr w:type="gramStart"/>
-            <w:r>
-              <w:rPr>
-                <w:rFonts w:ascii="楷体" w:eastAsia="楷体" w:hAnsi="楷体" w:hint="eastAsia"/>
-                <w:szCs w:val="22"/>
-              </w:rPr>
-              <w:t>量市占率</w:t>
-            </w:r>
-            <w:proofErr w:type="gramEnd"/>
-            <w:r>
-              <w:rPr>
-                <w:rFonts w:ascii="楷体" w:eastAsia="楷体" w:hAnsi="楷体" w:hint="eastAsia"/>
-                <w:szCs w:val="22"/>
-              </w:rPr>
-              <w:t xml:space="preserve">第一，1.6T </w:t>
-            </w:r>
-            <w:proofErr w:type="gramStart"/>
-            <w:r>
-              <w:rPr>
-                <w:rFonts w:ascii="楷体" w:eastAsia="楷体" w:hAnsi="楷体" w:hint="eastAsia"/>
-                <w:szCs w:val="22"/>
-              </w:rPr>
-              <w:t>硅光模块</w:t>
-            </w:r>
-            <w:proofErr w:type="gramEnd"/>
-            <w:r>
-              <w:rPr>
-                <w:rFonts w:ascii="楷体" w:eastAsia="楷体" w:hAnsi="楷体" w:hint="eastAsia"/>
-                <w:szCs w:val="22"/>
-              </w:rPr>
-              <w:t>已进入英伟达、谷歌等核心客户供应链。通过收购储翰科技</w:t>
-            </w:r>
-            <w:proofErr w:type="gramStart"/>
-            <w:r>
-              <w:rPr>
-                <w:rFonts w:ascii="楷体" w:eastAsia="楷体" w:hAnsi="楷体" w:hint="eastAsia"/>
-                <w:szCs w:val="22"/>
-              </w:rPr>
-              <w:t>完善硅光芯片</w:t>
-            </w:r>
-            <w:proofErr w:type="gramEnd"/>
-            <w:r>
-              <w:rPr>
-                <w:rFonts w:ascii="楷体" w:eastAsia="楷体" w:hAnsi="楷体" w:hint="eastAsia"/>
-                <w:szCs w:val="22"/>
-              </w:rPr>
-              <w:t>自主能力，深度绑定台积电 CMOS 代工资源。AI 驱动下，公司技术迭代与客户卡位优势显著，是 1.6T 时代</w:t>
-            </w:r>
-            <w:proofErr w:type="gramStart"/>
-            <w:r>
-              <w:rPr>
-                <w:rFonts w:ascii="楷体" w:eastAsia="楷体" w:hAnsi="楷体" w:hint="eastAsia"/>
-                <w:szCs w:val="22"/>
-              </w:rPr>
-              <w:t>最确定</w:t>
-            </w:r>
-            <w:proofErr w:type="gramEnd"/>
-            <w:r>
-              <w:rPr>
-                <w:rFonts w:ascii="楷体" w:eastAsia="楷体" w:hAnsi="楷体" w:hint="eastAsia"/>
-                <w:szCs w:val="22"/>
-              </w:rPr>
-              <w:t>的受益标的之一。</w:t>
+              <w:t>全球光模块龙头，800G 出货量市占率第一，1.6T 硅光模块已进入英伟达、谷歌等核心客户供应链。通过收购储翰科技完善硅光芯片自主能力，深度绑定台积电 CMOS 代工资源。AI 驱动下，公司技术迭代与客户卡位优势显著，是 1.6T 时代最确定的受益标的之一。</w:t>
             </w:r>
           </w:p>
         </w:tc>
@@ -9605,23 +12171,7 @@
                 <w:rFonts w:ascii="楷体" w:eastAsia="楷体" w:hAnsi="楷体" w:hint="eastAsia"/>
                 <w:szCs w:val="22"/>
               </w:rPr>
-              <w:t>消费电子精密制造龙头，业务边界持续向汽车电子、通信互联延伸。在光通信领域布局 AOC（有源光缆）及高速连接器，为数据中心内部互联提供一站</w:t>
-            </w:r>
-            <w:proofErr w:type="gramStart"/>
-            <w:r>
-              <w:rPr>
-                <w:rFonts w:ascii="楷体" w:eastAsia="楷体" w:hAnsi="楷体" w:hint="eastAsia"/>
-                <w:szCs w:val="22"/>
-              </w:rPr>
-              <w:t>式解决</w:t>
-            </w:r>
-            <w:proofErr w:type="gramEnd"/>
-            <w:r>
-              <w:rPr>
-                <w:rFonts w:ascii="楷体" w:eastAsia="楷体" w:hAnsi="楷体" w:hint="eastAsia"/>
-                <w:szCs w:val="22"/>
-              </w:rPr>
-              <w:t>方案。凭借精密制造能力与苹果供应链管理经验，具备向更高附加值光互联组件渗透的潜力。</w:t>
+              <w:t>消费电子精密制造龙头，业务边界持续向汽车电子、通信互联延伸。在光通信领域布局 AOC（有源光缆）及高速连接器，为数据中心内部互联提供一站式解决方案。凭借精密制造能力与苹果供应链管理经验，具备向更高附加值光互联组件渗透的潜力。</w:t>
             </w:r>
           </w:p>
         </w:tc>
@@ -9713,39 +12263,7 @@
                 <w:rFonts w:ascii="楷体" w:eastAsia="楷体" w:hAnsi="楷体" w:hint="eastAsia"/>
                 <w:szCs w:val="22"/>
               </w:rPr>
-              <w:t>全球电子制造服务（EMS）巨头，深度绑定</w:t>
-            </w:r>
-            <w:proofErr w:type="gramStart"/>
-            <w:r>
-              <w:rPr>
-                <w:rFonts w:ascii="楷体" w:eastAsia="楷体" w:hAnsi="楷体" w:hint="eastAsia"/>
-                <w:szCs w:val="22"/>
-              </w:rPr>
-              <w:t>英伟达</w:t>
-            </w:r>
-            <w:proofErr w:type="gramEnd"/>
-            <w:r>
-              <w:rPr>
-                <w:rFonts w:ascii="楷体" w:eastAsia="楷体" w:hAnsi="楷体" w:hint="eastAsia"/>
-                <w:szCs w:val="22"/>
-              </w:rPr>
-              <w:t xml:space="preserve"> AI 服务器代工业务，覆盖 GPU 模组、HGX 基板及整机组装。随着</w:t>
-            </w:r>
-            <w:proofErr w:type="gramStart"/>
-            <w:r>
-              <w:rPr>
-                <w:rFonts w:ascii="楷体" w:eastAsia="楷体" w:hAnsi="楷体" w:hint="eastAsia"/>
-                <w:szCs w:val="22"/>
-              </w:rPr>
-              <w:t>英伟达</w:t>
-            </w:r>
-            <w:proofErr w:type="gramEnd"/>
-            <w:r>
-              <w:rPr>
-                <w:rFonts w:ascii="楷体" w:eastAsia="楷体" w:hAnsi="楷体" w:hint="eastAsia"/>
-                <w:szCs w:val="22"/>
-              </w:rPr>
-              <w:t xml:space="preserve"> Blackwell/Rubin 平台放量，公司作为核心代工厂直接受益于 AI 服务器出货量激增，同时向上游光互联、液冷等环节延伸布局。</w:t>
+              <w:t>全球电子制造服务（EMS）巨头，深度绑定英伟达 AI 服务器代工业务，覆盖 GPU 模组、HGX 基板及整机组装。随着英伟达 Blackwell/Rubin 平台放量，公司作为核心代工厂直接受益于 AI 服务器出货量激增，同时向上游光互联、液冷等环节延伸布局。</w:t>
             </w:r>
           </w:p>
         </w:tc>
@@ -9789,7 +12307,6 @@
                 <w:szCs w:val="22"/>
               </w:rPr>
             </w:pPr>
-            <w:proofErr w:type="gramStart"/>
             <w:r>
               <w:rPr>
                 <w:rFonts w:ascii="楷体" w:eastAsia="楷体" w:hAnsi="楷体" w:hint="eastAsia"/>
@@ -9797,7 +12314,6 @@
               </w:rPr>
               <w:t>兆易创新</w:t>
             </w:r>
-            <w:proofErr w:type="gramEnd"/>
           </w:p>
         </w:tc>
         <w:tc>
@@ -9839,55 +12355,15 @@
                 <w:rFonts w:ascii="楷体" w:eastAsia="楷体" w:hAnsi="楷体" w:hint="eastAsia"/>
                 <w:szCs w:val="22"/>
               </w:rPr>
-              <w:t>国内存储与 MCU 双龙头，Nor Flash 全球前三，自</w:t>
-            </w:r>
-            <w:proofErr w:type="gramStart"/>
-            <w:r>
-              <w:rPr>
-                <w:rFonts w:ascii="楷体" w:eastAsia="楷体" w:hAnsi="楷体" w:hint="eastAsia"/>
-                <w:szCs w:val="22"/>
-              </w:rPr>
-              <w:t>研</w:t>
-            </w:r>
-            <w:proofErr w:type="gramEnd"/>
-            <w:r>
-              <w:rPr>
-                <w:rFonts w:ascii="楷体" w:eastAsia="楷体" w:hAnsi="楷体" w:hint="eastAsia"/>
-                <w:szCs w:val="22"/>
-              </w:rPr>
-              <w:t xml:space="preserve"> DRAM 与利基型存储产品持续突破。AI 终端与边缘计算带动高容量存储需求，公司车</w:t>
-            </w:r>
-            <w:proofErr w:type="gramStart"/>
-            <w:r>
-              <w:rPr>
-                <w:rFonts w:ascii="楷体" w:eastAsia="楷体" w:hAnsi="楷体" w:hint="eastAsia"/>
-                <w:szCs w:val="22"/>
-              </w:rPr>
-              <w:t>规</w:t>
-            </w:r>
-            <w:proofErr w:type="gramEnd"/>
-            <w:r>
-              <w:rPr>
-                <w:rFonts w:ascii="楷体" w:eastAsia="楷体" w:hAnsi="楷体" w:hint="eastAsia"/>
-                <w:szCs w:val="22"/>
-              </w:rPr>
-              <w:t xml:space="preserve">级 MCU 与存储方案已进入主流车企及工业客户。虽非光通信直接标的，但受益于 AI </w:t>
-            </w:r>
-            <w:proofErr w:type="gramStart"/>
-            <w:r>
-              <w:rPr>
-                <w:rFonts w:ascii="楷体" w:eastAsia="楷体" w:hAnsi="楷体" w:hint="eastAsia"/>
-                <w:szCs w:val="22"/>
-              </w:rPr>
-              <w:t>算力全</w:t>
-            </w:r>
-            <w:proofErr w:type="gramEnd"/>
-            <w:r>
-              <w:rPr>
-                <w:rFonts w:ascii="楷体" w:eastAsia="楷体" w:hAnsi="楷体" w:hint="eastAsia"/>
-                <w:szCs w:val="22"/>
-              </w:rPr>
-              <w:t>链条的存储配套需求。</w:t>
+              <w:t>国内存储与 MCU 双龙头，Nor Flash 全球前三，自研 DRAM 与利基型存储产品持续突破。AI 终端与边缘计算带动高容量存储需求，公司车规级 MCU 与存储方案</w:t>
+            </w:r>
+            <w:r>
+              <w:rPr>
+                <w:rFonts w:ascii="楷体" w:eastAsia="楷体" w:hAnsi="楷体" w:hint="eastAsia"/>
+                <w:szCs w:val="22"/>
+              </w:rPr>
+              <w:lastRenderedPageBreak/>
+              <w:t>已进入主流车企及工业客户。虽非光通信直接标的，但受益于 AI 算力全链条的存储配套需求。</w:t>
             </w:r>
           </w:p>
         </w:tc>
@@ -9914,6 +12390,7 @@
                 <w:rFonts w:ascii="楷体" w:eastAsia="楷体" w:hAnsi="楷体" w:hint="eastAsia"/>
                 <w:szCs w:val="22"/>
               </w:rPr>
+              <w:lastRenderedPageBreak/>
               <w:t>300394.SZ</w:t>
             </w:r>
           </w:p>
@@ -9931,7 +12408,6 @@
                 <w:szCs w:val="22"/>
               </w:rPr>
             </w:pPr>
-            <w:proofErr w:type="gramStart"/>
             <w:r>
               <w:rPr>
                 <w:rFonts w:ascii="楷体" w:eastAsia="楷体" w:hAnsi="楷体" w:hint="eastAsia"/>
@@ -9939,7 +12415,6 @@
               </w:rPr>
               <w:t>天孚通信</w:t>
             </w:r>
-            <w:proofErr w:type="gramEnd"/>
           </w:p>
         </w:tc>
         <w:tc>
@@ -9981,39 +12456,7 @@
                 <w:rFonts w:ascii="楷体" w:eastAsia="楷体" w:hAnsi="楷体" w:hint="eastAsia"/>
                 <w:szCs w:val="22"/>
               </w:rPr>
-              <w:t>光器件细分领域隐形冠军，主营光引擎、光隔离器、Mux/</w:t>
-            </w:r>
-            <w:proofErr w:type="spellStart"/>
-            <w:r>
-              <w:rPr>
-                <w:rFonts w:ascii="楷体" w:eastAsia="楷体" w:hAnsi="楷体" w:hint="eastAsia"/>
-                <w:szCs w:val="22"/>
-              </w:rPr>
-              <w:t>Demux</w:t>
-            </w:r>
-            <w:proofErr w:type="spellEnd"/>
-            <w:r>
-              <w:rPr>
-                <w:rFonts w:ascii="楷体" w:eastAsia="楷体" w:hAnsi="楷体" w:hint="eastAsia"/>
-                <w:szCs w:val="22"/>
-              </w:rPr>
-              <w:t xml:space="preserve"> 等无源/有源器件。为 800G/1.6T 光模块提供核心光学组件，深度配套中</w:t>
-            </w:r>
-            <w:proofErr w:type="gramStart"/>
-            <w:r>
-              <w:rPr>
-                <w:rFonts w:ascii="楷体" w:eastAsia="楷体" w:hAnsi="楷体" w:hint="eastAsia"/>
-                <w:szCs w:val="22"/>
-              </w:rPr>
-              <w:t>际旭创</w:t>
-            </w:r>
-            <w:proofErr w:type="gramEnd"/>
-            <w:r>
-              <w:rPr>
-                <w:rFonts w:ascii="楷体" w:eastAsia="楷体" w:hAnsi="楷体" w:hint="eastAsia"/>
-                <w:szCs w:val="22"/>
-              </w:rPr>
-              <w:t>、新易盛等模块厂商。随着高速模块集成度提升，公司光引擎业务向更高价值量升级，是光模块产业链上游的关键卡位者。</w:t>
+              <w:t>光器件细分领域隐形冠军，主营光引擎、光隔离器、Mux/Demux 等无源/有源器件。为 800G/1.6T 光模块提供核心光学组件，深度配套中际旭创、新易盛等模块厂商。随着高速模块集成度提升，公司光引擎业务向更高价值量升级，是光模块产业链上游的关键卡位者。</w:t>
             </w:r>
           </w:p>
         </w:tc>
@@ -10105,39 +12548,7 @@
                 <w:rFonts w:ascii="楷体" w:eastAsia="楷体" w:hAnsi="楷体" w:hint="eastAsia"/>
                 <w:szCs w:val="22"/>
               </w:rPr>
-              <w:t xml:space="preserve">PCB 及精密结构件龙头，FPC（柔性电路板）全球领先。在通信领域布局高频高速 PCB 及光电封装基板，为光模块、交换机提供关键载体。AI 服务器对高多层板、HDI </w:t>
-            </w:r>
-            <w:proofErr w:type="gramStart"/>
-            <w:r>
-              <w:rPr>
-                <w:rFonts w:ascii="楷体" w:eastAsia="楷体" w:hAnsi="楷体" w:hint="eastAsia"/>
-                <w:szCs w:val="22"/>
-              </w:rPr>
-              <w:t>板需求</w:t>
-            </w:r>
-            <w:proofErr w:type="gramEnd"/>
-            <w:r>
-              <w:rPr>
-                <w:rFonts w:ascii="楷体" w:eastAsia="楷体" w:hAnsi="楷体" w:hint="eastAsia"/>
-                <w:szCs w:val="22"/>
-              </w:rPr>
-              <w:t>激增，公司技术储备与客户结构持续向高端通信</w:t>
-            </w:r>
-            <w:proofErr w:type="gramStart"/>
-            <w:r>
-              <w:rPr>
-                <w:rFonts w:ascii="楷体" w:eastAsia="楷体" w:hAnsi="楷体" w:hint="eastAsia"/>
-                <w:szCs w:val="22"/>
-              </w:rPr>
-              <w:t>及算力基础</w:t>
-            </w:r>
-            <w:proofErr w:type="gramEnd"/>
-            <w:r>
-              <w:rPr>
-                <w:rFonts w:ascii="楷体" w:eastAsia="楷体" w:hAnsi="楷体" w:hint="eastAsia"/>
-                <w:szCs w:val="22"/>
-              </w:rPr>
-              <w:t>设施迁移。</w:t>
+              <w:t>PCB 及精密结构件龙头，FPC（柔性电路板）全球领先。在通信领域布局高频高速 PCB 及光电封装基板，为光模块、交换机提供关键载体。AI 服务器对高多层板、HDI 板需求激增，公司技术储备与客户结构持续向高端通信及算力基础设施迁移。</w:t>
             </w:r>
           </w:p>
         </w:tc>
@@ -10229,79 +12640,7 @@
                 <w:rFonts w:ascii="楷体" w:eastAsia="楷体" w:hAnsi="楷体" w:hint="eastAsia"/>
                 <w:szCs w:val="22"/>
               </w:rPr>
-              <w:t>全球通信设备四强之一，覆盖无线基站、光传输、</w:t>
-            </w:r>
-            <w:proofErr w:type="gramStart"/>
-            <w:r>
-              <w:rPr>
-                <w:rFonts w:ascii="楷体" w:eastAsia="楷体" w:hAnsi="楷体" w:hint="eastAsia"/>
-                <w:szCs w:val="22"/>
-              </w:rPr>
-              <w:t>核心网及算力基础</w:t>
-            </w:r>
-            <w:proofErr w:type="gramEnd"/>
-            <w:r>
-              <w:rPr>
-                <w:rFonts w:ascii="楷体" w:eastAsia="楷体" w:hAnsi="楷体" w:hint="eastAsia"/>
-                <w:szCs w:val="22"/>
-              </w:rPr>
-              <w:t>设施。在光通信领域具备从芯片到系统的垂直能力，自</w:t>
-            </w:r>
-            <w:proofErr w:type="gramStart"/>
-            <w:r>
-              <w:rPr>
-                <w:rFonts w:ascii="楷体" w:eastAsia="楷体" w:hAnsi="楷体" w:hint="eastAsia"/>
-                <w:szCs w:val="22"/>
-              </w:rPr>
-              <w:t>研</w:t>
-            </w:r>
-            <w:proofErr w:type="gramEnd"/>
-            <w:r>
-              <w:rPr>
-                <w:rFonts w:ascii="楷体" w:eastAsia="楷体" w:hAnsi="楷体" w:hint="eastAsia"/>
-                <w:szCs w:val="22"/>
-              </w:rPr>
-              <w:t xml:space="preserve"> 400G/800G 光模块及 OTN 设</w:t>
-            </w:r>
-            <w:r>
-              <w:rPr>
-                <w:rFonts w:ascii="楷体" w:eastAsia="楷体" w:hAnsi="楷体" w:hint="eastAsia"/>
-                <w:szCs w:val="22"/>
-              </w:rPr>
-              <w:lastRenderedPageBreak/>
-              <w:t>备。受益于国内</w:t>
-            </w:r>
-            <w:proofErr w:type="gramStart"/>
-            <w:r>
-              <w:rPr>
-                <w:rFonts w:ascii="楷体" w:eastAsia="楷体" w:hAnsi="楷体" w:hint="eastAsia"/>
-                <w:szCs w:val="22"/>
-              </w:rPr>
-              <w:t>算力网络</w:t>
-            </w:r>
-            <w:proofErr w:type="gramEnd"/>
-            <w:r>
-              <w:rPr>
-                <w:rFonts w:ascii="楷体" w:eastAsia="楷体" w:hAnsi="楷体" w:hint="eastAsia"/>
-                <w:szCs w:val="22"/>
-              </w:rPr>
-              <w:t>建设及海外 5G-A/FTTR 升级，是</w:t>
-            </w:r>
-            <w:proofErr w:type="gramStart"/>
-            <w:r>
-              <w:rPr>
-                <w:rFonts w:ascii="楷体" w:eastAsia="楷体" w:hAnsi="楷体" w:hint="eastAsia"/>
-                <w:szCs w:val="22"/>
-              </w:rPr>
-              <w:t>电信级</w:t>
-            </w:r>
-            <w:proofErr w:type="gramEnd"/>
-            <w:r>
-              <w:rPr>
-                <w:rFonts w:ascii="楷体" w:eastAsia="楷体" w:hAnsi="楷体" w:hint="eastAsia"/>
-                <w:szCs w:val="22"/>
-              </w:rPr>
-              <w:t>光通信市场的核心参与者。</w:t>
+              <w:t>全球通信设备四强之一，覆盖无线基站、光传输、核心网及算力基础设施。在光通信领域具备从芯片到系统的垂直能力，自研 400G/800G 光模块及 OTN 设备。受益于国内算力网络建设及海外 5G-A/FTTR 升级，是电信级光通信市场的核心参与者。</w:t>
             </w:r>
           </w:p>
         </w:tc>
@@ -10328,7 +12667,6 @@
                 <w:rFonts w:ascii="楷体" w:eastAsia="楷体" w:hAnsi="楷体" w:hint="eastAsia"/>
                 <w:szCs w:val="22"/>
               </w:rPr>
-              <w:lastRenderedPageBreak/>
               <w:t>000988.SZ</w:t>
             </w:r>
           </w:p>
@@ -10486,55 +12824,7 @@
                 <w:rFonts w:ascii="楷体" w:eastAsia="楷体" w:hAnsi="楷体" w:hint="eastAsia"/>
                 <w:szCs w:val="22"/>
               </w:rPr>
-              <w:t>全球光纤光缆前三强，业务覆盖光纤预制棒、海缆、光模块及海洋通信工程。在光通信领域具备"棒</w:t>
-            </w:r>
-            <w:proofErr w:type="gramStart"/>
-            <w:r>
-              <w:rPr>
-                <w:rFonts w:ascii="楷体" w:eastAsia="楷体" w:hAnsi="楷体" w:hint="eastAsia"/>
-                <w:szCs w:val="22"/>
-              </w:rPr>
-              <w:t>纤</w:t>
-            </w:r>
-            <w:proofErr w:type="gramEnd"/>
-            <w:r>
-              <w:rPr>
-                <w:rFonts w:ascii="楷体" w:eastAsia="楷体" w:hAnsi="楷体" w:hint="eastAsia"/>
-                <w:szCs w:val="22"/>
-              </w:rPr>
-              <w:t>缆"一体化成本优势，海</w:t>
-            </w:r>
-            <w:proofErr w:type="gramStart"/>
-            <w:r>
-              <w:rPr>
-                <w:rFonts w:ascii="楷体" w:eastAsia="楷体" w:hAnsi="楷体" w:hint="eastAsia"/>
-                <w:szCs w:val="22"/>
-              </w:rPr>
-              <w:t>缆业务</w:t>
-            </w:r>
-            <w:proofErr w:type="gramEnd"/>
-            <w:r>
-              <w:rPr>
-                <w:rFonts w:ascii="楷体" w:eastAsia="楷体" w:hAnsi="楷体" w:hint="eastAsia"/>
-                <w:szCs w:val="22"/>
-              </w:rPr>
-              <w:t xml:space="preserve">受益于全球海上风电及跨洋通信建设。随着 AI </w:t>
-            </w:r>
-            <w:proofErr w:type="gramStart"/>
-            <w:r>
-              <w:rPr>
-                <w:rFonts w:ascii="楷体" w:eastAsia="楷体" w:hAnsi="楷体" w:hint="eastAsia"/>
-                <w:szCs w:val="22"/>
-              </w:rPr>
-              <w:t>算力网络</w:t>
-            </w:r>
-            <w:proofErr w:type="gramEnd"/>
-            <w:r>
-              <w:rPr>
-                <w:rFonts w:ascii="楷体" w:eastAsia="楷体" w:hAnsi="楷体" w:hint="eastAsia"/>
-                <w:szCs w:val="22"/>
-              </w:rPr>
-              <w:t>向边缘延伸，光纤基础设施需求刚性，公司作为光通信底座厂商持续受益。</w:t>
+              <w:t>全球光纤光缆前三强，业务覆盖光纤预制棒、海缆、光模块及海洋通信工程。在光通信领域具备"棒纤缆"一体化成本优势，海缆业务受益于全球海上风电及跨洋通信建设。随着 AI 算力网络向边缘延伸，光纤基础设施需求刚性，公司作为光通信底座厂商持续受益。</w:t>
             </w:r>
           </w:p>
         </w:tc>
@@ -10588,7 +12878,7 @@
           <w:szCs w:val="22"/>
         </w:rPr>
         <w:drawing>
-          <wp:inline distT="0" distB="0" distL="0" distR="0" wp14:anchorId="2BBE10D6" wp14:editId="27304DB3">
+          <wp:inline distT="0" distB="0" distL="0" distR="0" wp14:anchorId="2BBE10D6" wp14:editId="241D6ACC">
             <wp:extent cx="5274310" cy="1477010"/>
             <wp:effectExtent l="0" t="0" r="2540" b="8890"/>
             <wp:docPr id="411551653" name="图片 1"/>
@@ -10780,25 +13070,7 @@
                 <w:sz w:val="22"/>
                 <w:szCs w:val="22"/>
               </w:rPr>
-              <w:t>国</w:t>
-            </w:r>
-            <w:proofErr w:type="gramStart"/>
-            <w:r>
-              <w:rPr>
-                <w:rFonts w:ascii="楷体" w:hAnsi="楷体"/>
-                <w:sz w:val="22"/>
-                <w:szCs w:val="22"/>
-              </w:rPr>
-              <w:t>泰中证全指</w:t>
-            </w:r>
-            <w:proofErr w:type="gramEnd"/>
-            <w:r>
-              <w:rPr>
-                <w:rFonts w:ascii="楷体" w:hAnsi="楷体"/>
-                <w:sz w:val="22"/>
-                <w:szCs w:val="22"/>
-              </w:rPr>
-              <w:t>通信设备ETF</w:t>
+              <w:t>国泰中证全指通信设备ETF</w:t>
             </w:r>
           </w:p>
         </w:tc>
@@ -11649,7 +13921,6 @@
                 <w:sz w:val="22"/>
                 <w:szCs w:val="22"/>
               </w:rPr>
-              <w:lastRenderedPageBreak/>
               <w:t>销售服务费率</w:t>
             </w:r>
           </w:p>
@@ -11802,23 +14073,13 @@
                 <w:szCs w:val="22"/>
               </w:rPr>
             </w:pPr>
-            <w:proofErr w:type="gramStart"/>
             <w:r>
               <w:rPr>
                 <w:rFonts w:ascii="楷体" w:hAnsi="楷体"/>
                 <w:sz w:val="22"/>
                 <w:szCs w:val="22"/>
               </w:rPr>
-              <w:t>中证全指</w:t>
-            </w:r>
-            <w:proofErr w:type="gramEnd"/>
-            <w:r>
-              <w:rPr>
-                <w:rFonts w:ascii="楷体" w:hAnsi="楷体"/>
-                <w:sz w:val="22"/>
-                <w:szCs w:val="22"/>
-              </w:rPr>
-              <w:t>通信设备指数收益率</w:t>
+              <w:t>中证全指通信设备指数收益率</w:t>
             </w:r>
           </w:p>
         </w:tc>
@@ -12088,55 +14349,7 @@
                 <w:rFonts w:ascii="楷体" w:eastAsia="楷体" w:hAnsi="楷体"/>
                 <w:szCs w:val="22"/>
               </w:rPr>
-              <w:t>国内光模块核心供应商之一，深度布局 800G/1.6T 高速光模块，</w:t>
-            </w:r>
-            <w:proofErr w:type="gramStart"/>
-            <w:r>
-              <w:rPr>
-                <w:rFonts w:ascii="楷体" w:eastAsia="楷体" w:hAnsi="楷体"/>
-                <w:szCs w:val="22"/>
-              </w:rPr>
-              <w:t>在硅光及</w:t>
-            </w:r>
-            <w:proofErr w:type="gramEnd"/>
-            <w:r>
-              <w:rPr>
-                <w:rFonts w:ascii="楷体" w:eastAsia="楷体" w:hAnsi="楷体"/>
-                <w:szCs w:val="22"/>
-              </w:rPr>
-              <w:t xml:space="preserve"> LPO（线性驱动可插拔光学）技术路线具备先发优势。客户覆盖北美云厂商及国内互联网巨头，受益于 AI </w:t>
-            </w:r>
-            <w:proofErr w:type="gramStart"/>
-            <w:r>
-              <w:rPr>
-                <w:rFonts w:ascii="楷体" w:eastAsia="楷体" w:hAnsi="楷体"/>
-                <w:szCs w:val="22"/>
-              </w:rPr>
-              <w:t>算力基础</w:t>
-            </w:r>
-            <w:proofErr w:type="gramEnd"/>
-            <w:r>
-              <w:rPr>
-                <w:rFonts w:ascii="楷体" w:eastAsia="楷体" w:hAnsi="楷体"/>
-                <w:szCs w:val="22"/>
-              </w:rPr>
-              <w:t>设施扩容，高速产品占</w:t>
-            </w:r>
-            <w:proofErr w:type="gramStart"/>
-            <w:r>
-              <w:rPr>
-                <w:rFonts w:ascii="楷体" w:eastAsia="楷体" w:hAnsi="楷体"/>
-                <w:szCs w:val="22"/>
-              </w:rPr>
-              <w:t>比持续</w:t>
-            </w:r>
-            <w:proofErr w:type="gramEnd"/>
-            <w:r>
-              <w:rPr>
-                <w:rFonts w:ascii="楷体" w:eastAsia="楷体" w:hAnsi="楷体"/>
-                <w:szCs w:val="22"/>
-              </w:rPr>
-              <w:t>提升，盈利能力行业领先。</w:t>
+              <w:t>国内光模块核心供应商之一，深度布局 800G/1.6T 高速光模块，在硅光及 LPO（线性驱动可插拔光学）技术路线具备先发优势。客户覆盖北美云厂商及国内互联网巨头，受益于 AI 算力基础设施扩容，高速产品占比持续提升，盈利能力行业领先。</w:t>
             </w:r>
           </w:p>
         </w:tc>
@@ -12163,6 +14376,7 @@
                 <w:rFonts w:ascii="楷体" w:eastAsia="楷体" w:hAnsi="楷体"/>
                 <w:szCs w:val="22"/>
               </w:rPr>
+              <w:lastRenderedPageBreak/>
               <w:t>300308.SZ</w:t>
             </w:r>
           </w:p>
@@ -12185,23 +14399,35 @@
                 <w:rFonts w:ascii="楷体" w:eastAsia="楷体" w:hAnsi="楷体"/>
                 <w:szCs w:val="22"/>
               </w:rPr>
-              <w:t>中</w:t>
-            </w:r>
-            <w:proofErr w:type="gramStart"/>
+              <w:t>中际旭创</w:t>
+            </w:r>
+          </w:p>
+        </w:tc>
+        <w:tc>
+          <w:tcPr>
+            <w:tcW w:w="992" w:type="dxa"/>
+            <w:noWrap/>
+            <w:hideMark/>
+          </w:tcPr>
+          <w:p>
+            <w:pPr>
+              <w:rPr>
+                <w:rFonts w:ascii="楷体" w:eastAsia="楷体" w:hAnsi="楷体" w:hint="eastAsia"/>
+                <w:szCs w:val="22"/>
+              </w:rPr>
+            </w:pPr>
             <w:r>
               <w:rPr>
                 <w:rFonts w:ascii="楷体" w:eastAsia="楷体" w:hAnsi="楷体"/>
                 <w:szCs w:val="22"/>
               </w:rPr>
-              <w:t>际旭创</w:t>
-            </w:r>
-            <w:proofErr w:type="gramEnd"/>
-          </w:p>
-        </w:tc>
-        <w:tc>
-          <w:tcPr>
-            <w:tcW w:w="992" w:type="dxa"/>
-            <w:noWrap/>
+              <w:t>13.66</w:t>
+            </w:r>
+          </w:p>
+        </w:tc>
+        <w:tc>
+          <w:tcPr>
+            <w:tcW w:w="5812" w:type="dxa"/>
             <w:hideMark/>
           </w:tcPr>
           <w:p>
@@ -12216,92 +14442,7 @@
                 <w:rFonts w:ascii="楷体" w:eastAsia="楷体" w:hAnsi="楷体"/>
                 <w:szCs w:val="22"/>
               </w:rPr>
-              <w:t>13.66</w:t>
-            </w:r>
-          </w:p>
-        </w:tc>
-        <w:tc>
-          <w:tcPr>
-            <w:tcW w:w="5812" w:type="dxa"/>
-            <w:hideMark/>
-          </w:tcPr>
-          <w:p>
-            <w:pPr>
-              <w:rPr>
-                <w:rFonts w:ascii="楷体" w:eastAsia="楷体" w:hAnsi="楷体" w:hint="eastAsia"/>
-                <w:szCs w:val="22"/>
-              </w:rPr>
-            </w:pPr>
-            <w:r>
-              <w:rPr>
-                <w:rFonts w:ascii="楷体" w:eastAsia="楷体" w:hAnsi="楷体"/>
-                <w:szCs w:val="22"/>
-              </w:rPr>
-              <w:t>全球光模块龙头，800G 出货</w:t>
-            </w:r>
-            <w:proofErr w:type="gramStart"/>
-            <w:r>
-              <w:rPr>
-                <w:rFonts w:ascii="楷体" w:eastAsia="楷体" w:hAnsi="楷体"/>
-                <w:szCs w:val="22"/>
-              </w:rPr>
-              <w:t>量市占率</w:t>
-            </w:r>
-            <w:proofErr w:type="gramEnd"/>
-            <w:r>
-              <w:rPr>
-                <w:rFonts w:ascii="楷体" w:eastAsia="楷体" w:hAnsi="楷体"/>
-                <w:szCs w:val="22"/>
-              </w:rPr>
-              <w:t xml:space="preserve">第一，1.6T </w:t>
-            </w:r>
-            <w:proofErr w:type="gramStart"/>
-            <w:r>
-              <w:rPr>
-                <w:rFonts w:ascii="楷体" w:eastAsia="楷体" w:hAnsi="楷体"/>
-                <w:szCs w:val="22"/>
-              </w:rPr>
-              <w:t>硅光模块</w:t>
-            </w:r>
-            <w:proofErr w:type="gramEnd"/>
-            <w:r>
-              <w:rPr>
-                <w:rFonts w:ascii="楷体" w:eastAsia="楷体" w:hAnsi="楷体"/>
-                <w:szCs w:val="22"/>
-              </w:rPr>
-              <w:t>已进入英伟达、谷歌等核心客户供应链。通过收购储翰科技</w:t>
-            </w:r>
-            <w:proofErr w:type="gramStart"/>
-            <w:r>
-              <w:rPr>
-                <w:rFonts w:ascii="楷体" w:eastAsia="楷体" w:hAnsi="楷体"/>
-                <w:szCs w:val="22"/>
-              </w:rPr>
-              <w:t>完善硅光芯片</w:t>
-            </w:r>
-            <w:proofErr w:type="gramEnd"/>
-            <w:r>
-              <w:rPr>
-                <w:rFonts w:ascii="楷体" w:eastAsia="楷体" w:hAnsi="楷体"/>
-                <w:szCs w:val="22"/>
-              </w:rPr>
-              <w:t>自主能力，深度绑定台积电 CMOS 代工资源。AI 驱动下，公司技术迭代与客户卡位优势显著，是 1.6T 时代</w:t>
-            </w:r>
-            <w:proofErr w:type="gramStart"/>
-            <w:r>
-              <w:rPr>
-                <w:rFonts w:ascii="楷体" w:eastAsia="楷体" w:hAnsi="楷体"/>
-                <w:szCs w:val="22"/>
-              </w:rPr>
-              <w:t>最确定</w:t>
-            </w:r>
-            <w:proofErr w:type="gramEnd"/>
-            <w:r>
-              <w:rPr>
-                <w:rFonts w:ascii="楷体" w:eastAsia="楷体" w:hAnsi="楷体"/>
-                <w:szCs w:val="22"/>
-              </w:rPr>
-              <w:t>的受益标的之一。</w:t>
+              <w:t>全球光模块龙头，800G 出货量市占率第一，1.6T 硅光模块已进入英伟达、谷歌等核心客户供应链。通过收购储翰科技完善硅光芯片自主能力，深度绑定台积电 CMOS 代工资源。AI 驱动下，公司技术迭代与客户卡位优势显著，是 1.6T 时代最确定的受益标的之一。</w:t>
             </w:r>
           </w:p>
         </w:tc>
@@ -12393,39 +14534,7 @@
                 <w:rFonts w:ascii="楷体" w:eastAsia="楷体" w:hAnsi="楷体"/>
                 <w:szCs w:val="22"/>
               </w:rPr>
-              <w:t>全球电子制造服务（EMS）巨头，深度绑定</w:t>
-            </w:r>
-            <w:proofErr w:type="gramStart"/>
-            <w:r>
-              <w:rPr>
-                <w:rFonts w:ascii="楷体" w:eastAsia="楷体" w:hAnsi="楷体"/>
-                <w:szCs w:val="22"/>
-              </w:rPr>
-              <w:t>英伟达</w:t>
-            </w:r>
-            <w:proofErr w:type="gramEnd"/>
-            <w:r>
-              <w:rPr>
-                <w:rFonts w:ascii="楷体" w:eastAsia="楷体" w:hAnsi="楷体"/>
-                <w:szCs w:val="22"/>
-              </w:rPr>
-              <w:t xml:space="preserve"> AI 服务器代工业务，覆盖 GPU 模组、HGX 基板及整机组装。随着</w:t>
-            </w:r>
-            <w:proofErr w:type="gramStart"/>
-            <w:r>
-              <w:rPr>
-                <w:rFonts w:ascii="楷体" w:eastAsia="楷体" w:hAnsi="楷体"/>
-                <w:szCs w:val="22"/>
-              </w:rPr>
-              <w:t>英伟达</w:t>
-            </w:r>
-            <w:proofErr w:type="gramEnd"/>
-            <w:r>
-              <w:rPr>
-                <w:rFonts w:ascii="楷体" w:eastAsia="楷体" w:hAnsi="楷体"/>
-                <w:szCs w:val="22"/>
-              </w:rPr>
-              <w:t xml:space="preserve"> Blackwell/Rubin 平台放量，公司作为核心代工厂直接受益于 AI 服务器出货量激增，同时向上游光互联、液冷等环节延伸布局。</w:t>
+              <w:t>全球电子制造服务（EMS）巨头，深度绑定英伟达 AI 服务器代工业务，覆盖 GPU 模组、HGX 基板及整机组装。随着英伟达 Blackwell/Rubin 平台放量，公司作为核心代工厂直接受益于 AI 服务器出货量激增，同时向上游光互联、液冷等环节延伸布局。</w:t>
             </w:r>
           </w:p>
         </w:tc>
@@ -12469,7 +14578,6 @@
                 <w:szCs w:val="22"/>
               </w:rPr>
             </w:pPr>
-            <w:proofErr w:type="gramStart"/>
             <w:r>
               <w:rPr>
                 <w:rFonts w:ascii="楷体" w:eastAsia="楷体" w:hAnsi="楷体"/>
@@ -12477,7 +14585,6 @@
               </w:rPr>
               <w:t>天孚通信</w:t>
             </w:r>
-            <w:proofErr w:type="gramEnd"/>
           </w:p>
         </w:tc>
         <w:tc>
@@ -12519,39 +14626,7 @@
                 <w:rFonts w:ascii="楷体" w:eastAsia="楷体" w:hAnsi="楷体"/>
                 <w:szCs w:val="22"/>
               </w:rPr>
-              <w:t>光器件细分领域隐形冠军，主营光引擎、光隔离器、Mux/</w:t>
-            </w:r>
-            <w:proofErr w:type="spellStart"/>
-            <w:r>
-              <w:rPr>
-                <w:rFonts w:ascii="楷体" w:eastAsia="楷体" w:hAnsi="楷体"/>
-                <w:szCs w:val="22"/>
-              </w:rPr>
-              <w:t>Demux</w:t>
-            </w:r>
-            <w:proofErr w:type="spellEnd"/>
-            <w:r>
-              <w:rPr>
-                <w:rFonts w:ascii="楷体" w:eastAsia="楷体" w:hAnsi="楷体"/>
-                <w:szCs w:val="22"/>
-              </w:rPr>
-              <w:t xml:space="preserve"> 等无源/有源器件。为 800G/1.6T 光模块提供核心光学组件，深度配套中</w:t>
-            </w:r>
-            <w:proofErr w:type="gramStart"/>
-            <w:r>
-              <w:rPr>
-                <w:rFonts w:ascii="楷体" w:eastAsia="楷体" w:hAnsi="楷体"/>
-                <w:szCs w:val="22"/>
-              </w:rPr>
-              <w:t>际旭创</w:t>
-            </w:r>
-            <w:proofErr w:type="gramEnd"/>
-            <w:r>
-              <w:rPr>
-                <w:rFonts w:ascii="楷体" w:eastAsia="楷体" w:hAnsi="楷体"/>
-                <w:szCs w:val="22"/>
-              </w:rPr>
-              <w:t>、新易盛等模块厂商。随着高速模块集成度提升，公司光引擎业务向更高价值量升级，是光模块产业链上游的关键卡位者。</w:t>
+              <w:t>光器件细分领域隐形冠军，主营光引擎、光隔离器、Mux/Demux 等无源/有源器件。为 800G/1.6T 光模块提供核心光学组件，深度配套中际旭创、新易盛等模块厂商。随着高速模块集成度提升，公司光引擎业务向更高价值量升级，是光模块产业链上游的关键卡位者。</w:t>
             </w:r>
           </w:p>
         </w:tc>
@@ -12643,72 +14718,7 @@
                 <w:rFonts w:ascii="楷体" w:eastAsia="楷体" w:hAnsi="楷体"/>
                 <w:szCs w:val="22"/>
               </w:rPr>
-              <w:t>全球通信设备四强之一，覆盖无线基站、光传输、</w:t>
-            </w:r>
-            <w:proofErr w:type="gramStart"/>
-            <w:r>
-              <w:rPr>
-                <w:rFonts w:ascii="楷体" w:eastAsia="楷体" w:hAnsi="楷体"/>
-                <w:szCs w:val="22"/>
-              </w:rPr>
-              <w:t>核心网及算力基础</w:t>
-            </w:r>
-            <w:proofErr w:type="gramEnd"/>
-            <w:r>
-              <w:rPr>
-                <w:rFonts w:ascii="楷体" w:eastAsia="楷体" w:hAnsi="楷体"/>
-                <w:szCs w:val="22"/>
-              </w:rPr>
-              <w:t>设施。在光通信领域具备从芯片到系统的垂直能力，自</w:t>
-            </w:r>
-            <w:proofErr w:type="gramStart"/>
-            <w:r>
-              <w:rPr>
-                <w:rFonts w:ascii="楷体" w:eastAsia="楷体" w:hAnsi="楷体"/>
-                <w:szCs w:val="22"/>
-              </w:rPr>
-              <w:t>研</w:t>
-            </w:r>
-            <w:proofErr w:type="gramEnd"/>
-            <w:r>
-              <w:rPr>
-                <w:rFonts w:ascii="楷体" w:eastAsia="楷体" w:hAnsi="楷体"/>
-                <w:szCs w:val="22"/>
-              </w:rPr>
-              <w:t xml:space="preserve"> 400G/800G 光模块及 OTN 设备。受益于国内</w:t>
-            </w:r>
-            <w:proofErr w:type="gramStart"/>
-            <w:r>
-              <w:rPr>
-                <w:rFonts w:ascii="楷体" w:eastAsia="楷体" w:hAnsi="楷体"/>
-                <w:szCs w:val="22"/>
-              </w:rPr>
-              <w:lastRenderedPageBreak/>
-              <w:t>算力网络</w:t>
-            </w:r>
-            <w:proofErr w:type="gramEnd"/>
-            <w:r>
-              <w:rPr>
-                <w:rFonts w:ascii="楷体" w:eastAsia="楷体" w:hAnsi="楷体"/>
-                <w:szCs w:val="22"/>
-              </w:rPr>
-              <w:t>建设及海外 5G-A/FTTR 升级，是</w:t>
-            </w:r>
-            <w:proofErr w:type="gramStart"/>
-            <w:r>
-              <w:rPr>
-                <w:rFonts w:ascii="楷体" w:eastAsia="楷体" w:hAnsi="楷体"/>
-                <w:szCs w:val="22"/>
-              </w:rPr>
-              <w:t>电信级</w:t>
-            </w:r>
-            <w:proofErr w:type="gramEnd"/>
-            <w:r>
-              <w:rPr>
-                <w:rFonts w:ascii="楷体" w:eastAsia="楷体" w:hAnsi="楷体"/>
-                <w:szCs w:val="22"/>
-              </w:rPr>
-              <w:t>光通信市场的核心参与者。</w:t>
+              <w:t>全球通信设备四强之一，覆盖无线基站、光传输、核心网及算力基础设施。在光通信领域具备从芯片到系统的垂直能力，自研 400G/800G 光模块及 OTN 设备。受益于国内算力网络建设及海外 5G-A/FTTR 升级，是电信级光通信市场的核心参与者。</w:t>
             </w:r>
           </w:p>
         </w:tc>
@@ -12735,7 +14745,6 @@
                 <w:rFonts w:ascii="楷体" w:eastAsia="楷体" w:hAnsi="楷体"/>
                 <w:szCs w:val="22"/>
               </w:rPr>
-              <w:lastRenderedPageBreak/>
               <w:t>600487.SH</w:t>
             </w:r>
           </w:p>
@@ -12801,55 +14810,7 @@
                 <w:rFonts w:ascii="楷体" w:eastAsia="楷体" w:hAnsi="楷体"/>
                 <w:szCs w:val="22"/>
               </w:rPr>
-              <w:t>全球光纤光缆前三强，业务覆盖光纤预制棒、海缆、光模块及海洋通信工程。在光通信领域具备"棒</w:t>
-            </w:r>
-            <w:proofErr w:type="gramStart"/>
-            <w:r>
-              <w:rPr>
-                <w:rFonts w:ascii="楷体" w:eastAsia="楷体" w:hAnsi="楷体"/>
-                <w:szCs w:val="22"/>
-              </w:rPr>
-              <w:t>纤</w:t>
-            </w:r>
-            <w:proofErr w:type="gramEnd"/>
-            <w:r>
-              <w:rPr>
-                <w:rFonts w:ascii="楷体" w:eastAsia="楷体" w:hAnsi="楷体"/>
-                <w:szCs w:val="22"/>
-              </w:rPr>
-              <w:t>缆"一体化成本优势，海</w:t>
-            </w:r>
-            <w:proofErr w:type="gramStart"/>
-            <w:r>
-              <w:rPr>
-                <w:rFonts w:ascii="楷体" w:eastAsia="楷体" w:hAnsi="楷体"/>
-                <w:szCs w:val="22"/>
-              </w:rPr>
-              <w:t>缆业务</w:t>
-            </w:r>
-            <w:proofErr w:type="gramEnd"/>
-            <w:r>
-              <w:rPr>
-                <w:rFonts w:ascii="楷体" w:eastAsia="楷体" w:hAnsi="楷体"/>
-                <w:szCs w:val="22"/>
-              </w:rPr>
-              <w:t xml:space="preserve">受益于全球海上风电及跨洋通信建设。随着 AI </w:t>
-            </w:r>
-            <w:proofErr w:type="gramStart"/>
-            <w:r>
-              <w:rPr>
-                <w:rFonts w:ascii="楷体" w:eastAsia="楷体" w:hAnsi="楷体"/>
-                <w:szCs w:val="22"/>
-              </w:rPr>
-              <w:t>算力网络</w:t>
-            </w:r>
-            <w:proofErr w:type="gramEnd"/>
-            <w:r>
-              <w:rPr>
-                <w:rFonts w:ascii="楷体" w:eastAsia="楷体" w:hAnsi="楷体"/>
-                <w:szCs w:val="22"/>
-              </w:rPr>
-              <w:t>向边缘延伸，光纤基础设施需求刚性，公司作为光通信底座厂商持续受益。</w:t>
+              <w:t>全球光纤光缆前三强，业务覆盖光纤预制棒、海缆、光模块及海洋通信工程。在光通信领域具备"棒纤缆"一体化成本优势，海缆业务受益于全球海上风电及跨洋通信建设。随着 AI 算力网络向边缘延伸，光纤基础设施需求刚性，公司作为光通信底座厂商持续受益。</w:t>
             </w:r>
           </w:p>
         </w:tc>
@@ -12941,39 +14902,7 @@
                 <w:rFonts w:ascii="楷体" w:eastAsia="楷体" w:hAnsi="楷体"/>
                 <w:szCs w:val="22"/>
               </w:rPr>
-              <w:t>光电缆综合龙头，业务覆盖光纤光缆、电力传输及海洋能源三大板块。核心看点在于海洋业务高壁垒订单充裕，500kV</w:t>
-            </w:r>
-            <w:proofErr w:type="gramStart"/>
-            <w:r>
-              <w:rPr>
-                <w:rFonts w:ascii="楷体" w:eastAsia="楷体" w:hAnsi="楷体"/>
-                <w:szCs w:val="22"/>
-              </w:rPr>
-              <w:t>柔直海</w:t>
-            </w:r>
-            <w:proofErr w:type="gramEnd"/>
-            <w:r>
-              <w:rPr>
-                <w:rFonts w:ascii="楷体" w:eastAsia="楷体" w:hAnsi="楷体"/>
-                <w:szCs w:val="22"/>
-              </w:rPr>
-              <w:t>缆等高端产品持续交付；光纤光缆受益AI</w:t>
-            </w:r>
-            <w:proofErr w:type="gramStart"/>
-            <w:r>
-              <w:rPr>
-                <w:rFonts w:ascii="楷体" w:eastAsia="楷体" w:hAnsi="楷体"/>
-                <w:szCs w:val="22"/>
-              </w:rPr>
-              <w:t>算力基建</w:t>
-            </w:r>
-            <w:proofErr w:type="gramEnd"/>
-            <w:r>
-              <w:rPr>
-                <w:rFonts w:ascii="楷体" w:eastAsia="楷体" w:hAnsi="楷体"/>
-                <w:szCs w:val="22"/>
-              </w:rPr>
-              <w:t>，价格趋势上行。空芯光纤等前沿技术已商用，"光-电-算"一体化能力持续强化。</w:t>
+              <w:t>光电缆综合龙头，业务覆盖光纤光缆、电力传输及海洋能源三大板块。核心看点在于海洋业务高壁垒订单充裕，500kV柔直海缆等高端产品持续交付；光纤光缆受益AI算力基建，价格趋势上行。空芯光纤等前沿技术已商用，"光-电-算"一体化能力持续强化。</w:t>
             </w:r>
           </w:p>
         </w:tc>
@@ -13017,7 +14946,6 @@
                 <w:szCs w:val="22"/>
               </w:rPr>
             </w:pPr>
-            <w:proofErr w:type="gramStart"/>
             <w:r>
               <w:rPr>
                 <w:rFonts w:ascii="楷体" w:eastAsia="楷体" w:hAnsi="楷体"/>
@@ -13025,7 +14953,6 @@
               </w:rPr>
               <w:t>信维通信</w:t>
             </w:r>
-            <w:proofErr w:type="gramEnd"/>
           </w:p>
         </w:tc>
         <w:tc>
@@ -13067,39 +14994,7 @@
                 <w:rFonts w:ascii="楷体" w:eastAsia="楷体" w:hAnsi="楷体"/>
                 <w:szCs w:val="22"/>
               </w:rPr>
-              <w:t>泛射频龙头，正从消费电子天线向商业卫星通信、智能汽车及AI硬件延伸第二曲线。卫星相控阵天线模组已批量出货，汽车电子进入头部</w:t>
-            </w:r>
-            <w:proofErr w:type="gramStart"/>
-            <w:r>
-              <w:rPr>
-                <w:rFonts w:ascii="楷体" w:eastAsia="楷体" w:hAnsi="楷体"/>
-                <w:szCs w:val="22"/>
-              </w:rPr>
-              <w:t>车企供应</w:t>
-            </w:r>
-            <w:proofErr w:type="gramEnd"/>
-            <w:r>
-              <w:rPr>
-                <w:rFonts w:ascii="楷体" w:eastAsia="楷体" w:hAnsi="楷体"/>
-                <w:szCs w:val="22"/>
-              </w:rPr>
-              <w:t>链。</w:t>
-            </w:r>
-            <w:proofErr w:type="gramStart"/>
-            <w:r>
-              <w:rPr>
-                <w:rFonts w:ascii="楷体" w:eastAsia="楷体" w:hAnsi="楷体"/>
-                <w:szCs w:val="22"/>
-              </w:rPr>
-              <w:t>定增加码</w:t>
-            </w:r>
-            <w:proofErr w:type="gramEnd"/>
-            <w:r>
-              <w:rPr>
-                <w:rFonts w:ascii="楷体" w:eastAsia="楷体" w:hAnsi="楷体"/>
-                <w:szCs w:val="22"/>
-              </w:rPr>
-              <w:t>商业卫星通信器件，国产替代与全球化并行。</w:t>
+              <w:t>泛射频龙头，正从消费电子天线向商业卫星通信、智能汽车及AI硬件延伸第二曲线。卫星相控阵天线模组已批量出货，汽车电子进入头部车企供应链。定增加码商业卫星通信器件，国产替代与全球化并行。</w:t>
             </w:r>
           </w:p>
         </w:tc>
@@ -13191,87 +15086,7 @@
                 <w:rFonts w:ascii="楷体" w:eastAsia="楷体" w:hAnsi="楷体"/>
                 <w:szCs w:val="22"/>
               </w:rPr>
-              <w:t>中国信科集团旗下光通信设备央企，覆盖光传输、光接入</w:t>
-            </w:r>
-            <w:proofErr w:type="gramStart"/>
-            <w:r>
-              <w:rPr>
-                <w:rFonts w:ascii="楷体" w:eastAsia="楷体" w:hAnsi="楷体"/>
-                <w:szCs w:val="22"/>
-              </w:rPr>
-              <w:t>及算力</w:t>
-            </w:r>
-            <w:proofErr w:type="gramEnd"/>
-            <w:r>
-              <w:rPr>
-                <w:rFonts w:ascii="楷体" w:eastAsia="楷体" w:hAnsi="楷体"/>
-                <w:szCs w:val="22"/>
-              </w:rPr>
-              <w:t>信息化。传统运营</w:t>
-            </w:r>
-            <w:proofErr w:type="gramStart"/>
-            <w:r>
-              <w:rPr>
-                <w:rFonts w:ascii="楷体" w:eastAsia="楷体" w:hAnsi="楷体"/>
-                <w:szCs w:val="22"/>
-              </w:rPr>
-              <w:t>商业务</w:t>
-            </w:r>
-            <w:proofErr w:type="gramEnd"/>
-            <w:r>
-              <w:rPr>
-                <w:rFonts w:ascii="楷体" w:eastAsia="楷体" w:hAnsi="楷体"/>
-                <w:szCs w:val="22"/>
-              </w:rPr>
-              <w:t>承压，但</w:t>
-            </w:r>
-            <w:proofErr w:type="gramStart"/>
-            <w:r>
-              <w:rPr>
-                <w:rFonts w:ascii="楷体" w:eastAsia="楷体" w:hAnsi="楷体"/>
-                <w:szCs w:val="22"/>
-              </w:rPr>
-              <w:t>算力业务</w:t>
-            </w:r>
-            <w:proofErr w:type="gramEnd"/>
-            <w:r>
-              <w:rPr>
-                <w:rFonts w:ascii="楷体" w:eastAsia="楷体" w:hAnsi="楷体"/>
-                <w:szCs w:val="22"/>
-              </w:rPr>
-              <w:t>推出DeepSeek一体机全</w:t>
-            </w:r>
-            <w:proofErr w:type="gramStart"/>
-            <w:r>
-              <w:rPr>
-                <w:rFonts w:ascii="楷体" w:eastAsia="楷体" w:hAnsi="楷体"/>
-                <w:szCs w:val="22"/>
-              </w:rPr>
-              <w:t>栈</w:t>
-            </w:r>
-            <w:proofErr w:type="gramEnd"/>
-            <w:r>
-              <w:rPr>
-                <w:rFonts w:ascii="楷体" w:eastAsia="楷体" w:hAnsi="楷体"/>
-                <w:szCs w:val="22"/>
-              </w:rPr>
-              <w:t>方案实现突破；战略上向卫星光通信（星间激光通信</w:t>
-            </w:r>
-            <w:proofErr w:type="gramStart"/>
-            <w:r>
-              <w:rPr>
-                <w:rFonts w:ascii="楷体" w:eastAsia="楷体" w:hAnsi="楷体"/>
-                <w:szCs w:val="22"/>
-              </w:rPr>
-              <w:t>在轨组网</w:t>
-            </w:r>
-            <w:proofErr w:type="gramEnd"/>
-            <w:r>
-              <w:rPr>
-                <w:rFonts w:ascii="楷体" w:eastAsia="楷体" w:hAnsi="楷体"/>
-                <w:szCs w:val="22"/>
-              </w:rPr>
-              <w:t>）和车载光通信延伸，打开非运营商增量空间。</w:t>
+              <w:t>中国信科集团旗下光通信设备央企，覆盖光传输、光接入及算力信息化。传统运营商业务承压，但算力业务推出DeepSeek一体机全栈方案实现突破；战略上向卫星光通信（星间激光通信在轨组网）和车载光通信延伸，打开非运营商增量空间。</w:t>
             </w:r>
           </w:p>
         </w:tc>
@@ -13315,7 +15130,6 @@
                 <w:szCs w:val="22"/>
               </w:rPr>
             </w:pPr>
-            <w:proofErr w:type="gramStart"/>
             <w:r>
               <w:rPr>
                 <w:rFonts w:ascii="楷体" w:eastAsia="楷体" w:hAnsi="楷体"/>
@@ -13323,7 +15137,6 @@
               </w:rPr>
               <w:t>光迅科技</w:t>
             </w:r>
-            <w:proofErr w:type="gramEnd"/>
           </w:p>
         </w:tc>
         <w:tc>
@@ -13365,39 +15178,7 @@
                 <w:rFonts w:ascii="楷体" w:eastAsia="楷体" w:hAnsi="楷体"/>
                 <w:szCs w:val="22"/>
               </w:rPr>
-              <w:t>国内稀缺的"光芯片+光器件+光模块"垂直一体化龙头。AI</w:t>
-            </w:r>
-            <w:proofErr w:type="gramStart"/>
-            <w:r>
-              <w:rPr>
-                <w:rFonts w:ascii="楷体" w:eastAsia="楷体" w:hAnsi="楷体"/>
-                <w:szCs w:val="22"/>
-              </w:rPr>
-              <w:t>算力驱动</w:t>
-            </w:r>
-            <w:proofErr w:type="gramEnd"/>
-            <w:r>
-              <w:rPr>
-                <w:rFonts w:ascii="楷体" w:eastAsia="楷体" w:hAnsi="楷体"/>
-                <w:szCs w:val="22"/>
-              </w:rPr>
-              <w:t>800G/1.6T高速光模块放量，CPO光芯片</w:t>
-            </w:r>
-            <w:proofErr w:type="gramStart"/>
-            <w:r>
-              <w:rPr>
-                <w:rFonts w:ascii="楷体" w:eastAsia="楷体" w:hAnsi="楷体"/>
-                <w:szCs w:val="22"/>
-              </w:rPr>
-              <w:t>自给率超</w:t>
-            </w:r>
-            <w:proofErr w:type="gramEnd"/>
-            <w:r>
-              <w:rPr>
-                <w:rFonts w:ascii="楷体" w:eastAsia="楷体" w:hAnsi="楷体"/>
-                <w:szCs w:val="22"/>
-              </w:rPr>
-              <w:t>70%。独家卡位100Gbps星间激光通信模块，在手订单饱满。3.2T等前沿技术持续验证，高端化与自主可控双轮驱动。</w:t>
+              <w:t>国内稀缺的"光芯片+光器件+光模块"垂直一体化龙头。AI算力驱动800G/1.6T高速光模块放量，CPO光芯片自给率超70%。独家卡位100Gbps星间激光通信模块，在手订单饱满。3.2T等前沿技术持续验证，高端化与自主可控双轮驱动。</w:t>
             </w:r>
           </w:p>
         </w:tc>
@@ -13443,7 +15224,7 @@
           <w:szCs w:val="22"/>
         </w:rPr>
         <w:drawing>
-          <wp:inline distT="0" distB="0" distL="0" distR="0" wp14:anchorId="39C91CC6" wp14:editId="7AFBC137">
+          <wp:inline distT="0" distB="0" distL="0" distR="0" wp14:anchorId="39C91CC6" wp14:editId="64657A9B">
             <wp:extent cx="5274310" cy="1477010"/>
             <wp:effectExtent l="0" t="0" r="2540" b="8890"/>
             <wp:docPr id="1408542838" name="图片 2"/>
